--- a/deliverables/lab8/Lab8_Nuskaulyq_kk.docx
+++ b/deliverables/lab8/Lab8_Nuskaulyq_kk.docx
@@ -49,7 +49,7 @@
     </w:p>
     <w:p>
       <w:r>
-        <w:t>Пакетте: формулалар, төрт елдің TopoJSON картасы, қосалқы аймақ анықтамалығы және тапсыру алдындағы тексеру тізімі.</w:t>
+        <w:t>Орысша Power BI Desktop интерфейсіне бейімделген. Пакетте бастапқы Excel/CSV файлдары, формулалар, төрт елдің TopoJSON картасы және тексеру тізімі бар.</w:t>
       </w:r>
     </w:p>
     <w:p>
@@ -87,7 +87,27 @@
     </w:p>
     <w:p>
       <w:r>
-        <w:t>Негізі: пайдаланушы жүктеген «Лабораторная работа 1 8 апта.docx» және «Лабораторная работа 2 8 апта.docx». Құжаттардағы тапсырмалар мен үлгі суреттер қаралды. Архив сілтемелері сол құжаттардан алынды. Құжаттағы жауаптар архивтері пайдаланылған жоқ.</w:t>
+        <w:t xml:space="preserve">Негізі: пайдаланушы жүктеген екі тапсырма құжаты және </w:t>
+      </w:r>
+      <w:r>
+        <w:rPr>
+          <w:rFonts w:ascii="Consolas" w:hAnsi="Consolas"/>
+          <w:sz w:val="18"/>
+        </w:rPr>
+        <w:t>qf-788.zip</w:t>
+      </w:r>
+      <w:r>
+        <w:t xml:space="preserve">, </w:t>
+      </w:r>
+      <w:r>
+        <w:rPr>
+          <w:rFonts w:ascii="Consolas" w:hAnsi="Consolas"/>
+          <w:sz w:val="18"/>
+        </w:rPr>
+        <w:t>qf-774.zip</w:t>
+      </w:r>
+      <w:r>
+        <w:t xml:space="preserve"> бастапқы деректер архивтері. Екі архив те ашылып, кестелері, байланыс кілттері және бақылау нәтижелері деректер бойынша тексерілді. Құжаттағы жауаптар архивтері пайдаланылған жоқ. Бұл нұсқа 2026 жылғы 22 қазанда нақты архивтерге бейімделді.</w:t>
       </w:r>
     </w:p>
     <w:p>
@@ -384,7 +404,7 @@
         <w:ind w:left="227" w:hanging="227"/>
       </w:pPr>
       <w:r>
-        <w:t>2. Төмендегі бумаларды File Explorer арқылы жасаңыз:</w:t>
+        <w:t>2. Төмендегі бумаларды Windows «Проводник» арқылы жасаңыз:</w:t>
       </w:r>
     </w:p>
     <w:p>
@@ -404,7 +424,7 @@
         <w:shd w:fill="F1F5F7"/>
       </w:pPr>
       <w:r>
-        <w:t xml:space="preserve">  part1\</w:t>
+        <w:t xml:space="preserve">  part1\Construct a creature.xlsx</w:t>
       </w:r>
     </w:p>
     <w:p>
@@ -414,7 +434,47 @@
         <w:shd w:fill="F1F5F7"/>
       </w:pPr>
       <w:r>
-        <w:t xml:space="preserve">  part2\</w:t>
+        <w:t xml:space="preserve">  part2\Voting.xlsx</w:t>
+      </w:r>
+    </w:p>
+    <w:p>
+      <w:pPr>
+        <w:pStyle w:val="CodeBlock"/>
+        <w:keepNext/>
+        <w:shd w:fill="F1F5F7"/>
+      </w:pPr>
+      <w:r>
+        <w:t xml:space="preserve">  part2\Voting.csv</w:t>
+      </w:r>
+    </w:p>
+    <w:p>
+      <w:pPr>
+        <w:pStyle w:val="CodeBlock"/>
+        <w:keepNext/>
+        <w:shd w:fill="F1F5F7"/>
+      </w:pPr>
+      <w:r>
+        <w:t xml:space="preserve">  part2\Regions.xlsx</w:t>
+      </w:r>
+    </w:p>
+    <w:p>
+      <w:pPr>
+        <w:pStyle w:val="CodeBlock"/>
+        <w:keepNext/>
+        <w:shd w:fill="F1F5F7"/>
+      </w:pPr>
+      <w:r>
+        <w:t xml:space="preserve">  part2\Regions.csv</w:t>
+      </w:r>
+    </w:p>
+    <w:p>
+      <w:pPr>
+        <w:pStyle w:val="CodeBlock"/>
+        <w:keepNext/>
+        <w:shd w:fill="F1F5F7"/>
+      </w:pPr>
+      <w:r>
+        <w:t xml:space="preserve">  UK_countries.topojson</w:t>
       </w:r>
     </w:p>
     <w:p>
@@ -447,7 +507,7 @@
         <w:ind w:left="227" w:hanging="227"/>
       </w:pPr>
       <w:r>
-        <w:t>3. PBIX файлын компьютерге сақтау және жергілікті деректермен жұмыс істеу үшін Power BI Service қызметіне жариялау міндетті емес. Егер Publish немесе кіру терезесі шықса, жергілікті файлмен жұмысты жалғастырыңыз.</w:t>
+        <w:t>3. PBIX файлын компьютерге сақтау және жергілікті деректермен жұмыс істеу үшін Power BI Service қызметіне жариялау міндетті емес. Егер Опубликовать немесе кіру терезесі шықса, жергілікті файлмен жұмысты жалғастырыңыз.</w:t>
       </w:r>
     </w:p>
     <w:p>
@@ -455,32 +515,71 @@
         <w:ind w:left="227" w:hanging="227"/>
       </w:pPr>
       <w:r>
-        <w:t xml:space="preserve">4. Интерфейс нұсқасына қарай оң жақ панель </w:t>
+        <w:t xml:space="preserve">4. Нұсқаулық </w:t>
+      </w:r>
+      <w:r>
+        <w:rPr>
+          <w:b/>
+        </w:rPr>
+        <w:t>орысша Power BI Desktop интерфейсіне</w:t>
+      </w:r>
+      <w:r>
+        <w:t xml:space="preserve"> бейімделді: түсіндірмелер қазақша, мәзірлер мен батырмалар орысша берілген. Бағдарлама нұсқасына қарай «Создать столбец» орнына «Новый столбец», «Создать меру» орнына «Новая мера» кездесуі мүмкін. Дерек кестелері мен DAX функцияларының ағылшынша атауларын өзгертпеңіз.</w:t>
+      </w:r>
+    </w:p>
+    <w:p>
+      <w:r>
+        <w:t xml:space="preserve">Толық </w:t>
       </w:r>
       <w:r>
         <w:rPr>
           <w:rFonts w:ascii="Consolas" w:hAnsi="Consolas"/>
           <w:sz w:val="18"/>
         </w:rPr>
-        <w:t>Visualizations</w:t>
-      </w:r>
-      <w:r>
-        <w:t xml:space="preserve"> немесе </w:t>
+        <w:t>Lab8_Materials_kk.zip</w:t>
+      </w:r>
+      <w:r>
+        <w:t xml:space="preserve"> пакетін жүктесеңіз, оның ішіндегі </w:t>
       </w:r>
       <w:r>
         <w:rPr>
           <w:rFonts w:ascii="Consolas" w:hAnsi="Consolas"/>
           <w:sz w:val="18"/>
         </w:rPr>
-        <w:t>Build a visual</w:t>
-      </w:r>
-      <w:r>
-        <w:t xml:space="preserve"> деп аталуы мүмкін. Қадамдардағы атаулар ағылшынша берілген; орысша интерфейсте олардың баламаларын таңдаңыз.</w:t>
-      </w:r>
-    </w:p>
-    <w:p>
-      <w:r>
-        <w:t xml:space="preserve">Осы нұсқаулық пакетінің ішіндегі </w:t>
+        <w:t>lab8</w:t>
+      </w:r>
+      <w:r>
+        <w:t xml:space="preserve"> бумасын </w:t>
+      </w:r>
+      <w:r>
+        <w:rPr>
+          <w:rFonts w:ascii="Consolas" w:hAnsi="Consolas"/>
+          <w:sz w:val="18"/>
+        </w:rPr>
+        <w:t>C:\BigDATA</w:t>
+      </w:r>
+      <w:r>
+        <w:t xml:space="preserve"> ішіне көшіріңіз. Бастапқы Excel/CSV файлдары пакетке енгізілген. </w:t>
+      </w:r>
+      <w:r>
+        <w:rPr>
+          <w:rFonts w:ascii="Consolas" w:hAnsi="Consolas"/>
+          <w:sz w:val="18"/>
+        </w:rPr>
+        <w:t>results</w:t>
+      </w:r>
+      <w:r>
+        <w:t xml:space="preserve"> және </w:t>
+      </w:r>
+      <w:r>
+        <w:rPr>
+          <w:rFonts w:ascii="Consolas" w:hAnsi="Consolas"/>
+          <w:sz w:val="18"/>
+        </w:rPr>
+        <w:t>screenshots</w:t>
+      </w:r>
+      <w:r>
+        <w:t xml:space="preserve"> бумаларын өзіңіз жасаңыз. </w:t>
       </w:r>
       <w:r>
         <w:rPr>
@@ -490,27 +589,7 @@
         <w:t>UK_countries.topojson</w:t>
       </w:r>
       <w:r>
-        <w:t xml:space="preserve"> файлын </w:t>
-      </w:r>
-      <w:r>
-        <w:rPr>
-          <w:rFonts w:ascii="Consolas" w:hAnsi="Consolas"/>
-          <w:sz w:val="18"/>
-        </w:rPr>
-        <w:t>part2</w:t>
-      </w:r>
-      <w:r>
-        <w:t xml:space="preserve"> бумасына көшіріңіз. Ол Shape map үшін қажет. </w:t>
-      </w:r>
-      <w:r>
-        <w:rPr>
-          <w:rFonts w:ascii="Consolas" w:hAnsi="Consolas"/>
-          <w:sz w:val="18"/>
-        </w:rPr>
-        <w:t>RegionCountry_fallback.csv</w:t>
-      </w:r>
-      <w:r>
-        <w:t xml:space="preserve"> — Regions кітабы қолжетімсіз болғандағы қосалқы анықтамалық; </w:t>
+        <w:t xml:space="preserve"> — Карта фигур картасы; </w:t>
       </w:r>
       <w:r>
         <w:rPr>
@@ -528,252 +607,7 @@
         <w:pStyle w:val="Heading1"/>
       </w:pPr>
       <w:r>
-        <w:t>3. Тапсырманың бастапқы деректерін жүктеу</w:t>
-      </w:r>
-    </w:p>
-    <w:p>
-      <w:r>
-        <w:t>Түпнұсқа DOCX құжаттарындағы деректер архивтері:</w:t>
-      </w:r>
-    </w:p>
-    <w:p>
-      <w:pPr>
-        <w:pStyle w:val="ListBullet"/>
-      </w:pPr>
-      <w:r>
-        <w:t>1-бөлім: https://biconsult.ru/img/pbi/exercises/exercise-question-files/qf-788.zip</w:t>
-      </w:r>
-    </w:p>
-    <w:p>
-      <w:pPr>
-        <w:pStyle w:val="ListBullet"/>
-      </w:pPr>
-      <w:r>
-        <w:t>2-бөлім: https://biconsult.ru/img/pbi/exercises/exercise-question-files/qf-774.zip</w:t>
-      </w:r>
-    </w:p>
-    <w:p>
-      <w:r>
-        <w:t xml:space="preserve">Бірінші архивті </w:t>
-      </w:r>
-      <w:r>
-        <w:rPr>
-          <w:rFonts w:ascii="Consolas" w:hAnsi="Consolas"/>
-          <w:sz w:val="18"/>
-        </w:rPr>
-        <w:t>part1</w:t>
-      </w:r>
-      <w:r>
-        <w:t xml:space="preserve">, екінші архивті </w:t>
-      </w:r>
-      <w:r>
-        <w:rPr>
-          <w:rFonts w:ascii="Consolas" w:hAnsi="Consolas"/>
-          <w:sz w:val="18"/>
-        </w:rPr>
-        <w:t>part2</w:t>
-      </w:r>
-      <w:r>
-        <w:t xml:space="preserve"> бумасына жүктеңіз. ZIP файлын оң жақ батырмамен басып, </w:t>
-      </w:r>
-      <w:r>
-        <w:rPr>
-          <w:b/>
-        </w:rPr>
-        <w:t>Extract All / Извлечь все</w:t>
-      </w:r>
-      <w:r>
-        <w:t xml:space="preserve"> таңдаңыз. Архив ішіндегі файлды тікелей ашпай, шығарылған көшірмесімен жұмыс істеңіз.</w:t>
-      </w:r>
-    </w:p>
-    <w:p>
-      <w:r>
-        <w:rPr>
-          <w:b/>
-        </w:rPr>
-        <w:t>Тексеру шегі:</w:t>
-      </w:r>
-      <w:r>
-        <w:t xml:space="preserve"> бұл нұсқаулық дайындалған бұлттық ортадан biconsult.ru сайтына және Electoral Commission сайтына қосылуға рұқсат берілмеді. Сондықтан архивтердің нақты ішкі файл атаулары, парақтары және бағандары ашылып тексерілген жоқ. Төменде құжат суреттерінде анық көрінген </w:t>
-      </w:r>
-      <w:r>
-        <w:rPr>
-          <w:rFonts w:ascii="Consolas" w:hAnsi="Consolas"/>
-          <w:sz w:val="18"/>
-        </w:rPr>
-        <w:t>Quantity</w:t>
-      </w:r>
-      <w:r>
-        <w:t xml:space="preserve">, </w:t>
-      </w:r>
-      <w:r>
-        <w:rPr>
-          <w:rFonts w:ascii="Consolas" w:hAnsi="Consolas"/>
-          <w:sz w:val="18"/>
-        </w:rPr>
-        <w:t>RegionName</w:t>
-      </w:r>
-      <w:r>
-        <w:t xml:space="preserve">, </w:t>
-      </w:r>
-      <w:r>
-        <w:rPr>
-          <w:rFonts w:ascii="Consolas" w:hAnsi="Consolas"/>
-          <w:sz w:val="18"/>
-        </w:rPr>
-        <w:t>CentreName</w:t>
-      </w:r>
-      <w:r>
-        <w:t xml:space="preserve">, </w:t>
-      </w:r>
-      <w:r>
-        <w:rPr>
-          <w:rFonts w:ascii="Consolas" w:hAnsi="Consolas"/>
-          <w:sz w:val="18"/>
-        </w:rPr>
-        <w:t>Area</w:t>
-      </w:r>
-      <w:r>
-        <w:t xml:space="preserve">, </w:t>
-      </w:r>
-      <w:r>
-        <w:rPr>
-          <w:rFonts w:ascii="Consolas" w:hAnsi="Consolas"/>
-          <w:sz w:val="18"/>
-        </w:rPr>
-        <w:t>Leave</w:t>
-      </w:r>
-      <w:r>
-        <w:t xml:space="preserve">, </w:t>
-      </w:r>
-      <w:r>
-        <w:rPr>
-          <w:rFonts w:ascii="Consolas" w:hAnsi="Consolas"/>
-          <w:sz w:val="18"/>
-        </w:rPr>
-        <w:t>Valid_Votes</w:t>
-      </w:r>
-      <w:r>
-        <w:t xml:space="preserve"> атаулары пайдаланылады. </w:t>
-      </w:r>
-      <w:r>
-        <w:rPr>
-          <w:rFonts w:ascii="Consolas" w:hAnsi="Consolas"/>
-          <w:sz w:val="18"/>
-        </w:rPr>
-        <w:t>Sales</w:t>
-      </w:r>
-      <w:r>
-        <w:t xml:space="preserve"> және </w:t>
-      </w:r>
-      <w:r>
-        <w:rPr>
-          <w:rFonts w:ascii="Consolas" w:hAnsi="Consolas"/>
-          <w:sz w:val="18"/>
-        </w:rPr>
-        <w:t>Brexit</w:t>
-      </w:r>
-      <w:r>
-        <w:t xml:space="preserve"> — нұсқаулық үшін өзіңіз беретін кесте атаулары. Қала бағанын </w:t>
-      </w:r>
-      <w:r>
-        <w:rPr>
-          <w:rFonts w:ascii="Consolas" w:hAnsi="Consolas"/>
-          <w:sz w:val="18"/>
-        </w:rPr>
-        <w:t>Town</w:t>
-      </w:r>
-      <w:r>
-        <w:t xml:space="preserve"> деп атау қадамы да төменде көрсетілген.</w:t>
-      </w:r>
-    </w:p>
-    <w:p>
-      <w:r>
-        <w:t>Егер сілтеме сізде де ашылмаса, деректер архивін оқытушыдан немесе курстың оқу материалдарынан алыңыз. Кездейсоқ сатылым деректерін қолдансаңыз, Romford үшін үлгі нәтиже сәйкес келмейді. Архивтерді осы чатқа жіберсеңіз, қадамдарды нақты файлдар мен модельге бейімдеуге болады.</w:t>
-      </w:r>
-    </w:p>
-    <w:p>
-      <w:pPr>
-        <w:pStyle w:val="Heading1"/>
-      </w:pPr>
-      <w:r>
-        <w:t>4. 1-бөлім: сатылымдар картасы — Going to the dogs</w:t>
-      </w:r>
-    </w:p>
-    <w:p>
-      <w:pPr>
-        <w:pStyle w:val="Heading2"/>
-      </w:pPr>
-      <w:r>
-        <w:t>4.1. Деректерді ашу және бағандарды тексеру</w:t>
-      </w:r>
-    </w:p>
-    <w:p>
-      <w:pPr>
-        <w:ind w:left="227" w:hanging="227"/>
-      </w:pPr>
-      <w:r>
-        <w:t xml:space="preserve">1. </w:t>
-      </w:r>
-      <w:r>
-        <w:rPr>
-          <w:b/>
-        </w:rPr>
-        <w:t>File → New</w:t>
-      </w:r>
-      <w:r>
-        <w:t xml:space="preserve"> арқылы жаңа есеп ашыңыз.</w:t>
-      </w:r>
-    </w:p>
-    <w:p>
-      <w:pPr>
-        <w:ind w:left="227" w:hanging="227"/>
-      </w:pPr>
-      <w:r>
-        <w:t xml:space="preserve">2. </w:t>
-      </w:r>
-      <w:r>
-        <w:rPr>
-          <w:b/>
-        </w:rPr>
-        <w:t>Home → Get data → Excel workbook</w:t>
-      </w:r>
-      <w:r>
-        <w:t xml:space="preserve"> таңдаңыз. Архивтегі файл CSV болса, </w:t>
-      </w:r>
-      <w:r>
-        <w:rPr>
-          <w:b/>
-        </w:rPr>
-        <w:t>Text/CSV</w:t>
-      </w:r>
-      <w:r>
-        <w:t xml:space="preserve"> таңдаңыз.</w:t>
-      </w:r>
-    </w:p>
-    <w:p>
-      <w:pPr>
-        <w:ind w:left="227" w:hanging="227"/>
-      </w:pPr>
-      <w:r>
-        <w:t xml:space="preserve">3. Файлды көрсетіңіз. Navigator терезесінде сатылымдары бар кестені және онымен байланысты анықтамалық парақтарды белгілеңіз. </w:t>
-      </w:r>
-      <w:r>
-        <w:rPr>
-          <w:b/>
-        </w:rPr>
-        <w:t>Transform Data</w:t>
-      </w:r>
-      <w:r>
-        <w:t xml:space="preserve"> басыңыз.</w:t>
-      </w:r>
-    </w:p>
-    <w:p>
-      <w:pPr>
-        <w:ind w:left="227" w:hanging="227"/>
-      </w:pPr>
-      <w:r>
-        <w:t>4. Power Query ішінде мына деректердің қай кестеде екенін анықтаңыз:</w:t>
+        <w:t>3. Архивтерден нақты не табылды</w:t>
       </w:r>
     </w:p>
     <w:tbl>
@@ -809,7 +643,7 @@
               <w:rPr>
                 <w:sz w:val="20"/>
               </w:rPr>
-              <w:t>Қажетті дерек</w:t>
+              <w:t>Архив</w:t>
             </w:r>
           </w:p>
         </w:tc>
@@ -830,7 +664,7 @@
               <w:rPr>
                 <w:sz w:val="20"/>
               </w:rPr>
-              <w:t>Нұсқаулықтағы баған</w:t>
+              <w:t>Файл</w:t>
             </w:r>
           </w:p>
         </w:tc>
@@ -851,7 +685,7 @@
               <w:rPr>
                 <w:sz w:val="20"/>
               </w:rPr>
-              <w:t>Мақсаты</w:t>
+              <w:t>Мазмұны</w:t>
             </w:r>
           </w:p>
         </w:tc>
@@ -877,7 +711,7 @@
               <w:rPr>
                 <w:sz w:val="20"/>
               </w:rPr>
-              <w:t>Қала атауы</w:t>
+              <w:t>qf-788.zip</w:t>
             </w:r>
           </w:p>
         </w:tc>
@@ -896,10 +730,9 @@
             </w:r>
             <w:r>
               <w:rPr>
-                <w:rFonts w:ascii="Consolas" w:hAnsi="Consolas"/>
-                <w:sz w:val="20"/>
-              </w:rPr>
-              <w:t>Town</w:t>
+                <w:sz w:val="20"/>
+              </w:rPr>
+              <w:t>Construct a creature.xlsx</w:t>
             </w:r>
           </w:p>
         </w:tc>
@@ -920,7 +753,7 @@
               <w:rPr>
                 <w:sz w:val="20"/>
               </w:rPr>
-              <w:t>Картаның орны</w:t>
+              <w:t>9 парақ; карта үшін Purchase, Centre, Town, Region қажет</w:t>
             </w:r>
           </w:p>
         </w:tc>
@@ -946,7 +779,7 @@
               <w:rPr>
                 <w:sz w:val="20"/>
               </w:rPr>
-              <w:t>Аймақ атауы</w:t>
+              <w:t>qf-774.zip</w:t>
             </w:r>
           </w:p>
         </w:tc>
@@ -965,10 +798,9 @@
             </w:r>
             <w:r>
               <w:rPr>
-                <w:rFonts w:ascii="Consolas" w:hAnsi="Consolas"/>
-                <w:sz w:val="20"/>
-              </w:rPr>
-              <w:t>RegionName</w:t>
+                <w:sz w:val="20"/>
+              </w:rPr>
+              <w:t>Voting.xlsx немесе Voting.csv</w:t>
             </w:r>
           </w:p>
         </w:tc>
@@ -989,7 +821,7 @@
               <w:rPr>
                 <w:sz w:val="20"/>
               </w:rPr>
-              <w:t>Түстер мен срез</w:t>
+              <w:t>382 дауыс санау аумағы, 21 бастапқы баған</w:t>
             </w:r>
           </w:p>
         </w:tc>
@@ -1015,7 +847,7 @@
               <w:rPr>
                 <w:sz w:val="20"/>
               </w:rPr>
-              <w:t>Сауда орталығы</w:t>
+              <w:t>qf-774.zip</w:t>
             </w:r>
           </w:p>
         </w:tc>
@@ -1034,10 +866,9 @@
             </w:r>
             <w:r>
               <w:rPr>
-                <w:rFonts w:ascii="Consolas" w:hAnsi="Consolas"/>
-                <w:sz w:val="20"/>
-              </w:rPr>
-              <w:t>CentreName</w:t>
+                <w:sz w:val="20"/>
+              </w:rPr>
+              <w:t>Regions.xlsx немесе Regions.csv</w:t>
             </w:r>
           </w:p>
         </w:tc>
@@ -1058,76 +889,7 @@
               <w:rPr>
                 <w:sz w:val="20"/>
               </w:rPr>
-              <w:t>Егжей-тегжейлі кесте</w:t>
-            </w:r>
-          </w:p>
-        </w:tc>
-      </w:tr>
-      <w:tr>
-        <w:trPr>
-          <w:cantSplit/>
-        </w:trPr>
-        <w:tc>
-          <w:tcPr>
-            <w:tcW w:type="dxa" w:w="3232"/>
-          </w:tcPr>
-          <w:p>
-            <w:pPr>
-              <w:spacing w:after="60" w:line="240" w:lineRule="auto"/>
-            </w:pPr>
-            <w:r>
-              <w:rPr>
-                <w:sz w:val="20"/>
-              </w:rPr>
-            </w:r>
-            <w:r>
-              <w:rPr>
-                <w:sz w:val="20"/>
-              </w:rPr>
-              <w:t>Сатылған тауар саны</w:t>
-            </w:r>
-          </w:p>
-        </w:tc>
-        <w:tc>
-          <w:tcPr>
-            <w:tcW w:type="dxa" w:w="3232"/>
-          </w:tcPr>
-          <w:p>
-            <w:pPr>
-              <w:spacing w:after="60" w:line="240" w:lineRule="auto"/>
-            </w:pPr>
-            <w:r>
-              <w:rPr>
-                <w:sz w:val="20"/>
-              </w:rPr>
-            </w:r>
-            <w:r>
-              <w:rPr>
-                <w:rFonts w:ascii="Consolas" w:hAnsi="Consolas"/>
-                <w:sz w:val="20"/>
-              </w:rPr>
-              <w:t>Quantity</w:t>
-            </w:r>
-          </w:p>
-        </w:tc>
-        <w:tc>
-          <w:tcPr>
-            <w:tcW w:type="dxa" w:w="3232"/>
-          </w:tcPr>
-          <w:p>
-            <w:pPr>
-              <w:spacing w:after="60" w:line="240" w:lineRule="auto"/>
-            </w:pPr>
-            <w:r>
-              <w:rPr>
-                <w:sz w:val="20"/>
-              </w:rPr>
-            </w:r>
-            <w:r>
-              <w:rPr>
-                <w:sz w:val="20"/>
-              </w:rPr>
-              <w:t>Қосындысы есептелетін сан</w:t>
+              <w:t>12 аймақ және Country елі</w:t>
             </w:r>
           </w:p>
         </w:tc>
@@ -1139,29 +901,34 @@
       </w:pPr>
     </w:p>
     <w:p>
+      <w:r>
+        <w:t>Excel мен CSV нұсқаларының екеуін бірдей жүктемеңіз: бір деректі екі рет қосудың қажеті жоқ. Негізгі қадамдарда Excel қолданылады. Voting және Regions үшін Excel/CSV нұсқаларының деректері салыстырылды.</w:t>
+      </w:r>
+    </w:p>
+    <w:p>
+      <w:r>
+        <w:t>Бастапқы оқу сілтемелері: https://biconsult.ru/img/pbi/exercises/exercise-question-files/qf-788.zip және https://biconsult.ru/img/pbi/exercises/exercise-question-files/qf-774.zip. Архивтер пайдаланушы жүктеген көшірмеден тексерілді; бұлттан бастапқы сайттарға қосылу қолжетімсіз болды.</w:t>
+      </w:r>
+    </w:p>
+    <w:p>
+      <w:r>
+        <w:t>Бірінші файл — оқу сатылымдары жиынтығы; оны нақты компанияның ресми коммерциялық есебі деп сипаттамаңыз. Екінші файл — тапсырмада Electoral Commission деректері ретінде берілген референдум нәтижелері. Вебтен тікелей қайта жүктеу қадамы 5.1 бөлімінде түсіндірілген.</w:t>
+      </w:r>
+    </w:p>
+    <w:p>
       <w:pPr>
-        <w:ind w:left="227" w:hanging="227"/>
+        <w:pStyle w:val="Heading1"/>
       </w:pPr>
       <w:r>
-        <w:t xml:space="preserve">5. Егер осы төрт дерек бір кестеде болса, сол сұрауды оң жақ батырмамен басып, </w:t>
-      </w:r>
-      <w:r>
-        <w:rPr>
-          <w:b/>
-        </w:rPr>
-        <w:t>Rename → Sales</w:t>
-      </w:r>
-      <w:r>
-        <w:t xml:space="preserve"> деп атаңыз. Қала бағаны басқаша аталса, қала атаулары тұрған бағанды </w:t>
-      </w:r>
-      <w:r>
-        <w:rPr>
-          <w:b/>
-        </w:rPr>
-        <w:t>Rename → Town</w:t>
-      </w:r>
-      <w:r>
-        <w:t xml:space="preserve"> деп өзгертіңіз. Қалған үш бағанды да жоғарыдағы атауларға сәйкестендіріңіз.</w:t>
+        <w:t>4. 1-бөлім: сатылымдар картасы — Going to the dogs</w:t>
+      </w:r>
+    </w:p>
+    <w:p>
+      <w:pPr>
+        <w:pStyle w:val="Heading2"/>
+      </w:pPr>
+      <w:r>
+        <w:t>4.1. Дәл төрт кестені жүктеу және байланыстыру</w:t>
       </w:r>
     </w:p>
     <w:p>
@@ -1169,75 +936,16 @@
         <w:ind w:left="227" w:hanging="227"/>
       </w:pPr>
       <w:r>
-        <w:t xml:space="preserve">6. </w:t>
-      </w:r>
-      <w:r>
-        <w:rPr>
-          <w:rFonts w:ascii="Consolas" w:hAnsi="Consolas"/>
-          <w:sz w:val="18"/>
-        </w:rPr>
-        <w:t>Town</w:t>
-      </w:r>
-      <w:r>
-        <w:t xml:space="preserve">, </w:t>
-      </w:r>
-      <w:r>
-        <w:rPr>
-          <w:rFonts w:ascii="Consolas" w:hAnsi="Consolas"/>
-          <w:sz w:val="18"/>
-        </w:rPr>
-        <w:t>RegionName</w:t>
-      </w:r>
-      <w:r>
-        <w:t xml:space="preserve">, </w:t>
-      </w:r>
-      <w:r>
-        <w:rPr>
-          <w:rFonts w:ascii="Consolas" w:hAnsi="Consolas"/>
-          <w:sz w:val="18"/>
-        </w:rPr>
-        <w:t>CentreName</w:t>
-      </w:r>
-      <w:r>
-        <w:t xml:space="preserve"> үшін </w:t>
+        <w:t xml:space="preserve">1. </w:t>
       </w:r>
       <w:r>
         <w:rPr>
           <w:b/>
         </w:rPr>
-        <w:t>Text</w:t>
-      </w:r>
-      <w:r>
-        <w:t xml:space="preserve">, </w:t>
-      </w:r>
-      <w:r>
-        <w:rPr>
-          <w:rFonts w:ascii="Consolas" w:hAnsi="Consolas"/>
-          <w:sz w:val="18"/>
-        </w:rPr>
-        <w:t>Quantity</w:t>
-      </w:r>
-      <w:r>
-        <w:t xml:space="preserve"> үшін </w:t>
-      </w:r>
-      <w:r>
-        <w:rPr>
-          <w:b/>
-        </w:rPr>
-        <w:t>Whole number</w:t>
-      </w:r>
-      <w:r>
-        <w:t xml:space="preserve"> дерек түрін қойыңыз. </w:t>
-      </w:r>
-      <w:r>
-        <w:rPr>
-          <w:rFonts w:ascii="Consolas" w:hAnsi="Consolas"/>
-          <w:sz w:val="18"/>
-        </w:rPr>
-        <w:t>Quantity</w:t>
-      </w:r>
-      <w:r>
-        <w:t xml:space="preserve"> ішінде қате мәндер мен мәтіндік қорытынды жолдары болмауын тексеріңіз.</w:t>
+        <w:t>Файл → Создать → Главная → Получить данные → Книга Excel</w:t>
+      </w:r>
+      <w:r>
+        <w:t xml:space="preserve"> таңдаңыз.</w:t>
       </w:r>
     </w:p>
     <w:p>
@@ -1245,99 +953,17 @@
         <w:ind w:left="227" w:hanging="227"/>
       </w:pPr>
       <w:r>
-        <w:t xml:space="preserve">7. </w:t>
-      </w:r>
-      <w:r>
-        <w:rPr>
-          <w:b/>
-        </w:rPr>
-        <w:t>Close &amp; Apply</w:t>
-      </w:r>
-      <w:r>
-        <w:t xml:space="preserve"> басыңыз.</w:t>
-      </w:r>
-    </w:p>
-    <w:p>
-      <w:r>
-        <w:rPr>
-          <w:b/>
-        </w:rPr>
-        <w:t>Егер деректер бірнеше парақта болса:</w:t>
-      </w:r>
-      <w:r>
-        <w:t xml:space="preserve"> </w:t>
+        <w:t xml:space="preserve">2. </w:t>
       </w:r>
       <w:r>
         <w:rPr>
           <w:rFonts w:ascii="Consolas" w:hAnsi="Consolas"/>
           <w:sz w:val="18"/>
         </w:rPr>
-        <w:t>Quantity</w:t>
-      </w:r>
-      <w:r>
-        <w:t xml:space="preserve"> тұрған сатылым кестесін негіз етіңіз. Power Query ішінде </w:t>
-      </w:r>
-      <w:r>
-        <w:rPr>
-          <w:b/>
-        </w:rPr>
-        <w:t>Home → Merge Queries</w:t>
-      </w:r>
-      <w:r>
-        <w:t xml:space="preserve"> арқылы оған сауда орталығы, қала және аймақ анықтамалықтарын олардың ортақ кодтары бойынша кезекпен қосыңыз. </w:t>
-      </w:r>
-      <w:r>
-        <w:rPr>
-          <w:rFonts w:ascii="Consolas" w:hAnsi="Consolas"/>
-          <w:sz w:val="18"/>
-        </w:rPr>
-        <w:t>Left Outer</w:t>
-      </w:r>
-      <w:r>
-        <w:t xml:space="preserve"> біріктіруін таңдаңыз. Әр қосылған бағанның екі жебесін басып, қажет атау бағандарын ашыңыз. Нәтижесінде жоғарыдағы төрт бағаны бар </w:t>
-      </w:r>
-      <w:r>
-        <w:rPr>
-          <w:rFonts w:ascii="Consolas" w:hAnsi="Consolas"/>
-          <w:sz w:val="18"/>
-        </w:rPr>
-        <w:t>Sales</w:t>
-      </w:r>
-      <w:r>
-        <w:t xml:space="preserve"> сұрауын алыңыз. Кодтардың нақты атауын архивтен тексеріңіз; атау бағандарын кездейсоқ сәйкестендірмеңіз. Анықтамалықтағы кодтар қайталанбауы керек. Әр Merge кейін жол саны мен </w:t>
-      </w:r>
-      <w:r>
-        <w:rPr>
-          <w:rFonts w:ascii="Consolas" w:hAnsi="Consolas"/>
-          <w:sz w:val="18"/>
-        </w:rPr>
-        <w:t>Quantity</w:t>
-      </w:r>
-      <w:r>
-        <w:t xml:space="preserve"> қосындысы өспегенін тексеріңіз: қайталанған код сатылымды екі рет есептетеді.</w:t>
-      </w:r>
-    </w:p>
-    <w:p>
-      <w:r>
-        <w:t xml:space="preserve">Альтернатива ретінде кестелерді бөлек қалдырып, Model view ішінде бірегей кодтан сатылымға қарай </w:t>
-      </w:r>
-      <w:r>
-        <w:rPr>
-          <w:rFonts w:ascii="Consolas" w:hAnsi="Consolas"/>
-          <w:sz w:val="18"/>
-        </w:rPr>
-        <w:t>1:*</w:t>
-      </w:r>
-      <w:r>
-        <w:t xml:space="preserve"> байланыстар орнатуға болады. Бұл жағдайда төмендегі DAX формуласында қала бағанының нақты кестесін қолданыңыз; срездің сатылым кестесін сүзетінін міндетті түрде тексеріңіз.</w:t>
-      </w:r>
-    </w:p>
-    <w:p>
-      <w:pPr>
-        <w:pStyle w:val="Heading2"/>
-      </w:pPr>
-      <w:r>
-        <w:t>4.2. Қала мен елді біріктіретін баған</w:t>
+        <w:t>C:\BigDATA\lab8\part1\Construct a creature.xlsx</w:t>
+      </w:r>
+      <w:r>
+        <w:t xml:space="preserve"> файлын ашыңыз.</w:t>
       </w:r>
     </w:p>
     <w:p>
@@ -1345,17 +971,16 @@
         <w:ind w:left="227" w:hanging="227"/>
       </w:pPr>
       <w:r>
-        <w:t xml:space="preserve">1. </w:t>
+        <w:t xml:space="preserve">3. Навигатор ішінде </w:t>
       </w:r>
       <w:r>
         <w:rPr>
-          <w:rFonts w:ascii="Consolas" w:hAnsi="Consolas"/>
-          <w:sz w:val="18"/>
+          <w:b/>
         </w:rPr>
-        <w:t>Sales</w:t>
-      </w:r>
-      <w:r>
-        <w:t xml:space="preserve"> кестесін таңдаңыз.</w:t>
+        <w:t>Purchase, Centre, Town, Region</w:t>
+      </w:r>
+      <w:r>
+        <w:t xml:space="preserve"> деген төрт парақты белгілеңіз. Қалған CentreType, Environment, Family, Habitat, Product парақтары бұл тапсырмаға міндетті емес.</w:t>
       </w:r>
     </w:p>
     <w:p>
@@ -1363,16 +988,25 @@
         <w:ind w:left="227" w:hanging="227"/>
       </w:pPr>
       <w:r>
-        <w:t xml:space="preserve">2. </w:t>
+        <w:t xml:space="preserve">4. </w:t>
       </w:r>
       <w:r>
         <w:rPr>
           <w:b/>
         </w:rPr>
-        <w:t>Modeling → New column</w:t>
-      </w:r>
-      <w:r>
-        <w:t xml:space="preserve"> басыңыз.</w:t>
+        <w:t>Преобразовать данные</w:t>
+      </w:r>
+      <w:r>
+        <w:t xml:space="preserve"> басыңыз. Кесте атауларын өзгеріссіз қалдырыңыз. Егер бірінші жолда Column1 сияқты атаулар көрінсе, </w:t>
+      </w:r>
+      <w:r>
+        <w:rPr>
+          <w:b/>
+        </w:rPr>
+        <w:t>Использовать первую строку в качестве заголовков</w:t>
+      </w:r>
+      <w:r>
+        <w:t xml:space="preserve"> қолданыңыз.</w:t>
       </w:r>
     </w:p>
     <w:p>
@@ -1380,1759 +1014,34 @@
         <w:ind w:left="227" w:hanging="227"/>
       </w:pPr>
       <w:r>
-        <w:t>3. Формуланы енгізіңіз:</w:t>
-      </w:r>
-    </w:p>
-    <w:p>
-      <w:pPr>
-        <w:pStyle w:val="CodeBlock"/>
-        <w:keepNext w:val="0"/>
-        <w:shd w:fill="F1F5F7"/>
-      </w:pPr>
-      <w:r>
-        <w:t>UK town = TRIM(Sales[Town]) &amp; ", UK"</w:t>
-      </w:r>
-    </w:p>
-    <w:p>
-      <w:pPr>
-        <w:spacing w:after="20"/>
-      </w:pPr>
-    </w:p>
-    <w:p>
-      <w:r>
-        <w:t xml:space="preserve">Бұл — есептелетін </w:t>
+        <w:t xml:space="preserve">5. Кілттер мен Quantity үшін </w:t>
       </w:r>
       <w:r>
         <w:rPr>
           <w:b/>
         </w:rPr>
-        <w:t>баған</w:t>
-      </w:r>
-      <w:r>
-        <w:t xml:space="preserve">, measure емес. Мысалы: </w:t>
-      </w:r>
-      <w:r>
-        <w:rPr>
-          <w:rFonts w:ascii="Consolas" w:hAnsi="Consolas"/>
-          <w:sz w:val="18"/>
-        </w:rPr>
-        <w:t>Romford, UK</w:t>
-      </w:r>
-      <w:r>
-        <w:t xml:space="preserve">. Мұндағы </w:t>
-      </w:r>
-      <w:r>
-        <w:rPr>
-          <w:rFonts w:ascii="Consolas" w:hAnsi="Consolas"/>
-          <w:sz w:val="18"/>
-        </w:rPr>
-        <w:t>UK</w:t>
-      </w:r>
-      <w:r>
-        <w:t xml:space="preserve"> — United Kingdom; тек England сөзін қосу басқа аймақтарды қате орналастыруы мүмкін.</w:t>
-      </w:r>
-    </w:p>
-    <w:p>
-      <w:pPr>
-        <w:ind w:left="227" w:hanging="227"/>
-      </w:pPr>
-      <w:r>
-        <w:t xml:space="preserve">4. </w:t>
-      </w:r>
-      <w:r>
-        <w:rPr>
-          <w:rFonts w:ascii="Consolas" w:hAnsi="Consolas"/>
-          <w:sz w:val="18"/>
-        </w:rPr>
-        <w:t>UK town</w:t>
-      </w:r>
-      <w:r>
-        <w:t xml:space="preserve"> бағанын таңдаңыз. </w:t>
+        <w:t>Целое число</w:t>
+      </w:r>
+      <w:r>
+        <w:t xml:space="preserve">, атаулар үшін </w:t>
       </w:r>
       <w:r>
         <w:rPr>
           <w:b/>
         </w:rPr>
-        <w:t>Column tools → Data category → Place</w:t>
-      </w:r>
-      <w:r>
-        <w:t xml:space="preserve"> қойыңыз. Қалаға ел атауы қосылғандықтан, </w:t>
-      </w:r>
-      <w:r>
-        <w:rPr>
-          <w:rFonts w:ascii="Consolas" w:hAnsi="Consolas"/>
-          <w:sz w:val="18"/>
-        </w:rPr>
-        <w:t>Country/Region</w:t>
-      </w:r>
-      <w:r>
-        <w:t xml:space="preserve"> санатын бұл бағанға қоймаңыз.</w:t>
-      </w:r>
-    </w:p>
-    <w:p>
-      <w:pPr>
-        <w:ind w:left="227" w:hanging="227"/>
-      </w:pPr>
-      <w:r>
-        <w:t xml:space="preserve">5. Жаңа өлшем жасаңыз: </w:t>
+        <w:t>Текст</w:t>
+      </w:r>
+      <w:r>
+        <w:t xml:space="preserve"> дерек түрін тексеріңіз. </w:t>
       </w:r>
       <w:r>
         <w:rPr>
           <w:b/>
         </w:rPr>
-        <w:t>Modeling → New measure</w:t>
-      </w:r>
-      <w:r>
-        <w:t>.</w:t>
-      </w:r>
-    </w:p>
-    <w:p>
-      <w:pPr>
-        <w:pStyle w:val="CodeBlock"/>
-        <w:keepNext w:val="0"/>
-        <w:shd w:fill="F1F5F7"/>
-      </w:pPr>
-      <w:r>
-        <w:t>TotalQuantity = SUM(Sales[Quantity])</w:t>
-      </w:r>
-    </w:p>
-    <w:p>
-      <w:pPr>
-        <w:spacing w:after="20"/>
-      </w:pPr>
-    </w:p>
-    <w:p>
-      <w:r>
-        <w:rPr>
-          <w:rFonts w:ascii="Consolas" w:hAnsi="Consolas"/>
-          <w:sz w:val="18"/>
-        </w:rPr>
-        <w:t>Quantity</w:t>
-      </w:r>
-      <w:r>
-        <w:t xml:space="preserve"> үшін Count емес, </w:t>
-      </w:r>
-      <w:r>
-        <w:rPr>
-          <w:b/>
-        </w:rPr>
-        <w:t>Sum</w:t>
-      </w:r>
-      <w:r>
-        <w:t xml:space="preserve"> керек: тапсырма сатылым жолдарының санын емес, сатылған тауар санын сұрайды.</w:t>
-      </w:r>
-    </w:p>
-    <w:p>
-      <w:pPr>
-        <w:pStyle w:val="Heading2"/>
-      </w:pPr>
-      <w:r>
-        <w:t>4.3. Картаны құру</w:t>
-      </w:r>
-    </w:p>
-    <w:p>
-      <w:pPr>
-        <w:ind w:left="227" w:hanging="227"/>
-      </w:pPr>
-      <w:r>
-        <w:t xml:space="preserve">1. Бос кенепті басып, </w:t>
-      </w:r>
-      <w:r>
-        <w:rPr>
-          <w:b/>
-        </w:rPr>
-        <w:t>Map</w:t>
-      </w:r>
-      <w:r>
-        <w:t xml:space="preserve"> визуалын таңдаңыз. Қазіргі нұсқада Azure Maps ұсынылса, </w:t>
-      </w:r>
-      <w:r>
-        <w:rPr>
-          <w:b/>
-        </w:rPr>
-        <w:t>Azure Maps</w:t>
-      </w:r>
-      <w:r>
-        <w:t xml:space="preserve"> арқылы көпіршікті карта жасаңыз.</w:t>
-      </w:r>
-    </w:p>
-    <w:p>
-      <w:pPr>
-        <w:ind w:left="227" w:hanging="227"/>
-      </w:pPr>
-      <w:r>
-        <w:t>2. Өрістерді орналастырыңыз:</w:t>
-      </w:r>
-    </w:p>
-    <w:tbl>
-      <w:tblPr>
-        <w:tblStyle w:val="LightShading-Accent1"/>
-        <w:tblW w:type="auto" w:w="0"/>
-        <w:tblLook w:firstColumn="1" w:firstRow="1" w:lastColumn="0" w:lastRow="0" w:noHBand="0" w:noVBand="1" w:val="04A0"/>
-      </w:tblPr>
-      <w:tblGrid>
-        <w:gridCol w:w="4847"/>
-        <w:gridCol w:w="4847"/>
-      </w:tblGrid>
-      <w:tr>
-        <w:trPr>
-          <w:tblHeader/>
-          <w:cantSplit/>
-        </w:trPr>
-        <w:tc>
-          <w:tcPr>
-            <w:tcW w:type="dxa" w:w="4847"/>
-          </w:tcPr>
-          <w:p>
-            <w:pPr>
-              <w:spacing w:after="60" w:line="240" w:lineRule="auto"/>
-            </w:pPr>
-            <w:r>
-              <w:rPr>
-                <w:sz w:val="20"/>
-              </w:rPr>
-            </w:r>
-            <w:r>
-              <w:rPr>
-                <w:sz w:val="20"/>
-              </w:rPr>
-              <w:t>Визуал өрісі</w:t>
-            </w:r>
-          </w:p>
-        </w:tc>
-        <w:tc>
-          <w:tcPr>
-            <w:tcW w:type="dxa" w:w="4847"/>
-          </w:tcPr>
-          <w:p>
-            <w:pPr>
-              <w:spacing w:after="60" w:line="240" w:lineRule="auto"/>
-            </w:pPr>
-            <w:r>
-              <w:rPr>
-                <w:sz w:val="20"/>
-              </w:rPr>
-            </w:r>
-            <w:r>
-              <w:rPr>
-                <w:sz w:val="20"/>
-              </w:rPr>
-              <w:t>Дерек</w:t>
-            </w:r>
-          </w:p>
-        </w:tc>
-      </w:tr>
-      <w:tr>
-        <w:trPr>
-          <w:cantSplit/>
-        </w:trPr>
-        <w:tc>
-          <w:tcPr>
-            <w:tcW w:type="dxa" w:w="4847"/>
-          </w:tcPr>
-          <w:p>
-            <w:pPr>
-              <w:spacing w:after="60" w:line="240" w:lineRule="auto"/>
-            </w:pPr>
-            <w:r>
-              <w:rPr>
-                <w:sz w:val="20"/>
-              </w:rPr>
-            </w:r>
-            <w:r>
-              <w:rPr>
-                <w:sz w:val="20"/>
-              </w:rPr>
-              <w:t>Location</w:t>
-            </w:r>
-          </w:p>
-        </w:tc>
-        <w:tc>
-          <w:tcPr>
-            <w:tcW w:type="dxa" w:w="4847"/>
-          </w:tcPr>
-          <w:p>
-            <w:pPr>
-              <w:spacing w:after="60" w:line="240" w:lineRule="auto"/>
-            </w:pPr>
-            <w:r>
-              <w:rPr>
-                <w:sz w:val="20"/>
-              </w:rPr>
-            </w:r>
-            <w:r>
-              <w:rPr>
-                <w:rFonts w:ascii="Consolas" w:hAnsi="Consolas"/>
-                <w:sz w:val="20"/>
-              </w:rPr>
-              <w:t>Sales[UK town]</w:t>
-            </w:r>
-          </w:p>
-        </w:tc>
-      </w:tr>
-      <w:tr>
-        <w:trPr>
-          <w:cantSplit/>
-        </w:trPr>
-        <w:tc>
-          <w:tcPr>
-            <w:tcW w:type="dxa" w:w="4847"/>
-          </w:tcPr>
-          <w:p>
-            <w:pPr>
-              <w:spacing w:after="60" w:line="240" w:lineRule="auto"/>
-            </w:pPr>
-            <w:r>
-              <w:rPr>
-                <w:sz w:val="20"/>
-              </w:rPr>
-            </w:r>
-            <w:r>
-              <w:rPr>
-                <w:sz w:val="20"/>
-              </w:rPr>
-              <w:t>Legend</w:t>
-            </w:r>
-          </w:p>
-        </w:tc>
-        <w:tc>
-          <w:tcPr>
-            <w:tcW w:type="dxa" w:w="4847"/>
-          </w:tcPr>
-          <w:p>
-            <w:pPr>
-              <w:spacing w:after="60" w:line="240" w:lineRule="auto"/>
-            </w:pPr>
-            <w:r>
-              <w:rPr>
-                <w:sz w:val="20"/>
-              </w:rPr>
-            </w:r>
-            <w:r>
-              <w:rPr>
-                <w:rFonts w:ascii="Consolas" w:hAnsi="Consolas"/>
-                <w:sz w:val="20"/>
-              </w:rPr>
-              <w:t>Sales[RegionName]</w:t>
-            </w:r>
-          </w:p>
-        </w:tc>
-      </w:tr>
-      <w:tr>
-        <w:trPr>
-          <w:cantSplit/>
-        </w:trPr>
-        <w:tc>
-          <w:tcPr>
-            <w:tcW w:type="dxa" w:w="4847"/>
-          </w:tcPr>
-          <w:p>
-            <w:pPr>
-              <w:spacing w:after="60" w:line="240" w:lineRule="auto"/>
-            </w:pPr>
-            <w:r>
-              <w:rPr>
-                <w:sz w:val="20"/>
-              </w:rPr>
-            </w:r>
-            <w:r>
-              <w:rPr>
-                <w:sz w:val="20"/>
-              </w:rPr>
-              <w:t>Bubble size / Size</w:t>
-            </w:r>
-          </w:p>
-        </w:tc>
-        <w:tc>
-          <w:tcPr>
-            <w:tcW w:type="dxa" w:w="4847"/>
-          </w:tcPr>
-          <w:p>
-            <w:pPr>
-              <w:spacing w:after="60" w:line="240" w:lineRule="auto"/>
-            </w:pPr>
-            <w:r>
-              <w:rPr>
-                <w:sz w:val="20"/>
-              </w:rPr>
-            </w:r>
-            <w:r>
-              <w:rPr>
-                <w:rFonts w:ascii="Consolas" w:hAnsi="Consolas"/>
-                <w:sz w:val="20"/>
-              </w:rPr>
-              <w:t>[TotalQuantity]</w:t>
-            </w:r>
-          </w:p>
-        </w:tc>
-      </w:tr>
-      <w:tr>
-        <w:trPr>
-          <w:cantSplit/>
-        </w:trPr>
-        <w:tc>
-          <w:tcPr>
-            <w:tcW w:type="dxa" w:w="4847"/>
-          </w:tcPr>
-          <w:p>
-            <w:pPr>
-              <w:spacing w:after="60" w:line="240" w:lineRule="auto"/>
-            </w:pPr>
-            <w:r>
-              <w:rPr>
-                <w:sz w:val="20"/>
-              </w:rPr>
-            </w:r>
-            <w:r>
-              <w:rPr>
-                <w:sz w:val="20"/>
-              </w:rPr>
-              <w:t>Tooltips</w:t>
-            </w:r>
-          </w:p>
-        </w:tc>
-        <w:tc>
-          <w:tcPr>
-            <w:tcW w:type="dxa" w:w="4847"/>
-          </w:tcPr>
-          <w:p>
-            <w:pPr>
-              <w:spacing w:after="60" w:line="240" w:lineRule="auto"/>
-            </w:pPr>
-            <w:r>
-              <w:rPr>
-                <w:sz w:val="20"/>
-              </w:rPr>
-            </w:r>
-            <w:r>
-              <w:rPr>
-                <w:rFonts w:ascii="Consolas" w:hAnsi="Consolas"/>
-                <w:sz w:val="20"/>
-              </w:rPr>
-              <w:t>Sales[Town]</w:t>
-            </w:r>
-            <w:r>
-              <w:rPr>
-                <w:sz w:val="20"/>
-              </w:rPr>
-              <w:t xml:space="preserve">, </w:t>
-            </w:r>
-            <w:r>
-              <w:rPr>
-                <w:rFonts w:ascii="Consolas" w:hAnsi="Consolas"/>
-                <w:sz w:val="20"/>
-              </w:rPr>
-              <w:t>Sales[RegionName]</w:t>
-            </w:r>
-            <w:r>
-              <w:rPr>
-                <w:sz w:val="20"/>
-              </w:rPr>
-              <w:t xml:space="preserve">, </w:t>
-            </w:r>
-            <w:r>
-              <w:rPr>
-                <w:rFonts w:ascii="Consolas" w:hAnsi="Consolas"/>
-                <w:sz w:val="20"/>
-              </w:rPr>
-              <w:t>[TotalQuantity]</w:t>
-            </w:r>
-          </w:p>
-        </w:tc>
-      </w:tr>
-    </w:tbl>
-    <w:p>
-      <w:pPr>
-        <w:spacing w:after="20"/>
-      </w:pPr>
-    </w:p>
-    <w:p>
-      <w:pPr>
-        <w:ind w:left="227" w:hanging="227"/>
-      </w:pPr>
-      <w:r>
-        <w:t>3. Картаны Ұлыбритания көрінетіндей үлкейтіңіз. Бастапқыда барлық аймақты қараңыз.</w:t>
-      </w:r>
-    </w:p>
-    <w:p>
-      <w:pPr>
-        <w:ind w:left="227" w:hanging="227"/>
-      </w:pPr>
-      <w:r>
-        <w:t xml:space="preserve">4. </w:t>
-      </w:r>
-      <w:r>
-        <w:rPr>
-          <w:b/>
-        </w:rPr>
-        <w:t>Format visual → General → Title</w:t>
-      </w:r>
-      <w:r>
-        <w:t xml:space="preserve"> ішіне </w:t>
-      </w:r>
-      <w:r>
-        <w:rPr>
-          <w:rFonts w:ascii="Consolas" w:hAnsi="Consolas"/>
-          <w:sz w:val="18"/>
-        </w:rPr>
-        <w:t>Қалалар бойынша сатылған тауар саны</w:t>
-      </w:r>
-      <w:r>
-        <w:t xml:space="preserve"> деп жазыңыз.</w:t>
-      </w:r>
-    </w:p>
-    <w:p>
-      <w:pPr>
-        <w:ind w:left="227" w:hanging="227"/>
-      </w:pPr>
-      <w:r>
-        <w:t xml:space="preserve">5. Аймақтар әртүрлі түспен, тауар саны көп қалалар үлкенірек көпіршікпен көрсетілуі керек. Azure Maps қолдансаңыз, көпіршік қабатын қосып, өлшемнің </w:t>
-      </w:r>
-      <w:r>
-        <w:rPr>
-          <w:rFonts w:ascii="Consolas" w:hAnsi="Consolas"/>
-          <w:sz w:val="18"/>
-        </w:rPr>
-        <w:t>TotalQuantity</w:t>
-      </w:r>
-      <w:r>
-        <w:t xml:space="preserve"> бойынша өзгеретінін тексеріңіз.</w:t>
-      </w:r>
-    </w:p>
-    <w:p>
-      <w:pPr>
-        <w:pStyle w:val="Heading2"/>
-      </w:pPr>
-      <w:r>
-        <w:t>4.4. Аймақ бойынша срез</w:t>
-      </w:r>
-    </w:p>
-    <w:p>
-      <w:pPr>
-        <w:ind w:left="227" w:hanging="227"/>
-      </w:pPr>
-      <w:r>
-        <w:t xml:space="preserve">1. Кенептің бос жеріне </w:t>
-      </w:r>
-      <w:r>
-        <w:rPr>
-          <w:b/>
-        </w:rPr>
-        <w:t>Slicer</w:t>
-      </w:r>
-      <w:r>
-        <w:t xml:space="preserve"> визуалын қосыңыз.</w:t>
-      </w:r>
-    </w:p>
-    <w:p>
-      <w:pPr>
-        <w:ind w:left="227" w:hanging="227"/>
-      </w:pPr>
-      <w:r>
-        <w:t xml:space="preserve">2. Өрісіне </w:t>
-      </w:r>
-      <w:r>
-        <w:rPr>
-          <w:rFonts w:ascii="Consolas" w:hAnsi="Consolas"/>
-          <w:sz w:val="18"/>
-        </w:rPr>
-        <w:t>Sales[RegionName]</w:t>
-      </w:r>
-      <w:r>
-        <w:t xml:space="preserve"> апарыңыз.</w:t>
-      </w:r>
-    </w:p>
-    <w:p>
-      <w:pPr>
-        <w:ind w:left="227" w:hanging="227"/>
-      </w:pPr>
-      <w:r>
-        <w:t xml:space="preserve">3. Атауын </w:t>
-      </w:r>
-      <w:r>
-        <w:rPr>
-          <w:rFonts w:ascii="Consolas" w:hAnsi="Consolas"/>
-          <w:sz w:val="18"/>
-        </w:rPr>
-        <w:t>Аймақты таңдаңыз</w:t>
-      </w:r>
-      <w:r>
-        <w:t xml:space="preserve"> деп қойыңыз.</w:t>
-      </w:r>
-    </w:p>
-    <w:p>
-      <w:pPr>
-        <w:ind w:left="227" w:hanging="227"/>
-      </w:pPr>
-      <w:r>
-        <w:t xml:space="preserve">4. </w:t>
-      </w:r>
-      <w:r>
-        <w:rPr>
-          <w:rFonts w:ascii="Consolas" w:hAnsi="Consolas"/>
-          <w:sz w:val="18"/>
-        </w:rPr>
-        <w:t>London</w:t>
-      </w:r>
-      <w:r>
-        <w:t xml:space="preserve"> және </w:t>
-      </w:r>
-      <w:r>
-        <w:rPr>
-          <w:rFonts w:ascii="Consolas" w:hAnsi="Consolas"/>
-          <w:sz w:val="18"/>
-        </w:rPr>
-        <w:t>South East</w:t>
-      </w:r>
-      <w:r>
-        <w:t xml:space="preserve"> таңдаңыз. Қажет болса, </w:t>
-      </w:r>
-      <w:r>
-        <w:rPr>
-          <w:b/>
-        </w:rPr>
-        <w:t>Ctrl</w:t>
-      </w:r>
-      <w:r>
-        <w:t xml:space="preserve"> ұстап екінші аймақты басыңыз немесе Selection параметрінен </w:t>
-      </w:r>
-      <w:r>
-        <w:rPr>
-          <w:b/>
-        </w:rPr>
-        <w:t>Single select = Off</w:t>
-      </w:r>
-      <w:r>
-        <w:t xml:space="preserve"> қойыңыз.</w:t>
-      </w:r>
-    </w:p>
-    <w:p>
-      <w:pPr>
-        <w:ind w:left="227" w:hanging="227"/>
-      </w:pPr>
-      <w:r>
-        <w:t>5. Картада тек осы екі аймақтың қалалары қалуы тиіс. Тізімдегі аймақ атауын бастапқы файлда қалай жазылса, солай таңдаңыз.</w:t>
-      </w:r>
-    </w:p>
-    <w:p>
-      <w:pPr>
-        <w:pStyle w:val="Heading2"/>
-      </w:pPr>
-      <w:r>
-        <w:t>4.5. Сауда орталықтары кестесі және Romford тексеруі</w:t>
-      </w:r>
-    </w:p>
-    <w:p>
-      <w:pPr>
-        <w:ind w:left="227" w:hanging="227"/>
-      </w:pPr>
-      <w:r>
-        <w:t xml:space="preserve">1. </w:t>
-      </w:r>
-      <w:r>
-        <w:rPr>
-          <w:b/>
-        </w:rPr>
-        <w:t>Table</w:t>
-      </w:r>
-      <w:r>
-        <w:t xml:space="preserve"> визуалын қосыңыз.</w:t>
-      </w:r>
-    </w:p>
-    <w:p>
-      <w:pPr>
-        <w:ind w:left="227" w:hanging="227"/>
-      </w:pPr>
-      <w:r>
-        <w:t xml:space="preserve">2. Оған </w:t>
-      </w:r>
-      <w:r>
-        <w:rPr>
-          <w:rFonts w:ascii="Consolas" w:hAnsi="Consolas"/>
-          <w:sz w:val="18"/>
-        </w:rPr>
-        <w:t>Sales[CentreName]</w:t>
-      </w:r>
-      <w:r>
-        <w:t xml:space="preserve"> және </w:t>
-      </w:r>
-      <w:r>
-        <w:rPr>
-          <w:rFonts w:ascii="Consolas" w:hAnsi="Consolas"/>
-          <w:sz w:val="18"/>
-        </w:rPr>
-        <w:t>[TotalQuantity]</w:t>
-      </w:r>
-      <w:r>
-        <w:t xml:space="preserve"> қосыңыз.</w:t>
-      </w:r>
-    </w:p>
-    <w:p>
-      <w:pPr>
-        <w:ind w:left="227" w:hanging="227"/>
-      </w:pPr>
-      <w:r>
-        <w:t xml:space="preserve">3. Кестенің атауын </w:t>
-      </w:r>
-      <w:r>
-        <w:rPr>
-          <w:rFonts w:ascii="Consolas" w:hAnsi="Consolas"/>
-          <w:sz w:val="18"/>
-        </w:rPr>
-        <w:t>Сауда орталықтары бойынша тауар саны</w:t>
-      </w:r>
-      <w:r>
-        <w:t xml:space="preserve"> деп қойыңыз.</w:t>
-      </w:r>
-    </w:p>
-    <w:p>
-      <w:pPr>
-        <w:ind w:left="227" w:hanging="227"/>
-      </w:pPr>
-      <w:r>
-        <w:t xml:space="preserve">4. Картада </w:t>
-      </w:r>
-      <w:r>
-        <w:rPr>
-          <w:b/>
-        </w:rPr>
-        <w:t>Romford</w:t>
-      </w:r>
-      <w:r>
-        <w:t xml:space="preserve"> қаласының көпіршігін таңдаңыз. Қаланы tooltip арқылы тексеріңіз; Лондон маңындағы жақын нүктені қателеспеңіз.</w:t>
-      </w:r>
-    </w:p>
-    <w:p>
-      <w:pPr>
-        <w:ind w:left="227" w:hanging="227"/>
-      </w:pPr>
-      <w:r>
-        <w:t xml:space="preserve">5. Егер кесте өзгермесе: картаны таңдаңыз → </w:t>
-      </w:r>
-      <w:r>
-        <w:rPr>
-          <w:b/>
-        </w:rPr>
-        <w:t>Format → Edit interactions</w:t>
-      </w:r>
-      <w:r>
-        <w:t xml:space="preserve"> → кесте үстіндегі </w:t>
-      </w:r>
-      <w:r>
-        <w:rPr>
-          <w:b/>
-        </w:rPr>
-        <w:t>Filter</w:t>
-      </w:r>
-      <w:r>
-        <w:t xml:space="preserve"> белгісін қосыңыз. None белгісі таңдалмауы керек.</w:t>
-      </w:r>
-    </w:p>
-    <w:p>
-      <w:pPr>
-        <w:ind w:left="227" w:hanging="227"/>
-      </w:pPr>
-      <w:r>
-        <w:t>6. Түпнұсқа тапсырмадағы үлгі тексеруі:</w:t>
-      </w:r>
-    </w:p>
-    <w:tbl>
-      <w:tblPr>
-        <w:tblStyle w:val="LightShading-Accent1"/>
-        <w:tblW w:type="auto" w:w="0"/>
-        <w:tblLook w:firstColumn="1" w:firstRow="1" w:lastColumn="0" w:lastRow="0" w:noHBand="0" w:noVBand="1" w:val="04A0"/>
-      </w:tblPr>
-      <w:tblGrid>
-        <w:gridCol w:w="4847"/>
-        <w:gridCol w:w="4847"/>
-      </w:tblGrid>
-      <w:tr>
-        <w:trPr>
-          <w:tblHeader/>
-          <w:cantSplit/>
-        </w:trPr>
-        <w:tc>
-          <w:tcPr>
-            <w:tcW w:type="dxa" w:w="4847"/>
-          </w:tcPr>
-          <w:p>
-            <w:pPr>
-              <w:spacing w:after="60" w:line="240" w:lineRule="auto"/>
-            </w:pPr>
-            <w:r>
-              <w:rPr>
-                <w:sz w:val="20"/>
-              </w:rPr>
-            </w:r>
-            <w:r>
-              <w:rPr>
-                <w:sz w:val="20"/>
-              </w:rPr>
-              <w:t>Сауда орталығы</w:t>
-            </w:r>
-          </w:p>
-        </w:tc>
-        <w:tc>
-          <w:tcPr>
-            <w:tcW w:type="dxa" w:w="4847"/>
-          </w:tcPr>
-          <w:p>
-            <w:pPr>
-              <w:spacing w:after="60" w:line="240" w:lineRule="auto"/>
-            </w:pPr>
-            <w:r>
-              <w:rPr>
-                <w:sz w:val="20"/>
-              </w:rPr>
-            </w:r>
-            <w:r>
-              <w:rPr>
-                <w:sz w:val="20"/>
-              </w:rPr>
-              <w:t>Quantity</w:t>
-            </w:r>
-          </w:p>
-        </w:tc>
-      </w:tr>
-      <w:tr>
-        <w:trPr>
-          <w:cantSplit/>
-        </w:trPr>
-        <w:tc>
-          <w:tcPr>
-            <w:tcW w:type="dxa" w:w="4847"/>
-          </w:tcPr>
-          <w:p>
-            <w:pPr>
-              <w:spacing w:after="60" w:line="240" w:lineRule="auto"/>
-            </w:pPr>
-            <w:r>
-              <w:rPr>
-                <w:sz w:val="20"/>
-              </w:rPr>
-            </w:r>
-            <w:r>
-              <w:rPr>
-                <w:sz w:val="20"/>
-              </w:rPr>
-              <w:t>The Brewery</w:t>
-            </w:r>
-          </w:p>
-        </w:tc>
-        <w:tc>
-          <w:tcPr>
-            <w:tcW w:type="dxa" w:w="4847"/>
-          </w:tcPr>
-          <w:p>
-            <w:pPr>
-              <w:spacing w:after="60" w:line="240" w:lineRule="auto"/>
-            </w:pPr>
-            <w:r>
-              <w:rPr>
-                <w:sz w:val="20"/>
-              </w:rPr>
-            </w:r>
-            <w:r>
-              <w:rPr>
-                <w:sz w:val="20"/>
-              </w:rPr>
-              <w:t>403</w:t>
-            </w:r>
-          </w:p>
-        </w:tc>
-      </w:tr>
-      <w:tr>
-        <w:trPr>
-          <w:cantSplit/>
-        </w:trPr>
-        <w:tc>
-          <w:tcPr>
-            <w:tcW w:type="dxa" w:w="4847"/>
-          </w:tcPr>
-          <w:p>
-            <w:pPr>
-              <w:spacing w:after="60" w:line="240" w:lineRule="auto"/>
-            </w:pPr>
-            <w:r>
-              <w:rPr>
-                <w:sz w:val="20"/>
-              </w:rPr>
-            </w:r>
-            <w:r>
-              <w:rPr>
-                <w:sz w:val="20"/>
-              </w:rPr>
-              <w:t>The Liberty Shopping Centre</w:t>
-            </w:r>
-          </w:p>
-        </w:tc>
-        <w:tc>
-          <w:tcPr>
-            <w:tcW w:type="dxa" w:w="4847"/>
-          </w:tcPr>
-          <w:p>
-            <w:pPr>
-              <w:spacing w:after="60" w:line="240" w:lineRule="auto"/>
-            </w:pPr>
-            <w:r>
-              <w:rPr>
-                <w:sz w:val="20"/>
-              </w:rPr>
-            </w:r>
-            <w:r>
-              <w:rPr>
-                <w:sz w:val="20"/>
-              </w:rPr>
-              <w:t>343</w:t>
-            </w:r>
-          </w:p>
-        </w:tc>
-      </w:tr>
-      <w:tr>
-        <w:trPr>
-          <w:cantSplit/>
-        </w:trPr>
-        <w:tc>
-          <w:tcPr>
-            <w:tcW w:type="dxa" w:w="4847"/>
-          </w:tcPr>
-          <w:p>
-            <w:pPr>
-              <w:spacing w:after="60" w:line="240" w:lineRule="auto"/>
-            </w:pPr>
-            <w:r>
-              <w:rPr>
-                <w:sz w:val="20"/>
-              </w:rPr>
-            </w:r>
-            <w:r>
-              <w:rPr>
-                <w:sz w:val="20"/>
-              </w:rPr>
-              <w:t>The Mall Romford</w:t>
-            </w:r>
-          </w:p>
-        </w:tc>
-        <w:tc>
-          <w:tcPr>
-            <w:tcW w:type="dxa" w:w="4847"/>
-          </w:tcPr>
-          <w:p>
-            <w:pPr>
-              <w:spacing w:after="60" w:line="240" w:lineRule="auto"/>
-            </w:pPr>
-            <w:r>
-              <w:rPr>
-                <w:sz w:val="20"/>
-              </w:rPr>
-            </w:r>
-            <w:r>
-              <w:rPr>
-                <w:sz w:val="20"/>
-              </w:rPr>
-              <w:t>119</w:t>
-            </w:r>
-          </w:p>
-        </w:tc>
-      </w:tr>
-      <w:tr>
-        <w:trPr>
-          <w:cantSplit/>
-        </w:trPr>
-        <w:tc>
-          <w:tcPr>
-            <w:tcW w:type="dxa" w:w="4847"/>
-          </w:tcPr>
-          <w:p>
-            <w:pPr>
-              <w:spacing w:after="60" w:line="240" w:lineRule="auto"/>
-            </w:pPr>
-            <w:r>
-              <w:rPr>
-                <w:sz w:val="20"/>
-              </w:rPr>
-            </w:r>
-            <w:r>
-              <w:rPr>
-                <w:sz w:val="20"/>
-              </w:rPr>
-              <w:t>Барлығы</w:t>
-            </w:r>
-          </w:p>
-        </w:tc>
-        <w:tc>
-          <w:tcPr>
-            <w:tcW w:type="dxa" w:w="4847"/>
-          </w:tcPr>
-          <w:p>
-            <w:pPr>
-              <w:spacing w:after="60" w:line="240" w:lineRule="auto"/>
-            </w:pPr>
-            <w:r>
-              <w:rPr>
-                <w:sz w:val="20"/>
-              </w:rPr>
-            </w:r>
-            <w:r>
-              <w:rPr>
-                <w:b/>
-                <w:sz w:val="20"/>
-              </w:rPr>
-              <w:t>865</w:t>
-            </w:r>
-          </w:p>
-        </w:tc>
-      </w:tr>
-    </w:tbl>
-    <w:p>
-      <w:pPr>
-        <w:spacing w:after="20"/>
-      </w:pPr>
-    </w:p>
-    <w:p>
-      <w:r>
-        <w:rPr>
-          <w:rFonts w:ascii="Consolas" w:hAnsi="Consolas"/>
-          <w:sz w:val="18"/>
-        </w:rPr>
-        <w:t>403 + 343 + 119 = 865</w:t>
-      </w:r>
-      <w:r>
-        <w:t>. Бұл сандар құжаттағы үлгіден алынды; осы ортада архив бойынша қайта есептелген жоқ. Өз файлыңызда айырма болса, дерек нұсқасын, белсенді сүзгілерді, Sum/Count таңдауды және Merge кезінде көбейген жолдарды тексеріңіз.</w:t>
-      </w:r>
-    </w:p>
-    <w:p>
-      <w:pPr>
-        <w:pStyle w:val="Heading2"/>
-      </w:pPr>
-      <w:r>
-        <w:t>4.6. Бірінші бөлімді сақтау</w:t>
-      </w:r>
-    </w:p>
-    <w:p>
-      <w:r>
-        <w:rPr>
-          <w:b/>
-        </w:rPr>
-        <w:t>File → Save As</w:t>
-      </w:r>
-      <w:r>
-        <w:t xml:space="preserve"> арқылы </w:t>
-      </w:r>
-      <w:r>
-        <w:rPr>
-          <w:rFonts w:ascii="Consolas" w:hAnsi="Consolas"/>
-          <w:sz w:val="18"/>
-        </w:rPr>
-        <w:t>C:\BigDATA\lab8\results\Going to the dogs.pbix</w:t>
-      </w:r>
-      <w:r>
-        <w:t xml:space="preserve"> сақтаңыз. Есепте кемінде карта, аймақ срезі және сауда орталықтары кестесі болсын. Romford таңдалған көріністің скриншотын сақтаңыз.</w:t>
-      </w:r>
-    </w:p>
-    <w:p>
-      <w:pPr>
-        <w:pStyle w:val="Heading1"/>
-      </w:pPr>
-      <w:r>
-        <w:t>5. 2-бөлім: Brexit нәтижелері — Red stains</w:t>
-      </w:r>
-    </w:p>
-    <w:p>
-      <w:pPr>
-        <w:pStyle w:val="Heading2"/>
-      </w:pPr>
-      <w:r>
-        <w:t>5.1. Ресми дауыс беру деректерін жүктеу</w:t>
-      </w:r>
-    </w:p>
-    <w:p>
-      <w:pPr>
-        <w:ind w:left="227" w:hanging="227"/>
-      </w:pPr>
-      <w:r>
-        <w:t xml:space="preserve">1. Бірінші есепті сақтап, </w:t>
-      </w:r>
-      <w:r>
-        <w:rPr>
-          <w:b/>
-        </w:rPr>
-        <w:t>File → New</w:t>
-      </w:r>
-      <w:r>
-        <w:t xml:space="preserve"> арқылы екінші есеп жасаңыз.</w:t>
-      </w:r>
-    </w:p>
-    <w:p>
-      <w:pPr>
-        <w:ind w:left="227" w:hanging="227"/>
-      </w:pPr>
-      <w:r>
-        <w:t xml:space="preserve">2. Тапсырмадағы дереккөзі — </w:t>
-      </w:r>
-      <w:r>
-        <w:rPr>
-          <w:b/>
-        </w:rPr>
-        <w:t>UK Electoral Commission</w:t>
-      </w:r>
-      <w:r>
-        <w:t>, 2016 жылғы 23 маусымдағы ЕО мүшелігі туралы референдум.</w:t>
-      </w:r>
-    </w:p>
-    <w:p>
-      <w:pPr>
-        <w:ind w:left="227" w:hanging="227"/>
-      </w:pPr>
-      <w:r>
-        <w:t xml:space="preserve">3. Негізгі ресми сайт: https://www.electoralcommission.org.uk/. Сайтта </w:t>
-      </w:r>
-      <w:r>
-        <w:rPr>
-          <w:rFonts w:ascii="Consolas" w:hAnsi="Consolas"/>
-          <w:sz w:val="18"/>
-        </w:rPr>
-        <w:t>EU referendum results 2016</w:t>
-      </w:r>
-      <w:r>
-        <w:t xml:space="preserve"> деп іздеп, жергілікті санау аумақтары бойынша CSV нәтижелерін ашыңыз. Parliamentary constituency бойынша бағаланған деректерді алмаңыз.</w:t>
-      </w:r>
-    </w:p>
-    <w:p>
-      <w:pPr>
-        <w:ind w:left="227" w:hanging="227"/>
-      </w:pPr>
-      <w:r>
-        <w:t>4. Ресми CSV үшін құжаттарға байланысты жиі пайдаланылған тарихи мекенжай:</w:t>
-      </w:r>
-    </w:p>
-    <w:p>
-      <w:pPr>
-        <w:pStyle w:val="CodeBlock"/>
-        <w:keepNext w:val="0"/>
-        <w:shd w:fill="F1F5F7"/>
-      </w:pPr>
-      <w:r>
-        <w:t>https://www.electoralcommission.org.uk/sites/default/files/2019-07/EU-referendum-result-data.csv</w:t>
-      </w:r>
-    </w:p>
-    <w:p>
-      <w:pPr>
-        <w:spacing w:after="20"/>
-      </w:pPr>
-    </w:p>
-    <w:p>
-      <w:r>
-        <w:t>Бұл мекенжай осы ортадан тексерілмеді; сайт оны өзгерткен болуы мүмкін. Ашылмаса, ресми нәтижелер бетіндегі қазіргі CSV сілтемесін пайдаланыңыз.</w:t>
-      </w:r>
-    </w:p>
-    <w:p>
-      <w:pPr>
-        <w:ind w:left="227" w:hanging="227"/>
-      </w:pPr>
-      <w:r>
-        <w:t xml:space="preserve">5. </w:t>
-      </w:r>
-      <w:r>
-        <w:rPr>
-          <w:b/>
-        </w:rPr>
-        <w:t>Home → Get data → Web</w:t>
-      </w:r>
-      <w:r>
-        <w:t xml:space="preserve"> таңдап, жұмыс істейтін CSV сілтемесін қойыңыз. Алдын ала қарауда </w:t>
-      </w:r>
-      <w:r>
-        <w:rPr>
-          <w:rFonts w:ascii="Consolas" w:hAnsi="Consolas"/>
-          <w:sz w:val="18"/>
-        </w:rPr>
-        <w:t>Area</w:t>
-      </w:r>
-      <w:r>
-        <w:t xml:space="preserve">, </w:t>
-      </w:r>
-      <w:r>
-        <w:rPr>
-          <w:rFonts w:ascii="Consolas" w:hAnsi="Consolas"/>
-          <w:sz w:val="18"/>
-        </w:rPr>
-        <w:t>Region</w:t>
-      </w:r>
-      <w:r>
-        <w:t xml:space="preserve">, </w:t>
-      </w:r>
-      <w:r>
-        <w:rPr>
-          <w:rFonts w:ascii="Consolas" w:hAnsi="Consolas"/>
-          <w:sz w:val="18"/>
-        </w:rPr>
-        <w:t>Leave</w:t>
-      </w:r>
-      <w:r>
-        <w:t xml:space="preserve">, </w:t>
-      </w:r>
-      <w:r>
-        <w:rPr>
-          <w:rFonts w:ascii="Consolas" w:hAnsi="Consolas"/>
-          <w:sz w:val="18"/>
-        </w:rPr>
-        <w:t>Valid_Votes</w:t>
-      </w:r>
-      <w:r>
-        <w:t xml:space="preserve"> бағандары көрінгенін тексеріп, </w:t>
-      </w:r>
-      <w:r>
-        <w:rPr>
-          <w:b/>
-        </w:rPr>
-        <w:t>Transform Data</w:t>
+        <w:t>Закрыть и применить</w:t>
       </w:r>
       <w:r>
         <w:t xml:space="preserve"> басыңыз.</w:t>
-      </w:r>
-    </w:p>
-    <w:p>
-      <w:pPr>
-        <w:ind w:left="227" w:hanging="227"/>
-      </w:pPr>
-      <w:r>
-        <w:t xml:space="preserve">6. Егер Web қосылымы ашылмаса, сол ресми CSV файлын браузерден </w:t>
-      </w:r>
-      <w:r>
-        <w:rPr>
-          <w:rFonts w:ascii="Consolas" w:hAnsi="Consolas"/>
-          <w:sz w:val="18"/>
-        </w:rPr>
-        <w:t>part2</w:t>
-      </w:r>
-      <w:r>
-        <w:t xml:space="preserve"> бумасына сақтап, </w:t>
-      </w:r>
-      <w:r>
-        <w:rPr>
-          <w:b/>
-        </w:rPr>
-        <w:t>Get data → Text/CSV</w:t>
-      </w:r>
-      <w:r>
-        <w:t xml:space="preserve"> арқылы жүктеңіз. Бұл да ресми деректі пайдалану болып саналады. Есепте жүктеу тәсілін және дереккөзді көрсетіңіз.</w:t>
-      </w:r>
-    </w:p>
-    <w:p>
-      <w:pPr>
-        <w:ind w:left="227" w:hanging="227"/>
-      </w:pPr>
-      <w:r>
-        <w:t xml:space="preserve">7. Сұрауды </w:t>
-      </w:r>
-      <w:r>
-        <w:rPr>
-          <w:b/>
-        </w:rPr>
-        <w:t>Brexit</w:t>
-      </w:r>
-      <w:r>
-        <w:t xml:space="preserve"> деп атаңыз. </w:t>
-      </w:r>
-      <w:r>
-        <w:rPr>
-          <w:rFonts w:ascii="Consolas" w:hAnsi="Consolas"/>
-          <w:sz w:val="18"/>
-        </w:rPr>
-        <w:t>Area</w:t>
-      </w:r>
-      <w:r>
-        <w:t xml:space="preserve">, </w:t>
-      </w:r>
-      <w:r>
-        <w:rPr>
-          <w:rFonts w:ascii="Consolas" w:hAnsi="Consolas"/>
-          <w:sz w:val="18"/>
-        </w:rPr>
-        <w:t>Region</w:t>
-      </w:r>
-      <w:r>
-        <w:t xml:space="preserve">, </w:t>
-      </w:r>
-      <w:r>
-        <w:rPr>
-          <w:rFonts w:ascii="Consolas" w:hAnsi="Consolas"/>
-          <w:sz w:val="18"/>
-        </w:rPr>
-        <w:t>Area_Code</w:t>
-      </w:r>
-      <w:r>
-        <w:t xml:space="preserve"> — Text; </w:t>
-      </w:r>
-      <w:r>
-        <w:rPr>
-          <w:rFonts w:ascii="Consolas" w:hAnsi="Consolas"/>
-          <w:sz w:val="18"/>
-        </w:rPr>
-        <w:t>Leave</w:t>
-      </w:r>
-      <w:r>
-        <w:t xml:space="preserve">, </w:t>
-      </w:r>
-      <w:r>
-        <w:rPr>
-          <w:rFonts w:ascii="Consolas" w:hAnsi="Consolas"/>
-          <w:sz w:val="18"/>
-        </w:rPr>
-        <w:t>Remain</w:t>
-      </w:r>
-      <w:r>
-        <w:t xml:space="preserve">, </w:t>
-      </w:r>
-      <w:r>
-        <w:rPr>
-          <w:rFonts w:ascii="Consolas" w:hAnsi="Consolas"/>
-          <w:sz w:val="18"/>
-        </w:rPr>
-        <w:t>Valid_Votes</w:t>
-      </w:r>
-      <w:r>
-        <w:t xml:space="preserve"> — Whole number болсын. Бір жол бір санау аумағына сәйкес келуі керек.</w:t>
-      </w:r>
-    </w:p>
-    <w:p>
-      <w:pPr>
-        <w:ind w:left="227" w:hanging="227"/>
-      </w:pPr>
-      <w:r>
-        <w:t xml:space="preserve">8. Егер CSV түгел бір баған болып ашылса, бөлгішті </w:t>
-      </w:r>
-      <w:r>
-        <w:rPr>
-          <w:b/>
-        </w:rPr>
-        <w:t>Comma</w:t>
-      </w:r>
-      <w:r>
-        <w:t xml:space="preserve"> етіп таңдаңыз. Баған атаулары бірінші жолда болса, </w:t>
-      </w:r>
-      <w:r>
-        <w:rPr>
-          <w:b/>
-        </w:rPr>
-        <w:t>Use First Row as Headers</w:t>
-      </w:r>
-      <w:r>
-        <w:t xml:space="preserve"> қолданыңыз. Кодтардың бастапқы нөлдерін жоғалтпау үшін оларды мәтін күйінде сақтаңыз.</w:t>
-      </w:r>
-    </w:p>
-    <w:p>
-      <w:pPr>
-        <w:ind w:left="227" w:hanging="227"/>
-      </w:pPr>
-      <w:r>
-        <w:t xml:space="preserve">9. </w:t>
-      </w:r>
-      <w:r>
-        <w:rPr>
-          <w:b/>
-        </w:rPr>
-        <w:t>Close &amp; Apply</w:t>
-      </w:r>
-      <w:r>
-        <w:t xml:space="preserve"> басыңыз.</w:t>
-      </w:r>
-    </w:p>
-    <w:p>
-      <w:pPr>
-        <w:pStyle w:val="Heading2"/>
-      </w:pPr>
-      <w:r>
-        <w:t>5.2. PercentLeave бағаны</w:t>
-      </w:r>
-    </w:p>
-    <w:p>
-      <w:r>
-        <w:rPr>
-          <w:rFonts w:ascii="Consolas" w:hAnsi="Consolas"/>
-          <w:sz w:val="18"/>
-        </w:rPr>
-        <w:t>Brexit</w:t>
-      </w:r>
-      <w:r>
-        <w:t xml:space="preserve"> кестесін таңдаңыз → </w:t>
-      </w:r>
-      <w:r>
-        <w:rPr>
-          <w:b/>
-        </w:rPr>
-        <w:t>Modeling → New column</w:t>
-      </w:r>
-      <w:r>
-        <w:t>:</w:t>
-      </w:r>
-    </w:p>
-    <w:p>
-      <w:pPr>
-        <w:pStyle w:val="CodeBlock"/>
-        <w:keepNext w:val="0"/>
-        <w:shd w:fill="F1F5F7"/>
-      </w:pPr>
-      <w:r>
-        <w:t>PercentLeave = DIVIDE(Brexit[Leave], Brexit[Valid_Votes])</w:t>
-      </w:r>
-    </w:p>
-    <w:p>
-      <w:pPr>
-        <w:spacing w:after="20"/>
-      </w:pPr>
-    </w:p>
-    <w:p>
-      <w:r>
-        <w:rPr>
-          <w:b/>
-        </w:rPr>
-        <w:t>Column tools → Format → Percentage</w:t>
-      </w:r>
-      <w:r>
-        <w:t xml:space="preserve">, ондық орын санын </w:t>
-      </w:r>
-      <w:r>
-        <w:rPr>
-          <w:b/>
-        </w:rPr>
-        <w:t>2</w:t>
-      </w:r>
-      <w:r>
-        <w:t xml:space="preserve"> қойыңыз. Формулаға қосымша </w:t>
-      </w:r>
-      <w:r>
-        <w:rPr>
-          <w:rFonts w:ascii="Consolas" w:hAnsi="Consolas"/>
-          <w:sz w:val="18"/>
-        </w:rPr>
-        <w:t>* 100</w:t>
-      </w:r>
-      <w:r>
-        <w:t xml:space="preserve"> қоспаңыз: Percentage пішімі 0,7556 санын 75,56% ретінде көрсетеді.</w:t>
-      </w:r>
-    </w:p>
-    <w:p>
-      <w:r>
-        <w:t xml:space="preserve">Бұл көрсеткіш — </w:t>
-      </w:r>
-      <w:r>
-        <w:rPr>
-          <w:b/>
-        </w:rPr>
-        <w:t>ЕО-дан шығуды қолдаған жарамды дауыстардың үлесі</w:t>
-      </w:r>
-      <w:r>
-        <w:t xml:space="preserve">. Ол сайлауға қатысу пайызы емес. Бөлгішке </w:t>
-      </w:r>
-      <w:r>
-        <w:rPr>
-          <w:rFonts w:ascii="Consolas" w:hAnsi="Consolas"/>
-          <w:sz w:val="18"/>
-        </w:rPr>
-        <w:t>Electorate</w:t>
-      </w:r>
-      <w:r>
-        <w:t xml:space="preserve"> немесе жарамсыз бюллетеньдер кіретін </w:t>
-      </w:r>
-      <w:r>
-        <w:rPr>
-          <w:rFonts w:ascii="Consolas" w:hAnsi="Consolas"/>
-          <w:sz w:val="18"/>
-        </w:rPr>
-        <w:t>Votes_Cast</w:t>
-      </w:r>
-      <w:r>
-        <w:t xml:space="preserve"> қолданылмайды.</w:t>
-      </w:r>
-    </w:p>
-    <w:p>
-      <w:pPr>
-        <w:pStyle w:val="Heading2"/>
-      </w:pPr>
-      <w:r>
-        <w:t>5.3. Топталған нәтижеге арналған өлшемдер</w:t>
-      </w:r>
-    </w:p>
-    <w:p>
-      <w:r>
-        <w:rPr>
-          <w:b/>
-        </w:rPr>
-        <w:t>Modeling → New measure</w:t>
-      </w:r>
-      <w:r>
-        <w:t xml:space="preserve"> арқылы әр формуланы бөлек енгізіңіз:</w:t>
-      </w:r>
-    </w:p>
-    <w:p>
-      <w:pPr>
-        <w:pStyle w:val="CodeBlock"/>
-        <w:keepNext w:val="0"/>
-        <w:shd w:fill="F1F5F7"/>
-      </w:pPr>
-      <w:r>
-        <w:t>TotalLeave = SUM(Brexit[Leave])</w:t>
-      </w:r>
-    </w:p>
-    <w:p>
-      <w:pPr>
-        <w:spacing w:after="20"/>
-      </w:pPr>
-    </w:p>
-    <w:p>
-      <w:pPr>
-        <w:pStyle w:val="CodeBlock"/>
-        <w:keepNext w:val="0"/>
-        <w:shd w:fill="F1F5F7"/>
-      </w:pPr>
-      <w:r>
-        <w:t>TotalValidVotes = SUM(Brexit[Valid_Votes])</w:t>
-      </w:r>
-    </w:p>
-    <w:p>
-      <w:pPr>
-        <w:spacing w:after="20"/>
-      </w:pPr>
-    </w:p>
-    <w:p>
-      <w:pPr>
-        <w:pStyle w:val="CodeBlock"/>
-        <w:keepNext w:val="0"/>
-        <w:shd w:fill="F1F5F7"/>
-      </w:pPr>
-      <w:r>
-        <w:t>LeaveShare = DIVIDE([TotalLeave], [TotalValidVotes])</w:t>
-      </w:r>
-    </w:p>
-    <w:p>
-      <w:pPr>
-        <w:spacing w:after="20"/>
-      </w:pPr>
-    </w:p>
-    <w:p>
-      <w:r>
-        <w:rPr>
-          <w:rFonts w:ascii="Consolas" w:hAnsi="Consolas"/>
-          <w:sz w:val="18"/>
-        </w:rPr>
-        <w:t>LeaveShare</w:t>
-      </w:r>
-      <w:r>
-        <w:t xml:space="preserve"> пішімін де </w:t>
-      </w:r>
-      <w:r>
-        <w:rPr>
-          <w:b/>
-        </w:rPr>
-        <w:t>Percentage, 2 decimal places</w:t>
-      </w:r>
-      <w:r>
-        <w:t xml:space="preserve"> етіңіз. Аудан үшін </w:t>
-      </w:r>
-      <w:r>
-        <w:rPr>
-          <w:rFonts w:ascii="Consolas" w:hAnsi="Consolas"/>
-          <w:sz w:val="18"/>
-        </w:rPr>
-        <w:t>PercentLeave</w:t>
-      </w:r>
-      <w:r>
-        <w:t xml:space="preserve"> мен </w:t>
-      </w:r>
-      <w:r>
-        <w:rPr>
-          <w:rFonts w:ascii="Consolas" w:hAnsi="Consolas"/>
-          <w:sz w:val="18"/>
-        </w:rPr>
-        <w:t>LeaveShare</w:t>
-      </w:r>
-      <w:r>
-        <w:t xml:space="preserve"> бірдей шығады, егер әр ауданға бір жолдан келсе. Ел немесе жалпы нәтиже үшін </w:t>
-      </w:r>
-      <w:r>
-        <w:rPr>
-          <w:b/>
-        </w:rPr>
-        <w:t>LeaveShare</w:t>
-      </w:r>
-      <w:r>
-        <w:t xml:space="preserve"> пайдаланыңыз: ол дауыстар санына қарай дұрыс салмақтайды. Аудандық пайыздардың жай Average мәні жалпы дауыс үлесіне тең емес.</w:t>
-      </w:r>
-    </w:p>
-    <w:p>
-      <w:pPr>
-        <w:pStyle w:val="Heading2"/>
-      </w:pPr>
-      <w:r>
-        <w:t>5.4. Ең жоғары 10 аудан кестесі</w:t>
-      </w:r>
-    </w:p>
-    <w:p>
-      <w:pPr>
-        <w:ind w:left="227" w:hanging="227"/>
-      </w:pPr>
-      <w:r>
-        <w:t xml:space="preserve">1. </w:t>
-      </w:r>
-      <w:r>
-        <w:rPr>
-          <w:b/>
-        </w:rPr>
-        <w:t>Table</w:t>
-      </w:r>
-      <w:r>
-        <w:t xml:space="preserve"> визуалын қосыңыз.</w:t>
-      </w:r>
-    </w:p>
-    <w:p>
-      <w:pPr>
-        <w:ind w:left="227" w:hanging="227"/>
-      </w:pPr>
-      <w:r>
-        <w:t xml:space="preserve">2. Өрістеріне </w:t>
-      </w:r>
-      <w:r>
-        <w:rPr>
-          <w:rFonts w:ascii="Consolas" w:hAnsi="Consolas"/>
-          <w:sz w:val="18"/>
-        </w:rPr>
-        <w:t>Brexit[Area]</w:t>
-      </w:r>
-      <w:r>
-        <w:t xml:space="preserve"> және </w:t>
-      </w:r>
-      <w:r>
-        <w:rPr>
-          <w:rFonts w:ascii="Consolas" w:hAnsi="Consolas"/>
-          <w:sz w:val="18"/>
-        </w:rPr>
-        <w:t>[LeaveShare]</w:t>
-      </w:r>
-      <w:r>
-        <w:t xml:space="preserve"> қосыңыз. Тапсырмада жасалған </w:t>
-      </w:r>
-      <w:r>
-        <w:rPr>
-          <w:rFonts w:ascii="Consolas" w:hAnsi="Consolas"/>
-          <w:sz w:val="18"/>
-        </w:rPr>
-        <w:t>PercentLeave</w:t>
-      </w:r>
-      <w:r>
-        <w:t xml:space="preserve"> бағаны Data view ішінде сақталады; аудандық кестені сонымен де жасауға болады.</w:t>
-      </w:r>
-    </w:p>
-    <w:p>
-      <w:pPr>
-        <w:ind w:left="227" w:hanging="227"/>
-      </w:pPr>
-      <w:r>
-        <w:t xml:space="preserve">3. Визуалды таңдаған күйде </w:t>
-      </w:r>
-      <w:r>
-        <w:rPr>
-          <w:b/>
-        </w:rPr>
-        <w:t>Filters → Filters on this visual → Area</w:t>
-      </w:r>
-      <w:r>
-        <w:t xml:space="preserve"> ашыңыз.</w:t>
-      </w:r>
-    </w:p>
-    <w:p>
-      <w:pPr>
-        <w:ind w:left="227" w:hanging="227"/>
-      </w:pPr>
-      <w:r>
-        <w:t xml:space="preserve">4. Filter type — </w:t>
-      </w:r>
-      <w:r>
-        <w:rPr>
-          <w:b/>
-        </w:rPr>
-        <w:t>Top N</w:t>
-      </w:r>
-      <w:r>
-        <w:t xml:space="preserve">; Show items — </w:t>
-      </w:r>
-      <w:r>
-        <w:rPr>
-          <w:b/>
-        </w:rPr>
-        <w:t>Top 10</w:t>
-      </w:r>
-      <w:r>
-        <w:t xml:space="preserve">; By value — </w:t>
-      </w:r>
-      <w:r>
-        <w:rPr>
-          <w:b/>
-        </w:rPr>
-        <w:t>LeaveShare</w:t>
-      </w:r>
-      <w:r>
-        <w:t xml:space="preserve">. </w:t>
-      </w:r>
-      <w:r>
-        <w:rPr>
-          <w:b/>
-        </w:rPr>
-        <w:t>Apply filter</w:t>
-      </w:r>
-      <w:r>
-        <w:t xml:space="preserve"> басыңыз.</w:t>
-      </w:r>
-    </w:p>
-    <w:p>
-      <w:pPr>
-        <w:ind w:left="227" w:hanging="227"/>
-      </w:pPr>
-      <w:r>
-        <w:t xml:space="preserve">5. Кестеде </w:t>
-      </w:r>
-      <w:r>
-        <w:rPr>
-          <w:rFonts w:ascii="Consolas" w:hAnsi="Consolas"/>
-          <w:sz w:val="18"/>
-        </w:rPr>
-        <w:t>LeaveShare</w:t>
-      </w:r>
-      <w:r>
-        <w:t xml:space="preserve"> бағанының тақырыбын басып, </w:t>
-      </w:r>
-      <w:r>
-        <w:rPr>
-          <w:b/>
-        </w:rPr>
-        <w:t>Descending</w:t>
-      </w:r>
-      <w:r>
-        <w:t xml:space="preserve"> бойынша сұрыптаңыз. Top N тек таңдауды орындайды, сұрыптауды бөлек тексеріңіз.</w:t>
-      </w:r>
-    </w:p>
-    <w:p>
-      <w:pPr>
-        <w:ind w:left="227" w:hanging="227"/>
-      </w:pPr>
-      <w:r>
-        <w:t xml:space="preserve">6. Атауын </w:t>
-      </w:r>
-      <w:r>
-        <w:rPr>
-          <w:rFonts w:ascii="Consolas" w:hAnsi="Consolas"/>
-          <w:sz w:val="18"/>
-        </w:rPr>
-        <w:t>ЕО-дан шығуды ең көп қолдаған 10 аудан</w:t>
-      </w:r>
-      <w:r>
-        <w:t xml:space="preserve"> деп қойыңыз. Қорытынды жолын өшіруге болады: бұл тізімнің қорытындысы бүкіл елдің нәтижесі емес.</w:t>
-      </w:r>
-    </w:p>
-    <w:p>
-      <w:r>
-        <w:t>Тапсырмадағы суретте көрсетілген бақылау нәтижелері:</w:t>
       </w:r>
     </w:p>
     <w:tbl>
@@ -3168,7 +1077,7 @@
               <w:rPr>
                 <w:sz w:val="20"/>
               </w:rPr>
-              <w:t>Орын</w:t>
+              <w:t>Кесте</w:t>
             </w:r>
           </w:p>
         </w:tc>
@@ -3189,7 +1098,7 @@
               <w:rPr>
                 <w:sz w:val="20"/>
               </w:rPr>
-              <w:t>Area</w:t>
+              <w:t>Жол саны (тақырыпсыз)</w:t>
             </w:r>
           </w:p>
         </w:tc>
@@ -3210,7 +1119,7 @@
               <w:rPr>
                 <w:sz w:val="20"/>
               </w:rPr>
-              <w:t>Leave үлесі</w:t>
+              <w:t>Негізгі өрістер</w:t>
             </w:r>
           </w:p>
         </w:tc>
@@ -3236,7 +1145,7 @@
               <w:rPr>
                 <w:sz w:val="20"/>
               </w:rPr>
-              <w:t>1</w:t>
+              <w:t>Purchase</w:t>
             </w:r>
           </w:p>
         </w:tc>
@@ -3257,7 +1166,7 @@
               <w:rPr>
                 <w:sz w:val="20"/>
               </w:rPr>
-              <w:t>Boston</w:t>
+              <w:t>32 471</w:t>
             </w:r>
           </w:p>
         </w:tc>
@@ -3278,7 +1187,7 @@
               <w:rPr>
                 <w:sz w:val="20"/>
               </w:rPr>
-              <w:t>75,56%</w:t>
+              <w:t>PurchaseId, CentreId, Quantity</w:t>
             </w:r>
           </w:p>
         </w:tc>
@@ -3304,7 +1213,7 @@
               <w:rPr>
                 <w:sz w:val="20"/>
               </w:rPr>
-              <w:t>2</w:t>
+              <w:t>Centre</w:t>
             </w:r>
           </w:p>
         </w:tc>
@@ -3325,7 +1234,7 @@
               <w:rPr>
                 <w:sz w:val="20"/>
               </w:rPr>
-              <w:t>South Holland</w:t>
+              <w:t>386</w:t>
             </w:r>
           </w:p>
         </w:tc>
@@ -3346,7 +1255,7 @@
               <w:rPr>
                 <w:sz w:val="20"/>
               </w:rPr>
-              <w:t>73,59%</w:t>
+              <w:t>CentreId, CentreName, TownId</w:t>
             </w:r>
           </w:p>
         </w:tc>
@@ -3372,7 +1281,7 @@
               <w:rPr>
                 <w:sz w:val="20"/>
               </w:rPr>
-              <w:t>3</w:t>
+              <w:t>Town</w:t>
             </w:r>
           </w:p>
         </w:tc>
@@ -3393,7 +1302,7 @@
               <w:rPr>
                 <w:sz w:val="20"/>
               </w:rPr>
-              <w:t>Castle Point</w:t>
+              <w:t>203</w:t>
             </w:r>
           </w:p>
         </w:tc>
@@ -3414,7 +1323,7 @@
               <w:rPr>
                 <w:sz w:val="20"/>
               </w:rPr>
-              <w:t>72,70%</w:t>
+              <w:t>TownId, TownName, RegionId</w:t>
             </w:r>
           </w:p>
         </w:tc>
@@ -3440,7 +1349,7 @@
               <w:rPr>
                 <w:sz w:val="20"/>
               </w:rPr>
-              <w:t>4</w:t>
+              <w:t>Region</w:t>
             </w:r>
           </w:p>
         </w:tc>
@@ -3461,7 +1370,7 @@
               <w:rPr>
                 <w:sz w:val="20"/>
               </w:rPr>
-              <w:t>Thurrock</w:t>
+              <w:t>9</w:t>
             </w:r>
           </w:p>
         </w:tc>
@@ -3482,7 +1391,119 @@
               <w:rPr>
                 <w:sz w:val="20"/>
               </w:rPr>
-              <w:t>72,28%</w:t>
+              <w:t>RegionId, RegionName</w:t>
+            </w:r>
+          </w:p>
+        </w:tc>
+      </w:tr>
+    </w:tbl>
+    <w:p>
+      <w:pPr>
+        <w:spacing w:after="20"/>
+      </w:pPr>
+    </w:p>
+    <w:p>
+      <w:pPr>
+        <w:ind w:left="227" w:hanging="227"/>
+      </w:pPr>
+      <w:r>
+        <w:t xml:space="preserve">6. Сол жақтағы </w:t>
+      </w:r>
+      <w:r>
+        <w:rPr>
+          <w:b/>
+        </w:rPr>
+        <w:t>Модель</w:t>
+      </w:r>
+      <w:r>
+        <w:t xml:space="preserve"> белгісін басыңыз. Автоматты байланыстарды тексеріңіз. Жоқ болса, </w:t>
+      </w:r>
+      <w:r>
+        <w:rPr>
+          <w:b/>
+        </w:rPr>
+        <w:t>Управление связями → Создать</w:t>
+      </w:r>
+      <w:r>
+        <w:t xml:space="preserve"> арқылы төмендегі үш байланысты жасаңыз:</w:t>
+      </w:r>
+    </w:p>
+    <w:tbl>
+      <w:tblPr>
+        <w:tblStyle w:val="LightShading-Accent1"/>
+        <w:tblW w:type="auto" w:w="0"/>
+        <w:tblLook w:firstColumn="1" w:firstRow="1" w:lastColumn="0" w:lastRow="0" w:noHBand="0" w:noVBand="1" w:val="04A0"/>
+      </w:tblPr>
+      <w:tblGrid>
+        <w:gridCol w:w="3232"/>
+        <w:gridCol w:w="3232"/>
+        <w:gridCol w:w="3232"/>
+      </w:tblGrid>
+      <w:tr>
+        <w:trPr>
+          <w:tblHeader/>
+          <w:cantSplit/>
+        </w:trPr>
+        <w:tc>
+          <w:tcPr>
+            <w:tcW w:type="dxa" w:w="3232"/>
+          </w:tcPr>
+          <w:p>
+            <w:pPr>
+              <w:spacing w:after="60" w:line="240" w:lineRule="auto"/>
+            </w:pPr>
+            <w:r>
+              <w:rPr>
+                <w:sz w:val="20"/>
+              </w:rPr>
+            </w:r>
+            <w:r>
+              <w:rPr>
+                <w:sz w:val="20"/>
+              </w:rPr>
+              <w:t>Бір жағы</w:t>
+            </w:r>
+          </w:p>
+        </w:tc>
+        <w:tc>
+          <w:tcPr>
+            <w:tcW w:type="dxa" w:w="3232"/>
+          </w:tcPr>
+          <w:p>
+            <w:pPr>
+              <w:spacing w:after="60" w:line="240" w:lineRule="auto"/>
+            </w:pPr>
+            <w:r>
+              <w:rPr>
+                <w:sz w:val="20"/>
+              </w:rPr>
+            </w:r>
+            <w:r>
+              <w:rPr>
+                <w:sz w:val="20"/>
+              </w:rPr>
+              <w:t>Көп жағы</w:t>
+            </w:r>
+          </w:p>
+        </w:tc>
+        <w:tc>
+          <w:tcPr>
+            <w:tcW w:type="dxa" w:w="3232"/>
+          </w:tcPr>
+          <w:p>
+            <w:pPr>
+              <w:spacing w:after="60" w:line="240" w:lineRule="auto"/>
+            </w:pPr>
+            <w:r>
+              <w:rPr>
+                <w:sz w:val="20"/>
+              </w:rPr>
+            </w:r>
+            <w:r>
+              <w:rPr>
+                <w:sz w:val="20"/>
+              </w:rPr>
+              <w:t>Кардиналдылығы</w:t>
             </w:r>
           </w:p>
         </w:tc>
@@ -3508,7 +1529,7 @@
               <w:rPr>
                 <w:sz w:val="20"/>
               </w:rPr>
-              <w:t>5</w:t>
+              <w:t>Region[RegionId]</w:t>
             </w:r>
           </w:p>
         </w:tc>
@@ -3529,7 +1550,7 @@
               <w:rPr>
                 <w:sz w:val="20"/>
               </w:rPr>
-              <w:t>Great Yarmouth</w:t>
+              <w:t>Town[RegionId]</w:t>
             </w:r>
           </w:p>
         </w:tc>
@@ -3550,7 +1571,7 @@
               <w:rPr>
                 <w:sz w:val="20"/>
               </w:rPr>
-              <w:t>71,50%</w:t>
+              <w:t>1:*</w:t>
             </w:r>
           </w:p>
         </w:tc>
@@ -3576,7 +1597,7 @@
               <w:rPr>
                 <w:sz w:val="20"/>
               </w:rPr>
-              <w:t>6</w:t>
+              <w:t>Town[TownId]</w:t>
             </w:r>
           </w:p>
         </w:tc>
@@ -3597,7 +1618,7 @@
               <w:rPr>
                 <w:sz w:val="20"/>
               </w:rPr>
-              <w:t>Fenland</w:t>
+              <w:t>Centre[TownId]</w:t>
             </w:r>
           </w:p>
         </w:tc>
@@ -3618,7 +1639,7 @@
               <w:rPr>
                 <w:sz w:val="20"/>
               </w:rPr>
-              <w:t>71,39%</w:t>
+              <w:t>1:*</w:t>
             </w:r>
           </w:p>
         </w:tc>
@@ -3644,7 +1665,7 @@
               <w:rPr>
                 <w:sz w:val="20"/>
               </w:rPr>
-              <w:t>7</w:t>
+              <w:t>Centre[CentreId]</w:t>
             </w:r>
           </w:p>
         </w:tc>
@@ -3665,7 +1686,7 @@
               <w:rPr>
                 <w:sz w:val="20"/>
               </w:rPr>
-              <w:t>Mansfield</w:t>
+              <w:t>Purchase[CentreId]</w:t>
             </w:r>
           </w:p>
         </w:tc>
@@ -3686,211 +1707,7 @@
               <w:rPr>
                 <w:sz w:val="20"/>
               </w:rPr>
-              <w:t>70,86%</w:t>
-            </w:r>
-          </w:p>
-        </w:tc>
-      </w:tr>
-      <w:tr>
-        <w:trPr>
-          <w:cantSplit/>
-        </w:trPr>
-        <w:tc>
-          <w:tcPr>
-            <w:tcW w:type="dxa" w:w="3232"/>
-          </w:tcPr>
-          <w:p>
-            <w:pPr>
-              <w:spacing w:after="60" w:line="240" w:lineRule="auto"/>
-            </w:pPr>
-            <w:r>
-              <w:rPr>
-                <w:sz w:val="20"/>
-              </w:rPr>
-            </w:r>
-            <w:r>
-              <w:rPr>
-                <w:sz w:val="20"/>
-              </w:rPr>
-              <w:t>8</w:t>
-            </w:r>
-          </w:p>
-        </w:tc>
-        <w:tc>
-          <w:tcPr>
-            <w:tcW w:type="dxa" w:w="3232"/>
-          </w:tcPr>
-          <w:p>
-            <w:pPr>
-              <w:spacing w:after="60" w:line="240" w:lineRule="auto"/>
-            </w:pPr>
-            <w:r>
-              <w:rPr>
-                <w:sz w:val="20"/>
-              </w:rPr>
-            </w:r>
-            <w:r>
-              <w:rPr>
-                <w:sz w:val="20"/>
-              </w:rPr>
-              <w:t>Bolsover</w:t>
-            </w:r>
-          </w:p>
-        </w:tc>
-        <w:tc>
-          <w:tcPr>
-            <w:tcW w:type="dxa" w:w="3232"/>
-          </w:tcPr>
-          <w:p>
-            <w:pPr>
-              <w:spacing w:after="60" w:line="240" w:lineRule="auto"/>
-            </w:pPr>
-            <w:r>
-              <w:rPr>
-                <w:sz w:val="20"/>
-              </w:rPr>
-            </w:r>
-            <w:r>
-              <w:rPr>
-                <w:sz w:val="20"/>
-              </w:rPr>
-              <w:t>70,83%</w:t>
-            </w:r>
-          </w:p>
-        </w:tc>
-      </w:tr>
-      <w:tr>
-        <w:trPr>
-          <w:cantSplit/>
-        </w:trPr>
-        <w:tc>
-          <w:tcPr>
-            <w:tcW w:type="dxa" w:w="3232"/>
-          </w:tcPr>
-          <w:p>
-            <w:pPr>
-              <w:spacing w:after="60" w:line="240" w:lineRule="auto"/>
-            </w:pPr>
-            <w:r>
-              <w:rPr>
-                <w:sz w:val="20"/>
-              </w:rPr>
-            </w:r>
-            <w:r>
-              <w:rPr>
-                <w:sz w:val="20"/>
-              </w:rPr>
-              <w:t>9</w:t>
-            </w:r>
-          </w:p>
-        </w:tc>
-        <w:tc>
-          <w:tcPr>
-            <w:tcW w:type="dxa" w:w="3232"/>
-          </w:tcPr>
-          <w:p>
-            <w:pPr>
-              <w:spacing w:after="60" w:line="240" w:lineRule="auto"/>
-            </w:pPr>
-            <w:r>
-              <w:rPr>
-                <w:sz w:val="20"/>
-              </w:rPr>
-            </w:r>
-            <w:r>
-              <w:rPr>
-                <w:sz w:val="20"/>
-              </w:rPr>
-              <w:t>East Lindsey</w:t>
-            </w:r>
-          </w:p>
-        </w:tc>
-        <w:tc>
-          <w:tcPr>
-            <w:tcW w:type="dxa" w:w="3232"/>
-          </w:tcPr>
-          <w:p>
-            <w:pPr>
-              <w:spacing w:after="60" w:line="240" w:lineRule="auto"/>
-            </w:pPr>
-            <w:r>
-              <w:rPr>
-                <w:sz w:val="20"/>
-              </w:rPr>
-            </w:r>
-            <w:r>
-              <w:rPr>
-                <w:sz w:val="20"/>
-              </w:rPr>
-              <w:t>70,65%</w:t>
-            </w:r>
-          </w:p>
-        </w:tc>
-      </w:tr>
-      <w:tr>
-        <w:trPr>
-          <w:cantSplit/>
-        </w:trPr>
-        <w:tc>
-          <w:tcPr>
-            <w:tcW w:type="dxa" w:w="3232"/>
-          </w:tcPr>
-          <w:p>
-            <w:pPr>
-              <w:spacing w:after="60" w:line="240" w:lineRule="auto"/>
-            </w:pPr>
-            <w:r>
-              <w:rPr>
-                <w:sz w:val="20"/>
-              </w:rPr>
-            </w:r>
-            <w:r>
-              <w:rPr>
-                <w:sz w:val="20"/>
-              </w:rPr>
-              <w:t>10</w:t>
-            </w:r>
-          </w:p>
-        </w:tc>
-        <w:tc>
-          <w:tcPr>
-            <w:tcW w:type="dxa" w:w="3232"/>
-          </w:tcPr>
-          <w:p>
-            <w:pPr>
-              <w:spacing w:after="60" w:line="240" w:lineRule="auto"/>
-            </w:pPr>
-            <w:r>
-              <w:rPr>
-                <w:sz w:val="20"/>
-              </w:rPr>
-            </w:r>
-            <w:r>
-              <w:rPr>
-                <w:sz w:val="20"/>
-              </w:rPr>
-              <w:t>North East Lincolnshire</w:t>
-            </w:r>
-          </w:p>
-        </w:tc>
-        <w:tc>
-          <w:tcPr>
-            <w:tcW w:type="dxa" w:w="3232"/>
-          </w:tcPr>
-          <w:p>
-            <w:pPr>
-              <w:spacing w:after="60" w:line="240" w:lineRule="auto"/>
-            </w:pPr>
-            <w:r>
-              <w:rPr>
-                <w:sz w:val="20"/>
-              </w:rPr>
-            </w:r>
-            <w:r>
-              <w:rPr>
-                <w:sz w:val="20"/>
-              </w:rPr>
-              <w:t>69,87%</w:t>
+              <w:t>1:*</w:t>
             </w:r>
           </w:p>
         </w:tc>
@@ -3902,18 +1719,46 @@
       </w:pPr>
     </w:p>
     <w:p>
-      <w:r>
-        <w:t xml:space="preserve">Бақылау: Boston бірінші тұрсын, мәні 75,56% болсын. Скриншоттағы </w:t>
+      <w:pPr>
+        <w:ind w:left="227" w:hanging="227"/>
+      </w:pPr>
+      <w:r>
+        <w:t xml:space="preserve">7. Барлығы </w:t>
       </w:r>
       <w:r>
         <w:rPr>
-          <w:rFonts w:ascii="Consolas" w:hAnsi="Consolas"/>
-          <w:sz w:val="18"/>
+          <w:b/>
         </w:rPr>
-        <w:t>Average of PercentLeave</w:t>
-      </w:r>
-      <w:r>
-        <w:t xml:space="preserve"> қорытындысын елдің нәтижесі деп түсіндірмеңіз.</w:t>
+        <w:t>Активная</w:t>
+      </w:r>
+      <w:r>
+        <w:t xml:space="preserve">, сүзгі бағыты </w:t>
+      </w:r>
+      <w:r>
+        <w:rPr>
+          <w:b/>
+        </w:rPr>
+        <w:t>Однонаправленная</w:t>
+      </w:r>
+      <w:r>
+        <w:t xml:space="preserve">, бағыты анықтамалықтан сатылымға қарай болсын: </w:t>
+      </w:r>
+      <w:r>
+        <w:rPr>
+          <w:b/>
+        </w:rPr>
+        <w:t>Region → Town → Centre → Purchase</w:t>
+      </w:r>
+      <w:r>
+        <w:t>. Бір байланысты қайтадан қосып, қайталамаңыз. Кестелерді бір үлкен кестеге біріктіру қажет емес.</w:t>
+      </w:r>
+    </w:p>
+    <w:p>
+      <w:pPr>
+        <w:ind w:left="227" w:hanging="227"/>
+      </w:pPr>
+      <w:r>
+        <w:t>8. PurchaseId бірегей, барлық сыртқы кілттер анықтамалықтарда табылғаны бастапқы файлдан тексерілді. Power BI ішінде де жол сандары өзгермегенін салыстырыңыз.</w:t>
       </w:r>
     </w:p>
     <w:p>
@@ -3921,21 +1766,7 @@
         <w:pStyle w:val="Heading2"/>
       </w:pPr>
       <w:r>
-        <w:t>5.5. Regions анықтамалығы және елдермен байланыс</w:t>
-      </w:r>
-    </w:p>
-    <w:p>
-      <w:r>
-        <w:t xml:space="preserve">Тапсырмада архивтегі </w:t>
-      </w:r>
-      <w:r>
-        <w:rPr>
-          <w:b/>
-        </w:rPr>
-        <w:t>Regions</w:t>
-      </w:r>
-      <w:r>
-        <w:t xml:space="preserve"> кітабын жүктеу айтылған. Оның мақсаты — әр аймақты England, Wales, Scotland немесе Northern Ireland елімен байланыстыру.</w:t>
+        <w:t>4.2. Қала мен елді біріктіретін баған</w:t>
       </w:r>
     </w:p>
     <w:p>
@@ -3947,12 +1778,13 @@
       </w:r>
       <w:r>
         <w:rPr>
-          <w:b/>
+          <w:rFonts w:ascii="Consolas" w:hAnsi="Consolas"/>
+          <w:sz w:val="18"/>
         </w:rPr>
-        <w:t>Home → Get data → Excel workbook</w:t>
-      </w:r>
-      <w:r>
-        <w:t xml:space="preserve"> арқылы екінші архивтегі Regions анықтамалығын ашыңыз.</w:t>
+        <w:t>Town</w:t>
+      </w:r>
+      <w:r>
+        <w:t xml:space="preserve"> кестесін таңдаңыз.</w:t>
       </w:r>
     </w:p>
     <w:p>
@@ -3960,37 +1792,16 @@
         <w:ind w:left="227" w:hanging="227"/>
       </w:pPr>
       <w:r>
-        <w:t xml:space="preserve">2. Оны </w:t>
+        <w:t xml:space="preserve">2. </w:t>
       </w:r>
       <w:r>
         <w:rPr>
-          <w:rFonts w:ascii="Consolas" w:hAnsi="Consolas"/>
-          <w:sz w:val="18"/>
+          <w:b/>
         </w:rPr>
-        <w:t>Regions</w:t>
-      </w:r>
-      <w:r>
-        <w:t xml:space="preserve"> деп атаңыз. Аймақты анықтайтын бағанды </w:t>
-      </w:r>
-      <w:r>
-        <w:rPr>
-          <w:rFonts w:ascii="Consolas" w:hAnsi="Consolas"/>
-          <w:sz w:val="18"/>
-        </w:rPr>
-        <w:t>Region</w:t>
-      </w:r>
-      <w:r>
-        <w:t xml:space="preserve">, ел атауын сақтайтын бағанды </w:t>
-      </w:r>
-      <w:r>
-        <w:rPr>
-          <w:rFonts w:ascii="Consolas" w:hAnsi="Consolas"/>
-          <w:sz w:val="18"/>
-        </w:rPr>
-        <w:t>Country</w:t>
-      </w:r>
-      <w:r>
-        <w:t xml:space="preserve"> деп атаңыз. Нақты деректерді қарап атаңыз; бірінші бағанды автоматты түрде Region деп қабылдамаңыз.</w:t>
+        <w:t>Моделирование → Создать столбец</w:t>
+      </w:r>
+      <w:r>
+        <w:t xml:space="preserve"> басыңыз.</w:t>
       </w:r>
     </w:p>
     <w:p>
@@ -3998,7 +1809,56 @@
         <w:ind w:left="227" w:hanging="227"/>
       </w:pPr>
       <w:r>
-        <w:t>3. Екі кестеде де аймақ коды болса, байланыс үшін кодты қолданыңыз. Кодтар болмаса, бірдей жазылған аймақ атауларын пайдаланыңыз. Әр байланысқан бағанның дерек түрі бірдей болсын.</w:t>
+        <w:t>3. Формуланы енгізіңіз:</w:t>
+      </w:r>
+    </w:p>
+    <w:p>
+      <w:pPr>
+        <w:pStyle w:val="CodeBlock"/>
+        <w:keepNext w:val="0"/>
+        <w:shd w:fill="F1F5F7"/>
+      </w:pPr>
+      <w:r>
+        <w:t>UK town = TRIM(Town[TownName]) &amp; ", UK"</w:t>
+      </w:r>
+    </w:p>
+    <w:p>
+      <w:pPr>
+        <w:spacing w:after="20"/>
+      </w:pPr>
+    </w:p>
+    <w:p>
+      <w:r>
+        <w:t xml:space="preserve">Бұл — есептелетін </w:t>
+      </w:r>
+      <w:r>
+        <w:rPr>
+          <w:b/>
+        </w:rPr>
+        <w:t>баған</w:t>
+      </w:r>
+      <w:r>
+        <w:t xml:space="preserve">, measure емес. Мысалы: </w:t>
+      </w:r>
+      <w:r>
+        <w:rPr>
+          <w:rFonts w:ascii="Consolas" w:hAnsi="Consolas"/>
+          <w:sz w:val="18"/>
+        </w:rPr>
+        <w:t>Romford, UK</w:t>
+      </w:r>
+      <w:r>
+        <w:t xml:space="preserve">. Мұндағы </w:t>
+      </w:r>
+      <w:r>
+        <w:rPr>
+          <w:rFonts w:ascii="Consolas" w:hAnsi="Consolas"/>
+          <w:sz w:val="18"/>
+        </w:rPr>
+        <w:t>UK</w:t>
+      </w:r>
+      <w:r>
+        <w:t xml:space="preserve"> — United Kingdom; тек England сөзін қосу басқа аймақтарды қате орналастыруы мүмкін.</w:t>
       </w:r>
     </w:p>
     <w:p>
@@ -4010,40 +1870,32 @@
       </w:r>
       <w:r>
         <w:rPr>
+          <w:rFonts w:ascii="Consolas" w:hAnsi="Consolas"/>
+          <w:sz w:val="18"/>
+        </w:rPr>
+        <w:t>UK town</w:t>
+      </w:r>
+      <w:r>
+        <w:t xml:space="preserve"> бағанын таңдаңыз. </w:t>
+      </w:r>
+      <w:r>
+        <w:rPr>
           <w:b/>
         </w:rPr>
-        <w:t>Model view</w:t>
-      </w:r>
-      <w:r>
-        <w:t xml:space="preserve"> ішінде </w:t>
+        <w:t>Работа со столбцами → Категория данных → Место</w:t>
+      </w:r>
+      <w:r>
+        <w:t xml:space="preserve"> қойыңыз. Қалаға ел атауы қосылғандықтан, </w:t>
       </w:r>
       <w:r>
         <w:rPr>
           <w:rFonts w:ascii="Consolas" w:hAnsi="Consolas"/>
           <w:sz w:val="18"/>
         </w:rPr>
-        <w:t>Regions[Region] → Brexit[Region]</w:t>
-      </w:r>
-      <w:r>
-        <w:t xml:space="preserve"> байланысын жасаңыз. Кардиналдылығы — </w:t>
-      </w:r>
-      <w:r>
-        <w:rPr>
-          <w:b/>
-        </w:rPr>
-        <w:t>One to many (1:*)</w:t>
-      </w:r>
-      <w:r>
-        <w:t xml:space="preserve">, сүзгі бағыты — </w:t>
-      </w:r>
-      <w:r>
-        <w:rPr>
-          <w:b/>
-        </w:rPr>
-        <w:t>Single</w:t>
-      </w:r>
-      <w:r>
-        <w:t>, байланыс белсенді болсын. Кодпен байланыстырсаңыз, тиісті код бағандарын қолданыңыз.</w:t>
+        <w:t>Страна или регион</w:t>
+      </w:r>
+      <w:r>
+        <w:t xml:space="preserve"> санатын бұл бағанға қоймаңыз.</w:t>
       </w:r>
     </w:p>
     <w:p>
@@ -4051,17 +1903,60 @@
         <w:ind w:left="227" w:hanging="227"/>
       </w:pPr>
       <w:r>
-        <w:t xml:space="preserve">5. </w:t>
-      </w:r>
+        <w:t xml:space="preserve">5. Purchase кестесін таңдап, жаңа өлшем жасаңыз: </w:t>
+      </w:r>
+      <w:r>
+        <w:rPr>
+          <w:b/>
+        </w:rPr>
+        <w:t>Моделирование → Создать меру</w:t>
+      </w:r>
+      <w:r>
+        <w:t>.</w:t>
+      </w:r>
+    </w:p>
+    <w:p>
+      <w:pPr>
+        <w:pStyle w:val="CodeBlock"/>
+        <w:keepNext w:val="0"/>
+        <w:shd w:fill="F1F5F7"/>
+      </w:pPr>
+      <w:r>
+        <w:t>TotalQuantity = SUM(Purchase[Quantity])</w:t>
+      </w:r>
+    </w:p>
+    <w:p>
+      <w:pPr>
+        <w:spacing w:after="20"/>
+      </w:pPr>
+    </w:p>
+    <w:p>
       <w:r>
         <w:rPr>
           <w:rFonts w:ascii="Consolas" w:hAnsi="Consolas"/>
           <w:sz w:val="18"/>
         </w:rPr>
-        <w:t>Regions</w:t>
-      </w:r>
-      <w:r>
-        <w:t xml:space="preserve"> жағында әр аймақ бір рет қана тұруы тиіс. Бос мәндер мен артық бос орындарды тазалаңыз. Деректерді жаппай өшірмеңіз.</w:t>
+        <w:t>Quantity</w:t>
+      </w:r>
+      <w:r>
+        <w:t xml:space="preserve"> үшін Количество емес, </w:t>
+      </w:r>
+      <w:r>
+        <w:rPr>
+          <w:b/>
+        </w:rPr>
+        <w:t>Сумма</w:t>
+      </w:r>
+      <w:r>
+        <w:t xml:space="preserve"> керек: тапсырма сатылым жолдарының санын емес, сатылған тауар санын сұрайды.</w:t>
+      </w:r>
+    </w:p>
+    <w:p>
+      <w:pPr>
+        <w:pStyle w:val="Heading2"/>
+      </w:pPr>
+      <w:r>
+        <w:t>4.3. Картаны құру</w:t>
       </w:r>
     </w:p>
     <w:p>
@@ -4069,31 +1964,33 @@
         <w:ind w:left="227" w:hanging="227"/>
       </w:pPr>
       <w:r>
-        <w:t xml:space="preserve">6. </w:t>
-      </w:r>
-      <w:r>
-        <w:rPr>
-          <w:rFonts w:ascii="Consolas" w:hAnsi="Consolas"/>
-          <w:sz w:val="18"/>
-        </w:rPr>
-        <w:t>Regions[Country]</w:t>
-      </w:r>
-      <w:r>
-        <w:t xml:space="preserve"> таңдаңыз → </w:t>
+        <w:t xml:space="preserve">1. Бос кенепті басып, </w:t>
       </w:r>
       <w:r>
         <w:rPr>
           <w:b/>
         </w:rPr>
-        <w:t>Column tools → Data category → Country/Region</w:t>
-      </w:r>
-      <w:r>
-        <w:t>.</w:t>
+        <w:t>Карта</w:t>
+      </w:r>
+      <w:r>
+        <w:t xml:space="preserve"> визуалын таңдаңыз. Қазіргі нұсқада Azure Maps ұсынылса, </w:t>
+      </w:r>
+      <w:r>
+        <w:rPr>
+          <w:b/>
+        </w:rPr>
+        <w:t>Azure Maps</w:t>
+      </w:r>
+      <w:r>
+        <w:t xml:space="preserve"> арқылы көпіршікті карта жасаңыз.</w:t>
       </w:r>
     </w:p>
     <w:p>
-      <w:r>
-        <w:t>Логиканы тексеру үшін:</w:t>
+      <w:pPr>
+        <w:ind w:left="227" w:hanging="227"/>
+      </w:pPr>
+      <w:r>
+        <w:t>2. Өрістерді орналастырыңыз:</w:t>
       </w:r>
     </w:p>
     <w:tbl>
@@ -4128,7 +2025,7 @@
               <w:rPr>
                 <w:sz w:val="20"/>
               </w:rPr>
-              <w:t>Region</w:t>
+              <w:t>Визуал өрісі</w:t>
             </w:r>
           </w:p>
         </w:tc>
@@ -4149,7 +2046,7 @@
               <w:rPr>
                 <w:sz w:val="20"/>
               </w:rPr>
-              <w:t>Country</w:t>
+              <w:t>Дерек</w:t>
             </w:r>
           </w:p>
         </w:tc>
@@ -4175,7 +2072,7 @@
               <w:rPr>
                 <w:sz w:val="20"/>
               </w:rPr>
-              <w:t>East Midlands, East of England, London, North East, North West, South East, South West, West Midlands, Yorkshire and The Humber</w:t>
+              <w:t>Расположение</w:t>
             </w:r>
           </w:p>
         </w:tc>
@@ -4194,9 +2091,10 @@
             </w:r>
             <w:r>
               <w:rPr>
-                <w:sz w:val="20"/>
-              </w:rPr>
-              <w:t>England</w:t>
+                <w:rFonts w:ascii="Consolas" w:hAnsi="Consolas"/>
+                <w:sz w:val="20"/>
+              </w:rPr>
+              <w:t>Town[UK town]</w:t>
             </w:r>
           </w:p>
         </w:tc>
@@ -4222,7 +2120,7 @@
               <w:rPr>
                 <w:sz w:val="20"/>
               </w:rPr>
-              <w:t>Scotland</w:t>
+              <w:t>Условные обозначения</w:t>
             </w:r>
           </w:p>
         </w:tc>
@@ -4241,9 +2139,10 @@
             </w:r>
             <w:r>
               <w:rPr>
-                <w:sz w:val="20"/>
-              </w:rPr>
-              <w:t>Scotland</w:t>
+                <w:rFonts w:ascii="Consolas" w:hAnsi="Consolas"/>
+                <w:sz w:val="20"/>
+              </w:rPr>
+              <w:t>Region[RegionName]</w:t>
             </w:r>
           </w:p>
         </w:tc>
@@ -4269,7 +2168,7 @@
               <w:rPr>
                 <w:sz w:val="20"/>
               </w:rPr>
-              <w:t>Wales</w:t>
+              <w:t>Размер пузырька / Размер</w:t>
             </w:r>
           </w:p>
         </w:tc>
@@ -4288,9 +2187,10 @@
             </w:r>
             <w:r>
               <w:rPr>
-                <w:sz w:val="20"/>
-              </w:rPr>
-              <w:t>Wales</w:t>
+                <w:rFonts w:ascii="Consolas" w:hAnsi="Consolas"/>
+                <w:sz w:val="20"/>
+              </w:rPr>
+              <w:t>[TotalQuantity]</w:t>
             </w:r>
           </w:p>
         </w:tc>
@@ -4316,7 +2216,7 @@
               <w:rPr>
                 <w:sz w:val="20"/>
               </w:rPr>
-              <w:t>Northern Ireland</w:t>
+              <w:t>Подсказки</w:t>
             </w:r>
           </w:p>
         </w:tc>
@@ -4335,9 +2235,36 @@
             </w:r>
             <w:r>
               <w:rPr>
-                <w:sz w:val="20"/>
-              </w:rPr>
-              <w:t>Northern Ireland</w:t>
+                <w:rFonts w:ascii="Consolas" w:hAnsi="Consolas"/>
+                <w:sz w:val="20"/>
+              </w:rPr>
+              <w:t>Town[TownName]</w:t>
+            </w:r>
+            <w:r>
+              <w:rPr>
+                <w:sz w:val="20"/>
+              </w:rPr>
+              <w:t xml:space="preserve">, </w:t>
+            </w:r>
+            <w:r>
+              <w:rPr>
+                <w:rFonts w:ascii="Consolas" w:hAnsi="Consolas"/>
+                <w:sz w:val="20"/>
+              </w:rPr>
+              <w:t>Region[RegionName]</w:t>
+            </w:r>
+            <w:r>
+              <w:rPr>
+                <w:sz w:val="20"/>
+              </w:rPr>
+              <w:t xml:space="preserve">, </w:t>
+            </w:r>
+            <w:r>
+              <w:rPr>
+                <w:rFonts w:ascii="Consolas" w:hAnsi="Consolas"/>
+                <w:sz w:val="20"/>
+              </w:rPr>
+              <w:t>[TotalQuantity]</w:t>
             </w:r>
           </w:p>
         </w:tc>
@@ -4349,29 +2276,56 @@
       </w:pPr>
     </w:p>
     <w:p>
-      <w:r>
-        <w:t xml:space="preserve">Архивтегі Regions қолжетімсіз болса, осы бумадағы </w:t>
+      <w:pPr>
+        <w:ind w:left="227" w:hanging="227"/>
+      </w:pPr>
+      <w:r>
+        <w:t>3. Картаны Ұлыбритания көрінетіндей үлкейтіңіз. Бастапқыда барлық аймақты қараңыз.</w:t>
+      </w:r>
+    </w:p>
+    <w:p>
+      <w:pPr>
+        <w:ind w:left="227" w:hanging="227"/>
+      </w:pPr>
+      <w:r>
+        <w:t xml:space="preserve">4. </w:t>
+      </w:r>
+      <w:r>
+        <w:rPr>
+          <w:b/>
+        </w:rPr>
+        <w:t>Формат визуального элемента → Общие → Заголовок</w:t>
+      </w:r>
+      <w:r>
+        <w:t xml:space="preserve"> ішіне </w:t>
       </w:r>
       <w:r>
         <w:rPr>
           <w:rFonts w:ascii="Consolas" w:hAnsi="Consolas"/>
           <w:sz w:val="18"/>
         </w:rPr>
-        <w:t>RegionCountry_fallback.csv</w:t>
-      </w:r>
-      <w:r>
-        <w:t xml:space="preserve"> файлын уақытша анықтамалық ретінде жүктеуге болады. Ондағы аймақ атауларын CSV-дегі нақты атаулармен салыстырыңыз; тапсырманың түпнұсқа Regions кітабын алу мүмкін болса, соны пайдаланыңыз.</w:t>
+        <w:t>Қалалар бойынша сатылған тауар саны</w:t>
+      </w:r>
+      <w:r>
+        <w:t xml:space="preserve"> деп жазыңыз.</w:t>
       </w:r>
     </w:p>
     <w:p>
+      <w:pPr>
+        <w:ind w:left="227" w:hanging="227"/>
+      </w:pPr>
+      <w:r>
+        <w:t xml:space="preserve">5. Аймақтар әртүрлі түспен, тауар саны көп қалалар үлкенірек көпіршікпен көрсетілуі керек. Azure Maps қолдансаңыз, көпіршік қабатын қосып, өлшемнің </w:t>
+      </w:r>
       <w:r>
         <w:rPr>
-          <w:b/>
+          <w:rFonts w:ascii="Consolas" w:hAnsi="Consolas"/>
+          <w:sz w:val="18"/>
         </w:rPr>
-        <w:t>Gibraltar:</w:t>
-      </w:r>
-      <w:r>
-        <w:t xml:space="preserve"> толық ресми деректерде бұл аумақ болуы мүмкін. Оны England деп белгілемеңіз және елдік картаға сыйғызу үшін бастапқы деректерден өшірмеңіз. Төрт елдің картасында көрсетілмеуі мүмкін; картадағы қамту мен жалпы нәтиже арасындағы айырманы түсіндіріңіз. Қосалқы анықтамалықта ол бөлек сақталған.</w:t>
+        <w:t>TotalQuantity</w:t>
+      </w:r>
+      <w:r>
+        <w:t xml:space="preserve"> бойынша өзгеретінін тексеріңіз.</w:t>
       </w:r>
     </w:p>
     <w:p>
@@ -4379,12 +2333,7 @@
         <w:pStyle w:val="Heading2"/>
       </w:pPr>
       <w:r>
-        <w:t>5.6. Shape map: тапсырмадағы төрт елдік көрініс</w:t>
-      </w:r>
-    </w:p>
-    <w:p>
-      <w:r>
-        <w:t>Құжат суретінде England, Wales, Scotland және Northern Ireland аумақтары боялған. Бұл — төрт ел бойынша топталған көрініс; жеке аудандардың бәрін бөлек полигонмен көрсететін карта емес.</w:t>
+        <w:t>4.4. Аймақ бойынша срез</w:t>
       </w:r>
     </w:p>
     <w:p>
@@ -4392,16 +2341,16 @@
         <w:ind w:left="227" w:hanging="227"/>
       </w:pPr>
       <w:r>
-        <w:t xml:space="preserve">1. Егер Shape map визуалы көрінбесе: </w:t>
+        <w:t xml:space="preserve">1. Кенептің бос жеріне </w:t>
       </w:r>
       <w:r>
         <w:rPr>
           <w:b/>
         </w:rPr>
-        <w:t>File → Options and settings → Options → Preview features → Shape map visual</w:t>
-      </w:r>
-      <w:r>
-        <w:t xml:space="preserve"> қосыңыз. Бағдарлама қайта қосуды сұраса, есепті сақтап, Power BI Desktop-ты қайта ашыңыз. Кей нұсқаларда визуал алдын ала қолжетімді болады.</w:t>
+        <w:t>Срез</w:t>
+      </w:r>
+      <w:r>
+        <w:t xml:space="preserve"> визуалын қосыңыз.</w:t>
       </w:r>
     </w:p>
     <w:p>
@@ -4409,16 +2358,17 @@
         <w:ind w:left="227" w:hanging="227"/>
       </w:pPr>
       <w:r>
-        <w:t xml:space="preserve">2. </w:t>
+        <w:t xml:space="preserve">2. Өрісіне </w:t>
       </w:r>
       <w:r>
         <w:rPr>
-          <w:b/>
+          <w:rFonts w:ascii="Consolas" w:hAnsi="Consolas"/>
+          <w:sz w:val="18"/>
         </w:rPr>
-        <w:t>Shape map</w:t>
-      </w:r>
-      <w:r>
-        <w:t xml:space="preserve"> қосыңыз.</w:t>
+        <w:t>Region[RegionName]</w:t>
+      </w:r>
+      <w:r>
+        <w:t xml:space="preserve"> апарыңыз.</w:t>
       </w:r>
     </w:p>
     <w:p>
@@ -4426,45 +2376,17 @@
         <w:ind w:left="227" w:hanging="227"/>
       </w:pPr>
       <w:r>
-        <w:t xml:space="preserve">3. </w:t>
-      </w:r>
-      <w:r>
-        <w:rPr>
-          <w:b/>
-        </w:rPr>
-        <w:t>Location</w:t>
-      </w:r>
-      <w:r>
-        <w:t xml:space="preserve"> өрісіне </w:t>
+        <w:t xml:space="preserve">3. Атауын </w:t>
       </w:r>
       <w:r>
         <w:rPr>
           <w:rFonts w:ascii="Consolas" w:hAnsi="Consolas"/>
           <w:sz w:val="18"/>
         </w:rPr>
-        <w:t>Regions[Country]</w:t>
-      </w:r>
-      <w:r>
-        <w:t xml:space="preserve">, </w:t>
-      </w:r>
-      <w:r>
-        <w:rPr>
-          <w:b/>
-        </w:rPr>
-        <w:t>Color saturation / Color</w:t>
-      </w:r>
-      <w:r>
-        <w:t xml:space="preserve"> мәніне </w:t>
-      </w:r>
-      <w:r>
-        <w:rPr>
-          <w:rFonts w:ascii="Consolas" w:hAnsi="Consolas"/>
-          <w:sz w:val="18"/>
-        </w:rPr>
-        <w:t>[LeaveShare]</w:t>
-      </w:r>
-      <w:r>
-        <w:t xml:space="preserve"> қойыңыз. Мән әр елге бірдей болып көрінсе, Regions → Brexit байланысын тексеріңіз.</w:t>
+        <w:t>Аймақты таңдаңыз</w:t>
+      </w:r>
+      <w:r>
+        <w:t xml:space="preserve"> деп қойыңыз.</w:t>
       </w:r>
     </w:p>
     <w:p>
@@ -4476,21 +2398,41 @@
       </w:r>
       <w:r>
         <w:rPr>
-          <w:b/>
+          <w:rFonts w:ascii="Consolas" w:hAnsi="Consolas"/>
+          <w:sz w:val="18"/>
         </w:rPr>
-        <w:t>Format visual → Map settings / Shape</w:t>
-      </w:r>
-      <w:r>
-        <w:t xml:space="preserve"> ішінен United Kingdom елдерінің шекараларын таңдаңыз, егер ондай дайын карта бар болса. </w:t>
+        <w:t>London</w:t>
+      </w:r>
+      <w:r>
+        <w:t xml:space="preserve"> және </w:t>
+      </w:r>
+      <w:r>
+        <w:rPr>
+          <w:rFonts w:ascii="Consolas" w:hAnsi="Consolas"/>
+          <w:sz w:val="18"/>
+        </w:rPr>
+        <w:t>South East</w:t>
+      </w:r>
+      <w:r>
+        <w:t xml:space="preserve"> таңдаңыз. Қажет болса, </w:t>
       </w:r>
       <w:r>
         <w:rPr>
           <w:b/>
         </w:rPr>
-        <w:t>View map type key</w:t>
-      </w:r>
-      <w:r>
-        <w:t xml:space="preserve"> арқылы карта күтетiн атауларды тексеріңіз: олар Country мәндеріне сәйкес келуі керек.</w:t>
+        <w:t>Ctrl</w:t>
+      </w:r>
+      <w:r>
+        <w:t xml:space="preserve"> ұстап екінші аймақты басыңыз немесе Выбор параметрінен </w:t>
+      </w:r>
+      <w:r>
+        <w:rPr>
+          <w:b/>
+        </w:rPr>
+        <w:t>Единственный выбор = Выкл.</w:t>
+      </w:r>
+      <w:r>
+        <w:t xml:space="preserve"> қойыңыз.</w:t>
       </w:r>
     </w:p>
     <w:p>
@@ -4498,85 +2440,15 @@
         <w:ind w:left="227" w:hanging="227"/>
       </w:pPr>
       <w:r>
-        <w:t xml:space="preserve">5. Дайын UK картасы болмаса немесе бірдей пішінді пайдаланғыңыз келсе, </w:t>
-      </w:r>
-      <w:r>
-        <w:rPr>
-          <w:b/>
-        </w:rPr>
-        <w:t>Custom map → Add a map</w:t>
-      </w:r>
-      <w:r>
-        <w:t xml:space="preserve"> арқылы пакеттегі </w:t>
-      </w:r>
-      <w:r>
-        <w:rPr>
-          <w:b/>
-        </w:rPr>
-        <w:t>UK_countries.topojson</w:t>
-      </w:r>
-      <w:r>
-        <w:t xml:space="preserve"> файлын таңдаңыз. Оның </w:t>
-      </w:r>
-      <w:r>
-        <w:rPr>
-          <w:rFonts w:ascii="Consolas" w:hAnsi="Consolas"/>
-          <w:sz w:val="18"/>
-        </w:rPr>
-        <w:t>Country</w:t>
-      </w:r>
-      <w:r>
-        <w:t xml:space="preserve"> кілттері: </w:t>
-      </w:r>
-      <w:r>
-        <w:rPr>
-          <w:rFonts w:ascii="Consolas" w:hAnsi="Consolas"/>
-          <w:sz w:val="18"/>
-        </w:rPr>
-        <w:t>England</w:t>
-      </w:r>
-      <w:r>
-        <w:t xml:space="preserve">, </w:t>
-      </w:r>
-      <w:r>
-        <w:rPr>
-          <w:rFonts w:ascii="Consolas" w:hAnsi="Consolas"/>
-          <w:sz w:val="18"/>
-        </w:rPr>
-        <w:t>Wales</w:t>
-      </w:r>
-      <w:r>
-        <w:t xml:space="preserve">, </w:t>
-      </w:r>
-      <w:r>
-        <w:rPr>
-          <w:rFonts w:ascii="Consolas" w:hAnsi="Consolas"/>
-          <w:sz w:val="18"/>
-        </w:rPr>
-        <w:t>Scotland</w:t>
-      </w:r>
-      <w:r>
-        <w:t xml:space="preserve">, </w:t>
-      </w:r>
-      <w:r>
-        <w:rPr>
-          <w:rFonts w:ascii="Consolas" w:hAnsi="Consolas"/>
-          <w:sz w:val="18"/>
-        </w:rPr>
-        <w:t>Northern Ireland</w:t>
-      </w:r>
-      <w:r>
-        <w:t xml:space="preserve">. </w:t>
-      </w:r>
-      <w:r>
-        <w:rPr>
-          <w:rFonts w:ascii="Consolas" w:hAnsi="Consolas"/>
-          <w:sz w:val="18"/>
-        </w:rPr>
-        <w:t>Regions[Country]</w:t>
-      </w:r>
-      <w:r>
-        <w:t xml:space="preserve"> осы мәндерге сәйкес келсін. Кездейсоқ басқа елдің әдепкі картасын қалдырмаңыз.</w:t>
+        <w:t>5. Картада тек осы екі аймақтың қалалары қалуы тиіс. Тізімдегі аймақ атауын бастапқы файлда қалай жазылса, солай таңдаңыз.</w:t>
+      </w:r>
+    </w:p>
+    <w:p>
+      <w:pPr>
+        <w:pStyle w:val="Heading2"/>
+      </w:pPr>
+      <w:r>
+        <w:t>4.5. Сауда орталықтары кестесі және Romford тексеруі</w:t>
       </w:r>
     </w:p>
     <w:p>
@@ -4584,7 +2456,16 @@
         <w:ind w:left="227" w:hanging="227"/>
       </w:pPr>
       <w:r>
-        <w:t>6. Төмен үлеске ашық қызыл, жоғары үлеске қою қызыл түс таңдаңыз. Tooltip ішіне Country, TotalLeave, TotalValidVotes, LeaveShare қосыңыз.</w:t>
+        <w:t xml:space="preserve">1. </w:t>
+      </w:r>
+      <w:r>
+        <w:rPr>
+          <w:b/>
+        </w:rPr>
+        <w:t>Таблица</w:t>
+      </w:r>
+      <w:r>
+        <w:t xml:space="preserve"> визуалын қосыңыз.</w:t>
       </w:r>
     </w:p>
     <w:p>
@@ -4592,75 +2473,27 @@
         <w:ind w:left="227" w:hanging="227"/>
       </w:pPr>
       <w:r>
-        <w:t xml:space="preserve">7. Атауын </w:t>
+        <w:t xml:space="preserve">2. Оған </w:t>
       </w:r>
       <w:r>
         <w:rPr>
           <w:rFonts w:ascii="Consolas" w:hAnsi="Consolas"/>
           <w:sz w:val="18"/>
         </w:rPr>
-        <w:t>Brexit: ЕО-дан шығуды қолдаған дауыс үлесі</w:t>
-      </w:r>
-      <w:r>
-        <w:t xml:space="preserve"> деп қойыңыз. Түс шкаласының сандық мәндері пайыз ретінде оқылсын.</w:t>
-      </w:r>
-    </w:p>
-    <w:p>
-      <w:r>
-        <w:t xml:space="preserve">Қосылған шекара файлы Natural Earth ашық картографиялық деректерінен жасалды: Ұлыбританияның әкімшілік аумақтары төрт ел бойынша біріктіріліп, контурлары ықшамдалды. Геометриялар мен төрт кілт тексерілді; бастапқы сілтеме мен өңдеу сипаттамасы </w:t>
+        <w:t>Centre[CentreName]</w:t>
+      </w:r>
+      <w:r>
+        <w:t xml:space="preserve"> және </w:t>
       </w:r>
       <w:r>
         <w:rPr>
           <w:rFonts w:ascii="Consolas" w:hAnsi="Consolas"/>
           <w:sz w:val="18"/>
         </w:rPr>
-        <w:t>MAP_SOURCE.json</w:t>
-      </w:r>
-      <w:r>
-        <w:t xml:space="preserve"> ішінде. Бұл — елдік шолу картасы, 2016 жылғы аудандық шекаралар жиынтығы емес. Power BI Desktop бұл Linux ортасында іске қосылмағандықтан, импортты өз компьютеріңізде тексеріңіз.</w:t>
-      </w:r>
-    </w:p>
-    <w:p>
-      <w:r>
-        <w:rPr>
-          <w:b/>
-        </w:rPr>
-        <w:t>Shape map ұйымдық баптаумен бұғатталса:</w:t>
-      </w:r>
-      <w:r>
-        <w:t xml:space="preserve"> </w:t>
-      </w:r>
-      <w:r>
-        <w:rPr>
-          <w:rFonts w:ascii="Consolas" w:hAnsi="Consolas"/>
-          <w:sz w:val="18"/>
-        </w:rPr>
-        <w:t>Filled map</w:t>
-      </w:r>
-      <w:r>
-        <w:t xml:space="preserve"> немесе Azure Maps ішіндегі </w:t>
-      </w:r>
-      <w:r>
-        <w:rPr>
-          <w:b/>
-        </w:rPr>
-        <w:t>Filled layer</w:t>
-      </w:r>
-      <w:r>
-        <w:t xml:space="preserve"> көмегімен Country бойынша картаны құрып, LeaveShare бойынша түстік шкаланы қойыңыз. Есепте визуал түрін нақты жазыңыз. Егер оқытушы Shape map түрін міндетті десе, оның қосылуын қамтамасыз етіп, жұмысты сол визуалмен толықтырыңыз.</w:t>
-      </w:r>
-    </w:p>
-    <w:p>
-      <w:pPr>
-        <w:pStyle w:val="Heading2"/>
-      </w:pPr>
-      <w:r>
-        <w:t>5.7. Аудандар бойынша дәлірек карта</w:t>
-      </w:r>
-    </w:p>
-    <w:p>
-      <w:r>
-        <w:t>Тапсырма мәтінінде аудандық дәлдік сұралады. Сондықтан төрт елдік картамен қатар аудандық картаны бөлек бетке қосу пайдалы. Құжаттағы суретті аудандық карта деп атамаңыз.</w:t>
+        <w:t>[TotalQuantity]</w:t>
+      </w:r>
+      <w:r>
+        <w:t xml:space="preserve"> қосыңыз.</w:t>
       </w:r>
     </w:p>
     <w:p>
@@ -4668,26 +2501,17 @@
         <w:ind w:left="227" w:hanging="227"/>
       </w:pPr>
       <w:r>
-        <w:t xml:space="preserve">1. </w:t>
-      </w:r>
-      <w:r>
-        <w:rPr>
-          <w:b/>
-        </w:rPr>
-        <w:t>New page</w:t>
-      </w:r>
-      <w:r>
-        <w:t xml:space="preserve"> қосып, </w:t>
+        <w:t xml:space="preserve">3. Кестенің атауын </w:t>
       </w:r>
       <w:r>
         <w:rPr>
           <w:rFonts w:ascii="Consolas" w:hAnsi="Consolas"/>
           <w:sz w:val="18"/>
         </w:rPr>
-        <w:t>Аудандық нәтижелер</w:t>
-      </w:r>
-      <w:r>
-        <w:t xml:space="preserve"> деп атаңыз.</w:t>
+        <w:t>Сауда орталықтары бойынша тауар саны</w:t>
+      </w:r>
+      <w:r>
+        <w:t xml:space="preserve"> деп қойыңыз.</w:t>
       </w:r>
     </w:p>
     <w:p>
@@ -4695,127 +2519,16 @@
         <w:ind w:left="227" w:hanging="227"/>
       </w:pPr>
       <w:r>
-        <w:t xml:space="preserve">2. </w:t>
+        <w:t xml:space="preserve">4. Картада </w:t>
       </w:r>
       <w:r>
         <w:rPr>
-          <w:rFonts w:ascii="Consolas" w:hAnsi="Consolas"/>
-          <w:sz w:val="18"/>
+          <w:b/>
         </w:rPr>
-        <w:t>Brexit</w:t>
-      </w:r>
-      <w:r>
-        <w:t xml:space="preserve"> ішінде есептелетін баған жасаңыз:</w:t>
-      </w:r>
-    </w:p>
-    <w:p>
-      <w:pPr>
-        <w:pStyle w:val="CodeBlock"/>
-        <w:keepNext/>
-        <w:shd w:fill="F1F5F7"/>
-      </w:pPr>
-      <w:r>
-        <w:t>AreaCountry =</w:t>
-      </w:r>
-    </w:p>
-    <w:p>
-      <w:pPr>
-        <w:pStyle w:val="CodeBlock"/>
-        <w:keepNext/>
-        <w:shd w:fill="F1F5F7"/>
-      </w:pPr>
-      <w:r>
-        <w:t>VAR CountryName = RELATED(Regions[Country])</w:t>
-      </w:r>
-    </w:p>
-    <w:p>
-      <w:pPr>
-        <w:pStyle w:val="CodeBlock"/>
-        <w:keepNext/>
-        <w:shd w:fill="F1F5F7"/>
-      </w:pPr>
-      <w:r>
-        <w:t>RETURN</w:t>
-      </w:r>
-    </w:p>
-    <w:p>
-      <w:pPr>
-        <w:pStyle w:val="CodeBlock"/>
-        <w:keepNext/>
-        <w:shd w:fill="F1F5F7"/>
-      </w:pPr>
-      <w:r>
-        <w:t xml:space="preserve">    SWITCH(</w:t>
-      </w:r>
-    </w:p>
-    <w:p>
-      <w:pPr>
-        <w:pStyle w:val="CodeBlock"/>
-        <w:keepNext/>
-        <w:shd w:fill="F1F5F7"/>
-      </w:pPr>
-      <w:r>
-        <w:t xml:space="preserve">        TRUE(),</w:t>
-      </w:r>
-    </w:p>
-    <w:p>
-      <w:pPr>
-        <w:pStyle w:val="CodeBlock"/>
-        <w:keepNext/>
-        <w:shd w:fill="F1F5F7"/>
-      </w:pPr>
-      <w:r>
-        <w:t xml:space="preserve">        Brexit[Area] = "Gibraltar", "Gibraltar",</w:t>
-      </w:r>
-    </w:p>
-    <w:p>
-      <w:pPr>
-        <w:pStyle w:val="CodeBlock"/>
-        <w:keepNext/>
-        <w:shd w:fill="F1F5F7"/>
-      </w:pPr>
-      <w:r>
-        <w:t xml:space="preserve">        ISBLANK(CountryName), BLANK(),</w:t>
-      </w:r>
-    </w:p>
-    <w:p>
-      <w:pPr>
-        <w:pStyle w:val="CodeBlock"/>
-        <w:keepNext/>
-        <w:shd w:fill="F1F5F7"/>
-      </w:pPr>
-      <w:r>
-        <w:t xml:space="preserve">        Brexit[Area] &amp; ", " &amp; CountryName &amp; ", United Kingdom"</w:t>
-      </w:r>
-    </w:p>
-    <w:p>
-      <w:pPr>
-        <w:pStyle w:val="CodeBlock"/>
-        <w:keepNext w:val="0"/>
-        <w:shd w:fill="F1F5F7"/>
-      </w:pPr>
-      <w:r>
-        <w:t xml:space="preserve">    )</w:t>
-      </w:r>
-    </w:p>
-    <w:p>
-      <w:pPr>
-        <w:spacing w:after="20"/>
-      </w:pPr>
-    </w:p>
-    <w:p>
-      <w:r>
-        <w:t xml:space="preserve">Бұл формула белсенді </w:t>
-      </w:r>
-      <w:r>
-        <w:rPr>
-          <w:rFonts w:ascii="Consolas" w:hAnsi="Consolas"/>
-          <w:sz w:val="18"/>
-        </w:rPr>
-        <w:t>Regions → Brexit</w:t>
-      </w:r>
-      <w:r>
-        <w:t xml:space="preserve"> байланысын қажет етеді. Gibraltar бөлек өңделеді. Елмен сәйкеспеген жолдарды бос күйде қалдырмай, алдымен анықтамалықты түзетіңіз.</w:t>
+        <w:t>Romford</w:t>
+      </w:r>
+      <w:r>
+        <w:t xml:space="preserve"> қаласының көпіршігін таңдаңыз. Қаланы «Подсказки» арқылы тексеріңіз; Лондон маңындағы жақын нүктені қателеспеңіз.</w:t>
       </w:r>
     </w:p>
     <w:p>
@@ -4823,26 +2536,25 @@
         <w:ind w:left="227" w:hanging="227"/>
       </w:pPr>
       <w:r>
-        <w:t xml:space="preserve">3. </w:t>
-      </w:r>
-      <w:r>
-        <w:rPr>
-          <w:rFonts w:ascii="Consolas" w:hAnsi="Consolas"/>
-          <w:sz w:val="18"/>
-        </w:rPr>
-        <w:t>AreaCountry</w:t>
-      </w:r>
-      <w:r>
-        <w:t xml:space="preserve"> үшін </w:t>
+        <w:t xml:space="preserve">5. Егер кесте өзгермесе: картаны таңдаңыз → </w:t>
       </w:r>
       <w:r>
         <w:rPr>
           <w:b/>
         </w:rPr>
-        <w:t>Data category → Place</w:t>
-      </w:r>
-      <w:r>
-        <w:t xml:space="preserve"> қойып, геокодтауға негізделген аудандық картада пайдаланыңыз. Орны қате анықталған аудандарды тексеріңіз: ұқсас атаулар мен 2016 жылдан бері өзгерген шекаралар бар.</w:t>
+        <w:t>Формат → Изменить взаимодействия</w:t>
+      </w:r>
+      <w:r>
+        <w:t xml:space="preserve"> → кесте үстіндегі </w:t>
+      </w:r>
+      <w:r>
+        <w:rPr>
+          <w:b/>
+        </w:rPr>
+        <w:t>Фильтр</w:t>
+      </w:r>
+      <w:r>
+        <w:t xml:space="preserve"> белгісін қосыңыз. Нет белгісі таңдалмауы керек.</w:t>
       </w:r>
     </w:p>
     <w:p>
@@ -4850,121 +2562,7 @@
         <w:ind w:left="227" w:hanging="227"/>
       </w:pPr>
       <w:r>
-        <w:t xml:space="preserve">4. Ең дәл полигондық нұсқа үшін 2016 жылғы санау аумақтарына сәйкес TopoJSON және </w:t>
-      </w:r>
-      <w:r>
-        <w:rPr>
-          <w:rFonts w:ascii="Consolas" w:hAnsi="Consolas"/>
-          <w:sz w:val="18"/>
-        </w:rPr>
-        <w:t>Area_Code</w:t>
-      </w:r>
-      <w:r>
-        <w:t xml:space="preserve"> бойынша сәйкестендіру қажет. Қазіргі әкімшілік шекараларды 2016 жылғы кодтарға тексермей қосуға болмайды. Дәл шекара жоқ кезде карта дәлдігін асыра сипаттамаңыз.</w:t>
-      </w:r>
-    </w:p>
-    <w:p>
-      <w:pPr>
-        <w:pStyle w:val="Heading2"/>
-      </w:pPr>
-      <w:r>
-        <w:t>5.8. Сүзгілер және сақтау</w:t>
-      </w:r>
-    </w:p>
-    <w:p>
-      <w:pPr>
-        <w:ind w:left="227" w:hanging="227"/>
-      </w:pPr>
-      <w:r>
-        <w:t xml:space="preserve">1. Top 10 сүзгісі </w:t>
-      </w:r>
-      <w:r>
-        <w:rPr>
-          <w:b/>
-        </w:rPr>
-        <w:t>тек кестенің Filters on this visual</w:t>
-      </w:r>
-      <w:r>
-        <w:t xml:space="preserve"> бөлімінде тұрсын. Оны бүкіл бетке қойсаңыз, карта да тек сол 10 ауданның дауыстарын көрсетеді.</w:t>
-      </w:r>
-    </w:p>
-    <w:p>
-      <w:pPr>
-        <w:ind w:left="227" w:hanging="227"/>
-      </w:pPr>
-      <w:r>
-        <w:t xml:space="preserve">2. Top 10 кестесіндегі ауданды басу картаны тарылтса, </w:t>
-      </w:r>
-      <w:r>
-        <w:rPr>
-          <w:b/>
-        </w:rPr>
-        <w:t>Edit interactions</w:t>
-      </w:r>
-      <w:r>
-        <w:t xml:space="preserve"> арқылы кестеден картаға әсерін </w:t>
-      </w:r>
-      <w:r>
-        <w:rPr>
-          <w:b/>
-        </w:rPr>
-        <w:t>None</w:t>
-      </w:r>
-      <w:r>
-        <w:t xml:space="preserve"> етіп өшіріңіз. Толық төрт елдік карта үшін уақытша таңдауды тазалаңыз.</w:t>
-      </w:r>
-    </w:p>
-    <w:p>
-      <w:pPr>
-        <w:ind w:left="227" w:hanging="227"/>
-      </w:pPr>
-      <w:r>
-        <w:t xml:space="preserve">3. Қаласаңыз, толық нәтижені көрсететін Card визуалына </w:t>
-      </w:r>
-      <w:r>
-        <w:rPr>
-          <w:rFonts w:ascii="Consolas" w:hAnsi="Consolas"/>
-          <w:sz w:val="18"/>
-        </w:rPr>
-        <w:t>[LeaveShare]</w:t>
-      </w:r>
-      <w:r>
-        <w:t xml:space="preserve"> қосыңыз. Толық ресми нәтижеде Leave — 17 410 742, Remain — 16 141 241, жарамды дауыстар — 33 551 983; Leave үлесі шамамен </w:t>
-      </w:r>
-      <w:r>
-        <w:rPr>
-          <w:b/>
-        </w:rPr>
-        <w:t>51,89%</w:t>
-      </w:r>
-      <w:r>
-        <w:t>. Мұны барлық аумақ қамтылған, сүзгілері тазаланған деректерде ғана салыстырыңыз. Төрт елдік картадан алынған сан Gibraltar кіретін толық жиынтықтан сәл ерекшеленуі мүмкін.</w:t>
-      </w:r>
-    </w:p>
-    <w:p>
-      <w:pPr>
-        <w:ind w:left="227" w:hanging="227"/>
-      </w:pPr>
-      <w:r>
-        <w:t xml:space="preserve">4. </w:t>
-      </w:r>
-      <w:r>
-        <w:rPr>
-          <w:rFonts w:ascii="Consolas" w:hAnsi="Consolas"/>
-          <w:sz w:val="18"/>
-        </w:rPr>
-        <w:t>C:\BigDATA\lab8\results\Red stains.pbix</w:t>
-      </w:r>
-      <w:r>
-        <w:t xml:space="preserve"> ретінде сақтаңыз.</w:t>
-      </w:r>
-    </w:p>
-    <w:p>
-      <w:pPr>
-        <w:pStyle w:val="Heading1"/>
-      </w:pPr>
-      <w:r>
-        <w:t>6. Жиі кездесетін мәселелер</w:t>
+        <w:t>6. Түпнұсқа тапсырмадағы үлгі тексеруі:</w:t>
       </w:r>
     </w:p>
     <w:tbl>
@@ -4999,7 +2597,7 @@
               <w:rPr>
                 <w:sz w:val="20"/>
               </w:rPr>
-              <w:t>Мәселе</w:t>
+              <w:t>Сауда орталығы</w:t>
             </w:r>
           </w:p>
         </w:tc>
@@ -5020,7 +2618,7 @@
               <w:rPr>
                 <w:sz w:val="20"/>
               </w:rPr>
-              <w:t>Не тексеру керек</w:t>
+              <w:t>Quantity</w:t>
             </w:r>
           </w:p>
         </w:tc>
@@ -5046,7 +2644,7 @@
               <w:rPr>
                 <w:sz w:val="20"/>
               </w:rPr>
-              <w:t>Карта визуалы өшірулі</w:t>
+              <w:t>The Brewery</w:t>
             </w:r>
           </w:p>
         </w:tc>
@@ -5067,7 +2665,7 @@
               <w:rPr>
                 <w:sz w:val="20"/>
               </w:rPr>
-              <w:t>Options → Security ішіндегі Map and Filled Map visuals рұқсаты; Azure Maps үшін тиісті параметр; ұйымдық шектеу болса, әкімші рұқсаты</w:t>
+              <w:t>403</w:t>
             </w:r>
           </w:p>
         </w:tc>
@@ -5093,7 +2691,7 @@
               <w:rPr>
                 <w:sz w:val="20"/>
               </w:rPr>
-              <w:t>Карта бос</w:t>
+              <w:t>The Liberty Shopping Centre</w:t>
             </w:r>
           </w:p>
         </w:tc>
@@ -5114,7 +2712,7 @@
               <w:rPr>
                 <w:sz w:val="20"/>
               </w:rPr>
-              <w:t>Интернет, Location өрісі, бос атаулар, дерек санаты, карта кілттерінің сәйкес келуі</w:t>
+              <w:t>343</w:t>
             </w:r>
           </w:p>
         </w:tc>
@@ -5140,7 +2738,7 @@
               <w:rPr>
                 <w:sz w:val="20"/>
               </w:rPr>
-              <w:t>Қалалар басқа елде көрінеді</w:t>
+              <w:t>The Mall Romford</w:t>
             </w:r>
           </w:p>
         </w:tc>
@@ -5159,29 +2757,9 @@
             </w:r>
             <w:r>
               <w:rPr>
-                <w:rFonts w:ascii="Consolas" w:hAnsi="Consolas"/>
-                <w:sz w:val="20"/>
-              </w:rPr>
-              <w:t>UK town</w:t>
-            </w:r>
-            <w:r>
-              <w:rPr>
-                <w:sz w:val="20"/>
-              </w:rPr>
-              <w:t xml:space="preserve"> бағанында </w:t>
-            </w:r>
-            <w:r>
-              <w:rPr>
-                <w:rFonts w:ascii="Consolas" w:hAnsi="Consolas"/>
-                <w:sz w:val="20"/>
-              </w:rPr>
-              <w:t>, UK</w:t>
-            </w:r>
-            <w:r>
-              <w:rPr>
-                <w:sz w:val="20"/>
-              </w:rPr>
-              <w:t xml:space="preserve"> бар ма; бастапқы атау дұрыс па</w:t>
+                <w:sz w:val="20"/>
+              </w:rPr>
+              <w:t>119</w:t>
             </w:r>
           </w:p>
         </w:tc>
@@ -5207,7 +2785,7 @@
               <w:rPr>
                 <w:sz w:val="20"/>
               </w:rPr>
-              <w:t>Барлық көпіршік бірдей</w:t>
+              <w:t>Барлығы</w:t>
             </w:r>
           </w:p>
         </w:tc>
@@ -5226,424 +2804,10 @@
             </w:r>
             <w:r>
               <w:rPr>
-                <w:sz w:val="20"/>
-              </w:rPr>
-              <w:t>Size өрісіне TotalQuantity түсті ме; Quantity сан ба; Count таңдалмаған ба</w:t>
-            </w:r>
-          </w:p>
-        </w:tc>
-      </w:tr>
-      <w:tr>
-        <w:trPr>
-          <w:cantSplit/>
-        </w:trPr>
-        <w:tc>
-          <w:tcPr>
-            <w:tcW w:type="dxa" w:w="4847"/>
-          </w:tcPr>
-          <w:p>
-            <w:pPr>
-              <w:spacing w:after="60" w:line="240" w:lineRule="auto"/>
-            </w:pPr>
-            <w:r>
-              <w:rPr>
-                <w:sz w:val="20"/>
-              </w:rPr>
-            </w:r>
-            <w:r>
-              <w:rPr>
-                <w:sz w:val="20"/>
-              </w:rPr>
-              <w:t>Срез кестені өзгертпейді</w:t>
-            </w:r>
-          </w:p>
-        </w:tc>
-        <w:tc>
-          <w:tcPr>
-            <w:tcW w:type="dxa" w:w="4847"/>
-          </w:tcPr>
-          <w:p>
-            <w:pPr>
-              <w:spacing w:after="60" w:line="240" w:lineRule="auto"/>
-            </w:pPr>
-            <w:r>
-              <w:rPr>
-                <w:sz w:val="20"/>
-              </w:rPr>
-            </w:r>
-            <w:r>
-              <w:rPr>
-                <w:sz w:val="20"/>
-              </w:rPr>
-              <w:t>Edit interactions және модельдегі байланыстар</w:t>
-            </w:r>
-          </w:p>
-        </w:tc>
-      </w:tr>
-      <w:tr>
-        <w:trPr>
-          <w:cantSplit/>
-        </w:trPr>
-        <w:tc>
-          <w:tcPr>
-            <w:tcW w:type="dxa" w:w="4847"/>
-          </w:tcPr>
-          <w:p>
-            <w:pPr>
-              <w:spacing w:after="60" w:line="240" w:lineRule="auto"/>
-            </w:pPr>
-            <w:r>
-              <w:rPr>
-                <w:sz w:val="20"/>
-              </w:rPr>
-            </w:r>
-            <w:r>
-              <w:rPr>
-                <w:sz w:val="20"/>
-              </w:rPr>
-              <w:t>Сатылым саны тым көп</w:t>
-            </w:r>
-          </w:p>
-        </w:tc>
-        <w:tc>
-          <w:tcPr>
-            <w:tcW w:type="dxa" w:w="4847"/>
-          </w:tcPr>
-          <w:p>
-            <w:pPr>
-              <w:spacing w:after="60" w:line="240" w:lineRule="auto"/>
-            </w:pPr>
-            <w:r>
-              <w:rPr>
-                <w:sz w:val="20"/>
-              </w:rPr>
-            </w:r>
-            <w:r>
-              <w:rPr>
-                <w:sz w:val="20"/>
-              </w:rPr>
-              <w:t>Merge кейінгі жол саны; анықтамалықтағы қайталанған кодтар</w:t>
-            </w:r>
-          </w:p>
-        </w:tc>
-      </w:tr>
-      <w:tr>
-        <w:trPr>
-          <w:cantSplit/>
-        </w:trPr>
-        <w:tc>
-          <w:tcPr>
-            <w:tcW w:type="dxa" w:w="4847"/>
-          </w:tcPr>
-          <w:p>
-            <w:pPr>
-              <w:spacing w:after="60" w:line="240" w:lineRule="auto"/>
-            </w:pPr>
-            <w:r>
-              <w:rPr>
-                <w:sz w:val="20"/>
-              </w:rPr>
-            </w:r>
-            <w:r>
-              <w:rPr>
-                <w:sz w:val="20"/>
-              </w:rPr>
-              <w:t>7556% шығады</w:t>
-            </w:r>
-          </w:p>
-        </w:tc>
-        <w:tc>
-          <w:tcPr>
-            <w:tcW w:type="dxa" w:w="4847"/>
-          </w:tcPr>
-          <w:p>
-            <w:pPr>
-              <w:spacing w:after="60" w:line="240" w:lineRule="auto"/>
-            </w:pPr>
-            <w:r>
-              <w:rPr>
-                <w:sz w:val="20"/>
-              </w:rPr>
-            </w:r>
-            <w:r>
-              <w:rPr>
-                <w:sz w:val="20"/>
-              </w:rPr>
-              <w:t xml:space="preserve">Формуладағы артық </w:t>
-            </w:r>
-            <w:r>
-              <w:rPr>
-                <w:rFonts w:ascii="Consolas" w:hAnsi="Consolas"/>
-                <w:sz w:val="20"/>
-              </w:rPr>
-              <w:t>* 100</w:t>
-            </w:r>
-            <w:r>
-              <w:rPr>
-                <w:sz w:val="20"/>
-              </w:rPr>
-              <w:t xml:space="preserve"> алып тастап, Percentage пішімін қалдыру</w:t>
-            </w:r>
-          </w:p>
-        </w:tc>
-      </w:tr>
-      <w:tr>
-        <w:trPr>
-          <w:cantSplit/>
-        </w:trPr>
-        <w:tc>
-          <w:tcPr>
-            <w:tcW w:type="dxa" w:w="4847"/>
-          </w:tcPr>
-          <w:p>
-            <w:pPr>
-              <w:spacing w:after="60" w:line="240" w:lineRule="auto"/>
-            </w:pPr>
-            <w:r>
-              <w:rPr>
-                <w:sz w:val="20"/>
-              </w:rPr>
-            </w:r>
-            <w:r>
-              <w:rPr>
-                <w:sz w:val="20"/>
-              </w:rPr>
-              <w:t>PercentLeave құруда қате</w:t>
-            </w:r>
-          </w:p>
-        </w:tc>
-        <w:tc>
-          <w:tcPr>
-            <w:tcW w:type="dxa" w:w="4847"/>
-          </w:tcPr>
-          <w:p>
-            <w:pPr>
-              <w:spacing w:after="60" w:line="240" w:lineRule="auto"/>
-            </w:pPr>
-            <w:r>
-              <w:rPr>
-                <w:sz w:val="20"/>
-              </w:rPr>
-            </w:r>
-            <w:r>
-              <w:rPr>
-                <w:sz w:val="20"/>
-              </w:rPr>
-              <w:t>New column таңдалды ма; Leave/Valid_Votes сандар ма; кесте Brexit деп аталды ма</w:t>
-            </w:r>
-          </w:p>
-        </w:tc>
-      </w:tr>
-      <w:tr>
-        <w:trPr>
-          <w:cantSplit/>
-        </w:trPr>
-        <w:tc>
-          <w:tcPr>
-            <w:tcW w:type="dxa" w:w="4847"/>
-          </w:tcPr>
-          <w:p>
-            <w:pPr>
-              <w:spacing w:after="60" w:line="240" w:lineRule="auto"/>
-            </w:pPr>
-            <w:r>
-              <w:rPr>
-                <w:sz w:val="20"/>
-              </w:rPr>
-            </w:r>
-            <w:r>
-              <w:rPr>
-                <w:sz w:val="20"/>
-              </w:rPr>
-              <w:t>DAX үтірді қабылдамайды</w:t>
-            </w:r>
-          </w:p>
-        </w:tc>
-        <w:tc>
-          <w:tcPr>
-            <w:tcW w:type="dxa" w:w="4847"/>
-          </w:tcPr>
-          <w:p>
-            <w:pPr>
-              <w:spacing w:after="60" w:line="240" w:lineRule="auto"/>
-            </w:pPr>
-            <w:r>
-              <w:rPr>
-                <w:sz w:val="20"/>
-              </w:rPr>
-            </w:r>
-            <w:r>
-              <w:rPr>
-                <w:sz w:val="20"/>
-              </w:rPr>
-              <w:t xml:space="preserve">Аймақтық баптауда қажет болса, функция аргументтерінің бөлгіш үтірін </w:t>
-            </w:r>
-            <w:r>
-              <w:rPr>
-                <w:rFonts w:ascii="Consolas" w:hAnsi="Consolas"/>
-                <w:sz w:val="20"/>
-              </w:rPr>
-              <w:t>;</w:t>
-            </w:r>
-            <w:r>
-              <w:rPr>
-                <w:sz w:val="20"/>
-              </w:rPr>
-              <w:t xml:space="preserve"> таңбасына ауыстыру; мәтін ішіндегі </w:t>
-            </w:r>
-            <w:r>
-              <w:rPr>
-                <w:rFonts w:ascii="Consolas" w:hAnsi="Consolas"/>
-                <w:sz w:val="20"/>
-              </w:rPr>
-              <w:t>, UK</w:t>
-            </w:r>
-            <w:r>
-              <w:rPr>
-                <w:sz w:val="20"/>
-              </w:rPr>
-              <w:t xml:space="preserve"> үтірін өзгертпеу</w:t>
-            </w:r>
-          </w:p>
-        </w:tc>
-      </w:tr>
-      <w:tr>
-        <w:trPr>
-          <w:cantSplit/>
-        </w:trPr>
-        <w:tc>
-          <w:tcPr>
-            <w:tcW w:type="dxa" w:w="4847"/>
-          </w:tcPr>
-          <w:p>
-            <w:pPr>
-              <w:spacing w:after="60" w:line="240" w:lineRule="auto"/>
-            </w:pPr>
-            <w:r>
-              <w:rPr>
-                <w:sz w:val="20"/>
-              </w:rPr>
-            </w:r>
-            <w:r>
-              <w:rPr>
-                <w:sz w:val="20"/>
-              </w:rPr>
-              <w:t>Әр елде бірдей пайыз</w:t>
-            </w:r>
-          </w:p>
-        </w:tc>
-        <w:tc>
-          <w:tcPr>
-            <w:tcW w:type="dxa" w:w="4847"/>
-          </w:tcPr>
-          <w:p>
-            <w:pPr>
-              <w:spacing w:after="60" w:line="240" w:lineRule="auto"/>
-            </w:pPr>
-            <w:r>
-              <w:rPr>
-                <w:sz w:val="20"/>
-              </w:rPr>
-            </w:r>
-            <w:r>
-              <w:rPr>
-                <w:sz w:val="20"/>
-              </w:rPr>
-              <w:t>Regions → Brexit белсенді 1:* байланысы және өлшемнің сүзгіні сақтауы</w:t>
-            </w:r>
-          </w:p>
-        </w:tc>
-      </w:tr>
-      <w:tr>
-        <w:trPr>
-          <w:cantSplit/>
-        </w:trPr>
-        <w:tc>
-          <w:tcPr>
-            <w:tcW w:type="dxa" w:w="4847"/>
-          </w:tcPr>
-          <w:p>
-            <w:pPr>
-              <w:spacing w:after="60" w:line="240" w:lineRule="auto"/>
-            </w:pPr>
-            <w:r>
-              <w:rPr>
-                <w:sz w:val="20"/>
-              </w:rPr>
-            </w:r>
-            <w:r>
-              <w:rPr>
-                <w:sz w:val="20"/>
-              </w:rPr>
-              <w:t>UK орнына АҚШ картасы шығады</w:t>
-            </w:r>
-          </w:p>
-        </w:tc>
-        <w:tc>
-          <w:tcPr>
-            <w:tcW w:type="dxa" w:w="4847"/>
-          </w:tcPr>
-          <w:p>
-            <w:pPr>
-              <w:spacing w:after="60" w:line="240" w:lineRule="auto"/>
-            </w:pPr>
-            <w:r>
-              <w:rPr>
-                <w:sz w:val="20"/>
-              </w:rPr>
-            </w:r>
-            <w:r>
-              <w:rPr>
-                <w:sz w:val="20"/>
-              </w:rPr>
-              <w:t>Shape map пішіні дұрыс таңдалған ба; UK шекара файлы қажет пе</w:t>
-            </w:r>
-          </w:p>
-        </w:tc>
-      </w:tr>
-      <w:tr>
-        <w:trPr>
-          <w:cantSplit/>
-        </w:trPr>
-        <w:tc>
-          <w:tcPr>
-            <w:tcW w:type="dxa" w:w="4847"/>
-          </w:tcPr>
-          <w:p>
-            <w:pPr>
-              <w:spacing w:after="60" w:line="240" w:lineRule="auto"/>
-            </w:pPr>
-            <w:r>
-              <w:rPr>
-                <w:sz w:val="20"/>
-              </w:rPr>
-            </w:r>
-            <w:r>
-              <w:rPr>
-                <w:sz w:val="20"/>
-              </w:rPr>
-              <w:t>Картада тек Top 10 қалған</w:t>
-            </w:r>
-          </w:p>
-        </w:tc>
-        <w:tc>
-          <w:tcPr>
-            <w:tcW w:type="dxa" w:w="4847"/>
-          </w:tcPr>
-          <w:p>
-            <w:pPr>
-              <w:spacing w:after="60" w:line="240" w:lineRule="auto"/>
-            </w:pPr>
-            <w:r>
-              <w:rPr>
-                <w:sz w:val="20"/>
-              </w:rPr>
-            </w:r>
-            <w:r>
-              <w:rPr>
-                <w:sz w:val="20"/>
-              </w:rPr>
-              <w:t>Бет/есеп сүзгілерін, кестенің картаға әсерін және белсенді таңдауды тазалау</w:t>
+                <w:b/>
+                <w:sz w:val="20"/>
+              </w:rPr>
+              <w:t>865</w:t>
             </w:r>
           </w:p>
         </w:tc>
@@ -5655,16 +2819,1758 @@
       </w:pPr>
     </w:p>
     <w:p>
+      <w:r>
+        <w:rPr>
+          <w:rFonts w:ascii="Consolas" w:hAnsi="Consolas"/>
+          <w:sz w:val="18"/>
+        </w:rPr>
+        <w:t>403 + 343 + 119 = 865</w:t>
+      </w:r>
+      <w:r>
+        <w:t xml:space="preserve">. Бұл нәтиже жүктелген Excel деректерінен қайта есептеліп расталды. Сүзгілерсіз барлық тауар саны </w:t>
+      </w:r>
+      <w:r>
+        <w:rPr>
+          <w:b/>
+        </w:rPr>
+        <w:t>74 415</w:t>
+      </w:r>
+      <w:r>
+        <w:t xml:space="preserve">, London және South East бірге таңдалғанда </w:t>
+      </w:r>
+      <w:r>
+        <w:rPr>
+          <w:b/>
+        </w:rPr>
+        <w:t>28 004</w:t>
+      </w:r>
+      <w:r>
+        <w:t>. Карточка визуалына TotalQuantity қосып тексеруге болады. Romford таңдалса, Карточка 865 көрсетуі тиіс. Айырма болса, модель байланыстарын, сүзгілерді және Сумма/Количество таңдауды тексеріңіз.</w:t>
+      </w:r>
+    </w:p>
+    <w:p>
+      <w:pPr>
+        <w:pStyle w:val="Heading2"/>
+      </w:pPr>
+      <w:r>
+        <w:t>4.6. Бірінші бөлімді сақтау</w:t>
+      </w:r>
+    </w:p>
+    <w:p>
+      <w:r>
+        <w:rPr>
+          <w:b/>
+        </w:rPr>
+        <w:t>Файл → Сохранить как</w:t>
+      </w:r>
+      <w:r>
+        <w:t xml:space="preserve"> арқылы </w:t>
+      </w:r>
+      <w:r>
+        <w:rPr>
+          <w:rFonts w:ascii="Consolas" w:hAnsi="Consolas"/>
+          <w:sz w:val="18"/>
+        </w:rPr>
+        <w:t>C:\BigDATA\lab8\results\Going to the dogs.pbix</w:t>
+      </w:r>
+      <w:r>
+        <w:t xml:space="preserve"> сақтаңыз. Есепте кемінде карта, аймақ срезі және сауда орталықтары кестесі болсын. Romford таңдалған көріністің скриншотын сақтаңыз.</w:t>
+      </w:r>
+    </w:p>
+    <w:p>
       <w:pPr>
         <w:pStyle w:val="Heading1"/>
       </w:pPr>
       <w:r>
-        <w:t>7. Қандай скриншоттар сақтау керек</w:t>
+        <w:t>5. 2-бөлім: Brexit нәтижелері — Red stains</w:t>
       </w:r>
     </w:p>
     <w:p>
-      <w:r>
-        <w:t>Суреттерде визуал атауы, өрістер немесе формула және нәтиже оқылатындай болсын. Картаның бос фон бөлігін ғана түсірмеңіз.</w:t>
+      <w:pPr>
+        <w:pStyle w:val="Heading2"/>
+      </w:pPr>
+      <w:r>
+        <w:t>5.1. Ресми дауыс беру деректерін жүктеу</w:t>
+      </w:r>
+    </w:p>
+    <w:p>
+      <w:pPr>
+        <w:ind w:left="227" w:hanging="227"/>
+      </w:pPr>
+      <w:r>
+        <w:t xml:space="preserve">1. Бірінші есепті сақтап, </w:t>
+      </w:r>
+      <w:r>
+        <w:rPr>
+          <w:b/>
+        </w:rPr>
+        <w:t>Файл → Создать</w:t>
+      </w:r>
+      <w:r>
+        <w:t xml:space="preserve"> арқылы екінші есеп жасаңыз.</w:t>
+      </w:r>
+    </w:p>
+    <w:p>
+      <w:pPr>
+        <w:ind w:left="227" w:hanging="227"/>
+      </w:pPr>
+      <w:r>
+        <w:t xml:space="preserve">2. </w:t>
+      </w:r>
+      <w:r>
+        <w:rPr>
+          <w:b/>
+        </w:rPr>
+        <w:t>Главная → Получить данные → Книга Excel</w:t>
+      </w:r>
+      <w:r>
+        <w:t xml:space="preserve"> арқылы </w:t>
+      </w:r>
+      <w:r>
+        <w:rPr>
+          <w:rFonts w:ascii="Consolas" w:hAnsi="Consolas"/>
+          <w:sz w:val="18"/>
+        </w:rPr>
+        <w:t>C:\BigDATA\lab8\part2\Voting.xlsx</w:t>
+      </w:r>
+      <w:r>
+        <w:t xml:space="preserve"> файлын ашыңыз, </w:t>
+      </w:r>
+      <w:r>
+        <w:rPr>
+          <w:b/>
+        </w:rPr>
+        <w:t>Voting</w:t>
+      </w:r>
+      <w:r>
+        <w:t xml:space="preserve"> парағын белгілеңіз → </w:t>
+      </w:r>
+      <w:r>
+        <w:rPr>
+          <w:b/>
+        </w:rPr>
+        <w:t>Преобразовать данные</w:t>
+      </w:r>
+      <w:r>
+        <w:t xml:space="preserve">. Сол жақтағы Voting сұрауын оң жақ батырмамен басып, </w:t>
+      </w:r>
+      <w:r>
+        <w:rPr>
+          <w:b/>
+        </w:rPr>
+        <w:t>Переименовать → Brexit</w:t>
+      </w:r>
+      <w:r>
+        <w:t xml:space="preserve"> деп атаңыз.</w:t>
+      </w:r>
+    </w:p>
+    <w:p>
+      <w:pPr>
+        <w:ind w:left="227" w:hanging="227"/>
+      </w:pPr>
+      <w:r>
+        <w:t xml:space="preserve">3. </w:t>
+      </w:r>
+      <w:r>
+        <w:rPr>
+          <w:rFonts w:ascii="Consolas" w:hAnsi="Consolas"/>
+          <w:sz w:val="18"/>
+        </w:rPr>
+        <w:t>Area</w:t>
+      </w:r>
+      <w:r>
+        <w:t xml:space="preserve">, </w:t>
+      </w:r>
+      <w:r>
+        <w:rPr>
+          <w:rFonts w:ascii="Consolas" w:hAnsi="Consolas"/>
+          <w:sz w:val="18"/>
+        </w:rPr>
+        <w:t>Region</w:t>
+      </w:r>
+      <w:r>
+        <w:t xml:space="preserve">, </w:t>
+      </w:r>
+      <w:r>
+        <w:rPr>
+          <w:rFonts w:ascii="Consolas" w:hAnsi="Consolas"/>
+          <w:sz w:val="18"/>
+        </w:rPr>
+        <w:t>Area_Code</w:t>
+      </w:r>
+      <w:r>
+        <w:t xml:space="preserve"> — мәтін, </w:t>
+      </w:r>
+      <w:r>
+        <w:rPr>
+          <w:rFonts w:ascii="Consolas" w:hAnsi="Consolas"/>
+          <w:sz w:val="18"/>
+        </w:rPr>
+        <w:t>Leave</w:t>
+      </w:r>
+      <w:r>
+        <w:t xml:space="preserve">, </w:t>
+      </w:r>
+      <w:r>
+        <w:rPr>
+          <w:rFonts w:ascii="Consolas" w:hAnsi="Consolas"/>
+          <w:sz w:val="18"/>
+        </w:rPr>
+        <w:t>Remain</w:t>
+      </w:r>
+      <w:r>
+        <w:t xml:space="preserve">, </w:t>
+      </w:r>
+      <w:r>
+        <w:rPr>
+          <w:rFonts w:ascii="Consolas" w:hAnsi="Consolas"/>
+          <w:sz w:val="18"/>
+        </w:rPr>
+        <w:t>Valid_Votes</w:t>
+      </w:r>
+      <w:r>
+        <w:t xml:space="preserve"> — бүтін сан болсын. Бір жол — бір санау аумағы. </w:t>
+      </w:r>
+      <w:r>
+        <w:rPr>
+          <w:b/>
+        </w:rPr>
+        <w:t>Закрыть и применить</w:t>
+      </w:r>
+      <w:r>
+        <w:t xml:space="preserve"> басыңыз. Кестеде </w:t>
+      </w:r>
+      <w:r>
+        <w:rPr>
+          <w:b/>
+        </w:rPr>
+        <w:t>382 жол</w:t>
+      </w:r>
+      <w:r>
+        <w:t xml:space="preserve"> және бастапқы </w:t>
+      </w:r>
+      <w:r>
+        <w:rPr>
+          <w:b/>
+        </w:rPr>
+        <w:t>21 баған</w:t>
+      </w:r>
+      <w:r>
+        <w:t xml:space="preserve"> бар.</w:t>
+      </w:r>
+    </w:p>
+    <w:p>
+      <w:pPr>
+        <w:ind w:left="227" w:hanging="227"/>
+      </w:pPr>
+      <w:r>
+        <w:t xml:space="preserve">4. CSV қолдансаңыз, </w:t>
+      </w:r>
+      <w:r>
+        <w:rPr>
+          <w:rFonts w:ascii="Consolas" w:hAnsi="Consolas"/>
+          <w:sz w:val="18"/>
+        </w:rPr>
+        <w:t>Voting.csv</w:t>
+      </w:r>
+      <w:r>
+        <w:t xml:space="preserve"> файлын </w:t>
+      </w:r>
+      <w:r>
+        <w:rPr>
+          <w:b/>
+        </w:rPr>
+        <w:t>Текст/CSV</w:t>
+      </w:r>
+      <w:r>
+        <w:t xml:space="preserve"> арқылы ашып, бөлгішті </w:t>
+      </w:r>
+      <w:r>
+        <w:rPr>
+          <w:b/>
+        </w:rPr>
+        <w:t>Запятая</w:t>
+      </w:r>
+      <w:r>
+        <w:t xml:space="preserve"> қойыңыз. Excel мен CSV деректері салыстырылып, сәйкес келетіні тексерілді; екеуін бір есепке қосарлап жүктемеңіз.</w:t>
+      </w:r>
+    </w:p>
+    <w:p>
+      <w:r>
+        <w:rPr>
+          <w:b/>
+        </w:rPr>
+        <w:t>Вебтен жүктеу талабы:</w:t>
+      </w:r>
+      <w:r>
+        <w:t xml:space="preserve"> тапсырмада Electoral Commission сайтынан алу айтылған. Негізгі сайт: https://www.electoralcommission.org.uk/. Сайтта </w:t>
+      </w:r>
+      <w:r>
+        <w:rPr>
+          <w:rFonts w:ascii="Consolas" w:hAnsi="Consolas"/>
+          <w:sz w:val="18"/>
+        </w:rPr>
+        <w:t>EU referendum results 2016</w:t>
+      </w:r>
+      <w:r>
+        <w:t xml:space="preserve"> деп іздеп, жергілікті санау аумақтарының CSV файлына сілтеме алыңыз. </w:t>
+      </w:r>
+      <w:r>
+        <w:rPr>
+          <w:b/>
+        </w:rPr>
+        <w:t>Главная → Получить данные → Интернет</w:t>
+      </w:r>
+      <w:r>
+        <w:t xml:space="preserve"> арқылы сол сілтемені ашып, сұрауды Brexit деп атауға болады. Бұл тәсілде жергілікті Voting кестесін екінші рет қоспаңыз. Қазіргі файлдың бағандары мен аумақтарын оқу көшірмесімен салыстырыңыз.</w:t>
+      </w:r>
+    </w:p>
+    <w:p>
+      <w:r>
+        <w:t>Бұрын пайдаланылған тарихи CSV мекенжайы:</w:t>
+      </w:r>
+    </w:p>
+    <w:p>
+      <w:pPr>
+        <w:pStyle w:val="CodeBlock"/>
+        <w:keepNext w:val="0"/>
+        <w:shd w:fill="F1F5F7"/>
+      </w:pPr>
+      <w:r>
+        <w:t>https://www.electoralcommission.org.uk/sites/default/files/2019-07/EU-referendum-result-data.csv</w:t>
+      </w:r>
+    </w:p>
+    <w:p>
+      <w:pPr>
+        <w:spacing w:after="20"/>
+      </w:pPr>
+    </w:p>
+    <w:p>
+      <w:r>
+        <w:t>Бұл мекенжай осы ортадан тексерілмеді; сайт оны өзгерткен болуы мүмкін. Веб қосылымы ашылмаса, жүктелген оқу архивіндегі Voting.xlsx арқылы жұмысты жалғастырып, есепте «тапсырмамен бірге берілген Electoral Commission деректерінің файлдық көшірмесі пайдаланылды» деп нақты жазыңыз. Вебтен жүктемеген болсаңыз, тікелей веб қосылымы орындалды деп көрсетпеңіз.</w:t>
+      </w:r>
+    </w:p>
+    <w:p>
+      <w:pPr>
+        <w:pStyle w:val="Heading2"/>
+      </w:pPr>
+      <w:r>
+        <w:t>5.2. PercentLeave бағаны</w:t>
+      </w:r>
+    </w:p>
+    <w:p>
+      <w:r>
+        <w:rPr>
+          <w:rFonts w:ascii="Consolas" w:hAnsi="Consolas"/>
+          <w:sz w:val="18"/>
+        </w:rPr>
+        <w:t>Brexit</w:t>
+      </w:r>
+      <w:r>
+        <w:t xml:space="preserve"> кестесін таңдаңыз → </w:t>
+      </w:r>
+      <w:r>
+        <w:rPr>
+          <w:b/>
+        </w:rPr>
+        <w:t>Моделирование → Создать столбец</w:t>
+      </w:r>
+      <w:r>
+        <w:t>:</w:t>
+      </w:r>
+    </w:p>
+    <w:p>
+      <w:pPr>
+        <w:pStyle w:val="CodeBlock"/>
+        <w:keepNext w:val="0"/>
+        <w:shd w:fill="F1F5F7"/>
+      </w:pPr>
+      <w:r>
+        <w:t>PercentLeave = DIVIDE(Brexit[Leave], Brexit[Valid_Votes])</w:t>
+      </w:r>
+    </w:p>
+    <w:p>
+      <w:pPr>
+        <w:spacing w:after="20"/>
+      </w:pPr>
+    </w:p>
+    <w:p>
+      <w:r>
+        <w:rPr>
+          <w:b/>
+        </w:rPr>
+        <w:t>Работа со столбцами → Формат → Процентный</w:t>
+      </w:r>
+      <w:r>
+        <w:t xml:space="preserve">, ондық орын санын </w:t>
+      </w:r>
+      <w:r>
+        <w:rPr>
+          <w:b/>
+        </w:rPr>
+        <w:t>2</w:t>
+      </w:r>
+      <w:r>
+        <w:t xml:space="preserve"> қойыңыз. Формулаға қосымша </w:t>
+      </w:r>
+      <w:r>
+        <w:rPr>
+          <w:rFonts w:ascii="Consolas" w:hAnsi="Consolas"/>
+          <w:sz w:val="18"/>
+        </w:rPr>
+        <w:t>* 100</w:t>
+      </w:r>
+      <w:r>
+        <w:t xml:space="preserve"> қоспаңыз: Процентный пішімі 0,7556 санын 75,56% ретінде көрсетеді.</w:t>
+      </w:r>
+    </w:p>
+    <w:p>
+      <w:r>
+        <w:t xml:space="preserve">Бұл көрсеткіш — </w:t>
+      </w:r>
+      <w:r>
+        <w:rPr>
+          <w:b/>
+        </w:rPr>
+        <w:t>ЕО-дан шығуды қолдаған жарамды дауыстардың үлесі</w:t>
+      </w:r>
+      <w:r>
+        <w:t xml:space="preserve">. Ол сайлауға қатысу пайызы емес. Бөлгішке </w:t>
+      </w:r>
+      <w:r>
+        <w:rPr>
+          <w:rFonts w:ascii="Consolas" w:hAnsi="Consolas"/>
+          <w:sz w:val="18"/>
+        </w:rPr>
+        <w:t>Electorate</w:t>
+      </w:r>
+      <w:r>
+        <w:t xml:space="preserve"> немесе жарамсыз бюллетеньдер кіретін </w:t>
+      </w:r>
+      <w:r>
+        <w:rPr>
+          <w:rFonts w:ascii="Consolas" w:hAnsi="Consolas"/>
+          <w:sz w:val="18"/>
+        </w:rPr>
+        <w:t>Votes_Cast</w:t>
+      </w:r>
+      <w:r>
+        <w:t xml:space="preserve"> қолданылмайды.</w:t>
+      </w:r>
+    </w:p>
+    <w:p>
+      <w:pPr>
+        <w:pStyle w:val="Heading2"/>
+      </w:pPr>
+      <w:r>
+        <w:t>5.3. Топталған нәтижеге арналған өлшемдер</w:t>
+      </w:r>
+    </w:p>
+    <w:p>
+      <w:r>
+        <w:rPr>
+          <w:b/>
+        </w:rPr>
+        <w:t>Моделирование → Создать меру</w:t>
+      </w:r>
+      <w:r>
+        <w:t xml:space="preserve"> арқылы әр формуланы бөлек енгізіңіз:</w:t>
+      </w:r>
+    </w:p>
+    <w:p>
+      <w:pPr>
+        <w:pStyle w:val="CodeBlock"/>
+        <w:keepNext w:val="0"/>
+        <w:shd w:fill="F1F5F7"/>
+      </w:pPr>
+      <w:r>
+        <w:t>TotalLeave = SUM(Brexit[Leave])</w:t>
+      </w:r>
+    </w:p>
+    <w:p>
+      <w:pPr>
+        <w:spacing w:after="20"/>
+      </w:pPr>
+    </w:p>
+    <w:p>
+      <w:pPr>
+        <w:pStyle w:val="CodeBlock"/>
+        <w:keepNext w:val="0"/>
+        <w:shd w:fill="F1F5F7"/>
+      </w:pPr>
+      <w:r>
+        <w:t>TotalValidVotes = SUM(Brexit[Valid_Votes])</w:t>
+      </w:r>
+    </w:p>
+    <w:p>
+      <w:pPr>
+        <w:spacing w:after="20"/>
+      </w:pPr>
+    </w:p>
+    <w:p>
+      <w:pPr>
+        <w:pStyle w:val="CodeBlock"/>
+        <w:keepNext w:val="0"/>
+        <w:shd w:fill="F1F5F7"/>
+      </w:pPr>
+      <w:r>
+        <w:t>LeaveShare = DIVIDE([TotalLeave], [TotalValidVotes])</w:t>
+      </w:r>
+    </w:p>
+    <w:p>
+      <w:pPr>
+        <w:spacing w:after="20"/>
+      </w:pPr>
+    </w:p>
+    <w:p>
+      <w:r>
+        <w:rPr>
+          <w:rFonts w:ascii="Consolas" w:hAnsi="Consolas"/>
+          <w:sz w:val="18"/>
+        </w:rPr>
+        <w:t>LeaveShare</w:t>
+      </w:r>
+      <w:r>
+        <w:t xml:space="preserve"> пішімін де </w:t>
+      </w:r>
+      <w:r>
+        <w:rPr>
+          <w:b/>
+        </w:rPr>
+        <w:t>Процентный, 2 знака после запятой</w:t>
+      </w:r>
+      <w:r>
+        <w:t xml:space="preserve"> етіңіз. Аудан үшін </w:t>
+      </w:r>
+      <w:r>
+        <w:rPr>
+          <w:rFonts w:ascii="Consolas" w:hAnsi="Consolas"/>
+          <w:sz w:val="18"/>
+        </w:rPr>
+        <w:t>PercentLeave</w:t>
+      </w:r>
+      <w:r>
+        <w:t xml:space="preserve"> мен </w:t>
+      </w:r>
+      <w:r>
+        <w:rPr>
+          <w:rFonts w:ascii="Consolas" w:hAnsi="Consolas"/>
+          <w:sz w:val="18"/>
+        </w:rPr>
+        <w:t>LeaveShare</w:t>
+      </w:r>
+      <w:r>
+        <w:t xml:space="preserve"> бірдей шығады, егер әр ауданға бір жолдан келсе. Ел немесе жалпы нәтиже үшін </w:t>
+      </w:r>
+      <w:r>
+        <w:rPr>
+          <w:b/>
+        </w:rPr>
+        <w:t>LeaveShare</w:t>
+      </w:r>
+      <w:r>
+        <w:t xml:space="preserve"> пайдаланыңыз: ол дауыстар санына қарай дұрыс салмақтайды. Аудандық пайыздардың жай Average мәні жалпы дауыс үлесіне тең емес.</w:t>
+      </w:r>
+    </w:p>
+    <w:p>
+      <w:pPr>
+        <w:pStyle w:val="Heading2"/>
+      </w:pPr>
+      <w:r>
+        <w:t>5.4. Ең жоғары 10 аудан кестесі</w:t>
+      </w:r>
+    </w:p>
+    <w:p>
+      <w:pPr>
+        <w:ind w:left="227" w:hanging="227"/>
+      </w:pPr>
+      <w:r>
+        <w:t xml:space="preserve">1. </w:t>
+      </w:r>
+      <w:r>
+        <w:rPr>
+          <w:b/>
+        </w:rPr>
+        <w:t>Таблица</w:t>
+      </w:r>
+      <w:r>
+        <w:t xml:space="preserve"> визуалын қосыңыз.</w:t>
+      </w:r>
+    </w:p>
+    <w:p>
+      <w:pPr>
+        <w:ind w:left="227" w:hanging="227"/>
+      </w:pPr>
+      <w:r>
+        <w:t xml:space="preserve">2. Өрістеріне </w:t>
+      </w:r>
+      <w:r>
+        <w:rPr>
+          <w:rFonts w:ascii="Consolas" w:hAnsi="Consolas"/>
+          <w:sz w:val="18"/>
+        </w:rPr>
+        <w:t>Brexit[Area]</w:t>
+      </w:r>
+      <w:r>
+        <w:t xml:space="preserve"> және </w:t>
+      </w:r>
+      <w:r>
+        <w:rPr>
+          <w:rFonts w:ascii="Consolas" w:hAnsi="Consolas"/>
+          <w:sz w:val="18"/>
+        </w:rPr>
+        <w:t>[LeaveShare]</w:t>
+      </w:r>
+      <w:r>
+        <w:t xml:space="preserve"> қосыңыз. Тапсырмада жасалған </w:t>
+      </w:r>
+      <w:r>
+        <w:rPr>
+          <w:rFonts w:ascii="Consolas" w:hAnsi="Consolas"/>
+          <w:sz w:val="18"/>
+        </w:rPr>
+        <w:t>PercentLeave</w:t>
+      </w:r>
+      <w:r>
+        <w:t xml:space="preserve"> бағаны Данные ішінде сақталады; аудандық кестені сонымен де жасауға болады.</w:t>
+      </w:r>
+    </w:p>
+    <w:p>
+      <w:pPr>
+        <w:ind w:left="227" w:hanging="227"/>
+      </w:pPr>
+      <w:r>
+        <w:t xml:space="preserve">3. Визуалды таңдаған күйде </w:t>
+      </w:r>
+      <w:r>
+        <w:rPr>
+          <w:b/>
+        </w:rPr>
+        <w:t>Filters → Фильтры для этого визуального элемента → Area</w:t>
+      </w:r>
+      <w:r>
+        <w:t xml:space="preserve"> ашыңыз.</w:t>
+      </w:r>
+    </w:p>
+    <w:p>
+      <w:pPr>
+        <w:ind w:left="227" w:hanging="227"/>
+      </w:pPr>
+      <w:r>
+        <w:t xml:space="preserve">4. Тип фильтра — </w:t>
+      </w:r>
+      <w:r>
+        <w:rPr>
+          <w:b/>
+        </w:rPr>
+        <w:t>Первые N</w:t>
+      </w:r>
+      <w:r>
+        <w:t xml:space="preserve">; Показать элементы — </w:t>
+      </w:r>
+      <w:r>
+        <w:rPr>
+          <w:b/>
+        </w:rPr>
+        <w:t>Первые 10</w:t>
+      </w:r>
+      <w:r>
+        <w:t xml:space="preserve">; По значению — </w:t>
+      </w:r>
+      <w:r>
+        <w:rPr>
+          <w:b/>
+        </w:rPr>
+        <w:t>LeaveShare</w:t>
+      </w:r>
+      <w:r>
+        <w:t xml:space="preserve">. </w:t>
+      </w:r>
+      <w:r>
+        <w:rPr>
+          <w:b/>
+        </w:rPr>
+        <w:t>Применить фильтр</w:t>
+      </w:r>
+      <w:r>
+        <w:t xml:space="preserve"> басыңыз.</w:t>
+      </w:r>
+    </w:p>
+    <w:p>
+      <w:pPr>
+        <w:ind w:left="227" w:hanging="227"/>
+      </w:pPr>
+      <w:r>
+        <w:t xml:space="preserve">5. Кестеде </w:t>
+      </w:r>
+      <w:r>
+        <w:rPr>
+          <w:rFonts w:ascii="Consolas" w:hAnsi="Consolas"/>
+          <w:sz w:val="18"/>
+        </w:rPr>
+        <w:t>LeaveShare</w:t>
+      </w:r>
+      <w:r>
+        <w:t xml:space="preserve"> бағанының тақырыбын басып, </w:t>
+      </w:r>
+      <w:r>
+        <w:rPr>
+          <w:b/>
+        </w:rPr>
+        <w:t>По убыванию</w:t>
+      </w:r>
+      <w:r>
+        <w:t xml:space="preserve"> бойынша сұрыптаңыз. Первые N тек таңдауды орындайды, сұрыптауды бөлек тексеріңіз.</w:t>
+      </w:r>
+    </w:p>
+    <w:p>
+      <w:pPr>
+        <w:ind w:left="227" w:hanging="227"/>
+      </w:pPr>
+      <w:r>
+        <w:t xml:space="preserve">6. Атауын </w:t>
+      </w:r>
+      <w:r>
+        <w:rPr>
+          <w:rFonts w:ascii="Consolas" w:hAnsi="Consolas"/>
+          <w:sz w:val="18"/>
+        </w:rPr>
+        <w:t>ЕО-дан шығуды ең көп қолдаған 10 аудан</w:t>
+      </w:r>
+      <w:r>
+        <w:t xml:space="preserve"> деп қойыңыз. Қорытынды жолын өшіруге болады: бұл тізімнің қорытындысы бүкіл елдің нәтижесі емес.</w:t>
+      </w:r>
+    </w:p>
+    <w:p>
+      <w:r>
+        <w:t>Жүктелген Voting деректерінен қайта есептеліп, тапсырма суретімен салыстырылған нәтижелер:</w:t>
+      </w:r>
+    </w:p>
+    <w:tbl>
+      <w:tblPr>
+        <w:tblStyle w:val="LightShading-Accent1"/>
+        <w:tblW w:type="auto" w:w="0"/>
+        <w:tblLook w:firstColumn="1" w:firstRow="1" w:lastColumn="0" w:lastRow="0" w:noHBand="0" w:noVBand="1" w:val="04A0"/>
+      </w:tblPr>
+      <w:tblGrid>
+        <w:gridCol w:w="3232"/>
+        <w:gridCol w:w="3232"/>
+        <w:gridCol w:w="3232"/>
+      </w:tblGrid>
+      <w:tr>
+        <w:trPr>
+          <w:tblHeader/>
+          <w:cantSplit/>
+        </w:trPr>
+        <w:tc>
+          <w:tcPr>
+            <w:tcW w:type="dxa" w:w="3232"/>
+          </w:tcPr>
+          <w:p>
+            <w:pPr>
+              <w:spacing w:after="60" w:line="240" w:lineRule="auto"/>
+            </w:pPr>
+            <w:r>
+              <w:rPr>
+                <w:sz w:val="20"/>
+              </w:rPr>
+            </w:r>
+            <w:r>
+              <w:rPr>
+                <w:sz w:val="20"/>
+              </w:rPr>
+              <w:t>Орын</w:t>
+            </w:r>
+          </w:p>
+        </w:tc>
+        <w:tc>
+          <w:tcPr>
+            <w:tcW w:type="dxa" w:w="3232"/>
+          </w:tcPr>
+          <w:p>
+            <w:pPr>
+              <w:spacing w:after="60" w:line="240" w:lineRule="auto"/>
+            </w:pPr>
+            <w:r>
+              <w:rPr>
+                <w:sz w:val="20"/>
+              </w:rPr>
+            </w:r>
+            <w:r>
+              <w:rPr>
+                <w:sz w:val="20"/>
+              </w:rPr>
+              <w:t>Area</w:t>
+            </w:r>
+          </w:p>
+        </w:tc>
+        <w:tc>
+          <w:tcPr>
+            <w:tcW w:type="dxa" w:w="3232"/>
+          </w:tcPr>
+          <w:p>
+            <w:pPr>
+              <w:spacing w:after="60" w:line="240" w:lineRule="auto"/>
+            </w:pPr>
+            <w:r>
+              <w:rPr>
+                <w:sz w:val="20"/>
+              </w:rPr>
+            </w:r>
+            <w:r>
+              <w:rPr>
+                <w:sz w:val="20"/>
+              </w:rPr>
+              <w:t>Leave үлесі</w:t>
+            </w:r>
+          </w:p>
+        </w:tc>
+      </w:tr>
+      <w:tr>
+        <w:trPr>
+          <w:cantSplit/>
+        </w:trPr>
+        <w:tc>
+          <w:tcPr>
+            <w:tcW w:type="dxa" w:w="3232"/>
+          </w:tcPr>
+          <w:p>
+            <w:pPr>
+              <w:spacing w:after="60" w:line="240" w:lineRule="auto"/>
+            </w:pPr>
+            <w:r>
+              <w:rPr>
+                <w:sz w:val="20"/>
+              </w:rPr>
+            </w:r>
+            <w:r>
+              <w:rPr>
+                <w:sz w:val="20"/>
+              </w:rPr>
+              <w:t>1</w:t>
+            </w:r>
+          </w:p>
+        </w:tc>
+        <w:tc>
+          <w:tcPr>
+            <w:tcW w:type="dxa" w:w="3232"/>
+          </w:tcPr>
+          <w:p>
+            <w:pPr>
+              <w:spacing w:after="60" w:line="240" w:lineRule="auto"/>
+            </w:pPr>
+            <w:r>
+              <w:rPr>
+                <w:sz w:val="20"/>
+              </w:rPr>
+            </w:r>
+            <w:r>
+              <w:rPr>
+                <w:sz w:val="20"/>
+              </w:rPr>
+              <w:t>Boston</w:t>
+            </w:r>
+          </w:p>
+        </w:tc>
+        <w:tc>
+          <w:tcPr>
+            <w:tcW w:type="dxa" w:w="3232"/>
+          </w:tcPr>
+          <w:p>
+            <w:pPr>
+              <w:spacing w:after="60" w:line="240" w:lineRule="auto"/>
+            </w:pPr>
+            <w:r>
+              <w:rPr>
+                <w:sz w:val="20"/>
+              </w:rPr>
+            </w:r>
+            <w:r>
+              <w:rPr>
+                <w:sz w:val="20"/>
+              </w:rPr>
+              <w:t>75,56%</w:t>
+            </w:r>
+          </w:p>
+        </w:tc>
+      </w:tr>
+      <w:tr>
+        <w:trPr>
+          <w:cantSplit/>
+        </w:trPr>
+        <w:tc>
+          <w:tcPr>
+            <w:tcW w:type="dxa" w:w="3232"/>
+          </w:tcPr>
+          <w:p>
+            <w:pPr>
+              <w:spacing w:after="60" w:line="240" w:lineRule="auto"/>
+            </w:pPr>
+            <w:r>
+              <w:rPr>
+                <w:sz w:val="20"/>
+              </w:rPr>
+            </w:r>
+            <w:r>
+              <w:rPr>
+                <w:sz w:val="20"/>
+              </w:rPr>
+              <w:t>2</w:t>
+            </w:r>
+          </w:p>
+        </w:tc>
+        <w:tc>
+          <w:tcPr>
+            <w:tcW w:type="dxa" w:w="3232"/>
+          </w:tcPr>
+          <w:p>
+            <w:pPr>
+              <w:spacing w:after="60" w:line="240" w:lineRule="auto"/>
+            </w:pPr>
+            <w:r>
+              <w:rPr>
+                <w:sz w:val="20"/>
+              </w:rPr>
+            </w:r>
+            <w:r>
+              <w:rPr>
+                <w:sz w:val="20"/>
+              </w:rPr>
+              <w:t>South Holland</w:t>
+            </w:r>
+          </w:p>
+        </w:tc>
+        <w:tc>
+          <w:tcPr>
+            <w:tcW w:type="dxa" w:w="3232"/>
+          </w:tcPr>
+          <w:p>
+            <w:pPr>
+              <w:spacing w:after="60" w:line="240" w:lineRule="auto"/>
+            </w:pPr>
+            <w:r>
+              <w:rPr>
+                <w:sz w:val="20"/>
+              </w:rPr>
+            </w:r>
+            <w:r>
+              <w:rPr>
+                <w:sz w:val="20"/>
+              </w:rPr>
+              <w:t>73,59%</w:t>
+            </w:r>
+          </w:p>
+        </w:tc>
+      </w:tr>
+      <w:tr>
+        <w:trPr>
+          <w:cantSplit/>
+        </w:trPr>
+        <w:tc>
+          <w:tcPr>
+            <w:tcW w:type="dxa" w:w="3232"/>
+          </w:tcPr>
+          <w:p>
+            <w:pPr>
+              <w:spacing w:after="60" w:line="240" w:lineRule="auto"/>
+            </w:pPr>
+            <w:r>
+              <w:rPr>
+                <w:sz w:val="20"/>
+              </w:rPr>
+            </w:r>
+            <w:r>
+              <w:rPr>
+                <w:sz w:val="20"/>
+              </w:rPr>
+              <w:t>3</w:t>
+            </w:r>
+          </w:p>
+        </w:tc>
+        <w:tc>
+          <w:tcPr>
+            <w:tcW w:type="dxa" w:w="3232"/>
+          </w:tcPr>
+          <w:p>
+            <w:pPr>
+              <w:spacing w:after="60" w:line="240" w:lineRule="auto"/>
+            </w:pPr>
+            <w:r>
+              <w:rPr>
+                <w:sz w:val="20"/>
+              </w:rPr>
+            </w:r>
+            <w:r>
+              <w:rPr>
+                <w:sz w:val="20"/>
+              </w:rPr>
+              <w:t>Castle Point</w:t>
+            </w:r>
+          </w:p>
+        </w:tc>
+        <w:tc>
+          <w:tcPr>
+            <w:tcW w:type="dxa" w:w="3232"/>
+          </w:tcPr>
+          <w:p>
+            <w:pPr>
+              <w:spacing w:after="60" w:line="240" w:lineRule="auto"/>
+            </w:pPr>
+            <w:r>
+              <w:rPr>
+                <w:sz w:val="20"/>
+              </w:rPr>
+            </w:r>
+            <w:r>
+              <w:rPr>
+                <w:sz w:val="20"/>
+              </w:rPr>
+              <w:t>72,70%</w:t>
+            </w:r>
+          </w:p>
+        </w:tc>
+      </w:tr>
+      <w:tr>
+        <w:trPr>
+          <w:cantSplit/>
+        </w:trPr>
+        <w:tc>
+          <w:tcPr>
+            <w:tcW w:type="dxa" w:w="3232"/>
+          </w:tcPr>
+          <w:p>
+            <w:pPr>
+              <w:spacing w:after="60" w:line="240" w:lineRule="auto"/>
+            </w:pPr>
+            <w:r>
+              <w:rPr>
+                <w:sz w:val="20"/>
+              </w:rPr>
+            </w:r>
+            <w:r>
+              <w:rPr>
+                <w:sz w:val="20"/>
+              </w:rPr>
+              <w:t>4</w:t>
+            </w:r>
+          </w:p>
+        </w:tc>
+        <w:tc>
+          <w:tcPr>
+            <w:tcW w:type="dxa" w:w="3232"/>
+          </w:tcPr>
+          <w:p>
+            <w:pPr>
+              <w:spacing w:after="60" w:line="240" w:lineRule="auto"/>
+            </w:pPr>
+            <w:r>
+              <w:rPr>
+                <w:sz w:val="20"/>
+              </w:rPr>
+            </w:r>
+            <w:r>
+              <w:rPr>
+                <w:sz w:val="20"/>
+              </w:rPr>
+              <w:t>Thurrock</w:t>
+            </w:r>
+          </w:p>
+        </w:tc>
+        <w:tc>
+          <w:tcPr>
+            <w:tcW w:type="dxa" w:w="3232"/>
+          </w:tcPr>
+          <w:p>
+            <w:pPr>
+              <w:spacing w:after="60" w:line="240" w:lineRule="auto"/>
+            </w:pPr>
+            <w:r>
+              <w:rPr>
+                <w:sz w:val="20"/>
+              </w:rPr>
+            </w:r>
+            <w:r>
+              <w:rPr>
+                <w:sz w:val="20"/>
+              </w:rPr>
+              <w:t>72,28%</w:t>
+            </w:r>
+          </w:p>
+        </w:tc>
+      </w:tr>
+      <w:tr>
+        <w:trPr>
+          <w:cantSplit/>
+        </w:trPr>
+        <w:tc>
+          <w:tcPr>
+            <w:tcW w:type="dxa" w:w="3232"/>
+          </w:tcPr>
+          <w:p>
+            <w:pPr>
+              <w:spacing w:after="60" w:line="240" w:lineRule="auto"/>
+            </w:pPr>
+            <w:r>
+              <w:rPr>
+                <w:sz w:val="20"/>
+              </w:rPr>
+            </w:r>
+            <w:r>
+              <w:rPr>
+                <w:sz w:val="20"/>
+              </w:rPr>
+              <w:t>5</w:t>
+            </w:r>
+          </w:p>
+        </w:tc>
+        <w:tc>
+          <w:tcPr>
+            <w:tcW w:type="dxa" w:w="3232"/>
+          </w:tcPr>
+          <w:p>
+            <w:pPr>
+              <w:spacing w:after="60" w:line="240" w:lineRule="auto"/>
+            </w:pPr>
+            <w:r>
+              <w:rPr>
+                <w:sz w:val="20"/>
+              </w:rPr>
+            </w:r>
+            <w:r>
+              <w:rPr>
+                <w:sz w:val="20"/>
+              </w:rPr>
+              <w:t>Great Yarmouth</w:t>
+            </w:r>
+          </w:p>
+        </w:tc>
+        <w:tc>
+          <w:tcPr>
+            <w:tcW w:type="dxa" w:w="3232"/>
+          </w:tcPr>
+          <w:p>
+            <w:pPr>
+              <w:spacing w:after="60" w:line="240" w:lineRule="auto"/>
+            </w:pPr>
+            <w:r>
+              <w:rPr>
+                <w:sz w:val="20"/>
+              </w:rPr>
+            </w:r>
+            <w:r>
+              <w:rPr>
+                <w:sz w:val="20"/>
+              </w:rPr>
+              <w:t>71,50%</w:t>
+            </w:r>
+          </w:p>
+        </w:tc>
+      </w:tr>
+      <w:tr>
+        <w:trPr>
+          <w:cantSplit/>
+        </w:trPr>
+        <w:tc>
+          <w:tcPr>
+            <w:tcW w:type="dxa" w:w="3232"/>
+          </w:tcPr>
+          <w:p>
+            <w:pPr>
+              <w:spacing w:after="60" w:line="240" w:lineRule="auto"/>
+            </w:pPr>
+            <w:r>
+              <w:rPr>
+                <w:sz w:val="20"/>
+              </w:rPr>
+            </w:r>
+            <w:r>
+              <w:rPr>
+                <w:sz w:val="20"/>
+              </w:rPr>
+              <w:t>6</w:t>
+            </w:r>
+          </w:p>
+        </w:tc>
+        <w:tc>
+          <w:tcPr>
+            <w:tcW w:type="dxa" w:w="3232"/>
+          </w:tcPr>
+          <w:p>
+            <w:pPr>
+              <w:spacing w:after="60" w:line="240" w:lineRule="auto"/>
+            </w:pPr>
+            <w:r>
+              <w:rPr>
+                <w:sz w:val="20"/>
+              </w:rPr>
+            </w:r>
+            <w:r>
+              <w:rPr>
+                <w:sz w:val="20"/>
+              </w:rPr>
+              <w:t>Fenland</w:t>
+            </w:r>
+          </w:p>
+        </w:tc>
+        <w:tc>
+          <w:tcPr>
+            <w:tcW w:type="dxa" w:w="3232"/>
+          </w:tcPr>
+          <w:p>
+            <w:pPr>
+              <w:spacing w:after="60" w:line="240" w:lineRule="auto"/>
+            </w:pPr>
+            <w:r>
+              <w:rPr>
+                <w:sz w:val="20"/>
+              </w:rPr>
+            </w:r>
+            <w:r>
+              <w:rPr>
+                <w:sz w:val="20"/>
+              </w:rPr>
+              <w:t>71,39%</w:t>
+            </w:r>
+          </w:p>
+        </w:tc>
+      </w:tr>
+      <w:tr>
+        <w:trPr>
+          <w:cantSplit/>
+        </w:trPr>
+        <w:tc>
+          <w:tcPr>
+            <w:tcW w:type="dxa" w:w="3232"/>
+          </w:tcPr>
+          <w:p>
+            <w:pPr>
+              <w:spacing w:after="60" w:line="240" w:lineRule="auto"/>
+            </w:pPr>
+            <w:r>
+              <w:rPr>
+                <w:sz w:val="20"/>
+              </w:rPr>
+            </w:r>
+            <w:r>
+              <w:rPr>
+                <w:sz w:val="20"/>
+              </w:rPr>
+              <w:t>7</w:t>
+            </w:r>
+          </w:p>
+        </w:tc>
+        <w:tc>
+          <w:tcPr>
+            <w:tcW w:type="dxa" w:w="3232"/>
+          </w:tcPr>
+          <w:p>
+            <w:pPr>
+              <w:spacing w:after="60" w:line="240" w:lineRule="auto"/>
+            </w:pPr>
+            <w:r>
+              <w:rPr>
+                <w:sz w:val="20"/>
+              </w:rPr>
+            </w:r>
+            <w:r>
+              <w:rPr>
+                <w:sz w:val="20"/>
+              </w:rPr>
+              <w:t>Mansfield</w:t>
+            </w:r>
+          </w:p>
+        </w:tc>
+        <w:tc>
+          <w:tcPr>
+            <w:tcW w:type="dxa" w:w="3232"/>
+          </w:tcPr>
+          <w:p>
+            <w:pPr>
+              <w:spacing w:after="60" w:line="240" w:lineRule="auto"/>
+            </w:pPr>
+            <w:r>
+              <w:rPr>
+                <w:sz w:val="20"/>
+              </w:rPr>
+            </w:r>
+            <w:r>
+              <w:rPr>
+                <w:sz w:val="20"/>
+              </w:rPr>
+              <w:t>70,86%</w:t>
+            </w:r>
+          </w:p>
+        </w:tc>
+      </w:tr>
+      <w:tr>
+        <w:trPr>
+          <w:cantSplit/>
+        </w:trPr>
+        <w:tc>
+          <w:tcPr>
+            <w:tcW w:type="dxa" w:w="3232"/>
+          </w:tcPr>
+          <w:p>
+            <w:pPr>
+              <w:spacing w:after="60" w:line="240" w:lineRule="auto"/>
+            </w:pPr>
+            <w:r>
+              <w:rPr>
+                <w:sz w:val="20"/>
+              </w:rPr>
+            </w:r>
+            <w:r>
+              <w:rPr>
+                <w:sz w:val="20"/>
+              </w:rPr>
+              <w:t>8</w:t>
+            </w:r>
+          </w:p>
+        </w:tc>
+        <w:tc>
+          <w:tcPr>
+            <w:tcW w:type="dxa" w:w="3232"/>
+          </w:tcPr>
+          <w:p>
+            <w:pPr>
+              <w:spacing w:after="60" w:line="240" w:lineRule="auto"/>
+            </w:pPr>
+            <w:r>
+              <w:rPr>
+                <w:sz w:val="20"/>
+              </w:rPr>
+            </w:r>
+            <w:r>
+              <w:rPr>
+                <w:sz w:val="20"/>
+              </w:rPr>
+              <w:t>Bolsover</w:t>
+            </w:r>
+          </w:p>
+        </w:tc>
+        <w:tc>
+          <w:tcPr>
+            <w:tcW w:type="dxa" w:w="3232"/>
+          </w:tcPr>
+          <w:p>
+            <w:pPr>
+              <w:spacing w:after="60" w:line="240" w:lineRule="auto"/>
+            </w:pPr>
+            <w:r>
+              <w:rPr>
+                <w:sz w:val="20"/>
+              </w:rPr>
+            </w:r>
+            <w:r>
+              <w:rPr>
+                <w:sz w:val="20"/>
+              </w:rPr>
+              <w:t>70,83%</w:t>
+            </w:r>
+          </w:p>
+        </w:tc>
+      </w:tr>
+      <w:tr>
+        <w:trPr>
+          <w:cantSplit/>
+        </w:trPr>
+        <w:tc>
+          <w:tcPr>
+            <w:tcW w:type="dxa" w:w="3232"/>
+          </w:tcPr>
+          <w:p>
+            <w:pPr>
+              <w:spacing w:after="60" w:line="240" w:lineRule="auto"/>
+            </w:pPr>
+            <w:r>
+              <w:rPr>
+                <w:sz w:val="20"/>
+              </w:rPr>
+            </w:r>
+            <w:r>
+              <w:rPr>
+                <w:sz w:val="20"/>
+              </w:rPr>
+              <w:t>9</w:t>
+            </w:r>
+          </w:p>
+        </w:tc>
+        <w:tc>
+          <w:tcPr>
+            <w:tcW w:type="dxa" w:w="3232"/>
+          </w:tcPr>
+          <w:p>
+            <w:pPr>
+              <w:spacing w:after="60" w:line="240" w:lineRule="auto"/>
+            </w:pPr>
+            <w:r>
+              <w:rPr>
+                <w:sz w:val="20"/>
+              </w:rPr>
+            </w:r>
+            <w:r>
+              <w:rPr>
+                <w:sz w:val="20"/>
+              </w:rPr>
+              <w:t>East Lindsey</w:t>
+            </w:r>
+          </w:p>
+        </w:tc>
+        <w:tc>
+          <w:tcPr>
+            <w:tcW w:type="dxa" w:w="3232"/>
+          </w:tcPr>
+          <w:p>
+            <w:pPr>
+              <w:spacing w:after="60" w:line="240" w:lineRule="auto"/>
+            </w:pPr>
+            <w:r>
+              <w:rPr>
+                <w:sz w:val="20"/>
+              </w:rPr>
+            </w:r>
+            <w:r>
+              <w:rPr>
+                <w:sz w:val="20"/>
+              </w:rPr>
+              <w:t>70,65%</w:t>
+            </w:r>
+          </w:p>
+        </w:tc>
+      </w:tr>
+      <w:tr>
+        <w:trPr>
+          <w:cantSplit/>
+        </w:trPr>
+        <w:tc>
+          <w:tcPr>
+            <w:tcW w:type="dxa" w:w="3232"/>
+          </w:tcPr>
+          <w:p>
+            <w:pPr>
+              <w:spacing w:after="60" w:line="240" w:lineRule="auto"/>
+            </w:pPr>
+            <w:r>
+              <w:rPr>
+                <w:sz w:val="20"/>
+              </w:rPr>
+            </w:r>
+            <w:r>
+              <w:rPr>
+                <w:sz w:val="20"/>
+              </w:rPr>
+              <w:t>10</w:t>
+            </w:r>
+          </w:p>
+        </w:tc>
+        <w:tc>
+          <w:tcPr>
+            <w:tcW w:type="dxa" w:w="3232"/>
+          </w:tcPr>
+          <w:p>
+            <w:pPr>
+              <w:spacing w:after="60" w:line="240" w:lineRule="auto"/>
+            </w:pPr>
+            <w:r>
+              <w:rPr>
+                <w:sz w:val="20"/>
+              </w:rPr>
+            </w:r>
+            <w:r>
+              <w:rPr>
+                <w:sz w:val="20"/>
+              </w:rPr>
+              <w:t>North East Lincolnshire</w:t>
+            </w:r>
+          </w:p>
+        </w:tc>
+        <w:tc>
+          <w:tcPr>
+            <w:tcW w:type="dxa" w:w="3232"/>
+          </w:tcPr>
+          <w:p>
+            <w:pPr>
+              <w:spacing w:after="60" w:line="240" w:lineRule="auto"/>
+            </w:pPr>
+            <w:r>
+              <w:rPr>
+                <w:sz w:val="20"/>
+              </w:rPr>
+            </w:r>
+            <w:r>
+              <w:rPr>
+                <w:sz w:val="20"/>
+              </w:rPr>
+              <w:t>69,87%</w:t>
+            </w:r>
+          </w:p>
+        </w:tc>
+      </w:tr>
+    </w:tbl>
+    <w:p>
+      <w:pPr>
+        <w:spacing w:after="20"/>
+      </w:pPr>
+    </w:p>
+    <w:p>
+      <w:r>
+        <w:t xml:space="preserve">Бақылау: Boston бірінші тұрсын, мәні 75,56% болсын. Скриншоттағы </w:t>
+      </w:r>
+      <w:r>
+        <w:rPr>
+          <w:rFonts w:ascii="Consolas" w:hAnsi="Consolas"/>
+          <w:sz w:val="18"/>
+        </w:rPr>
+        <w:t>Average of PercentLeave</w:t>
+      </w:r>
+      <w:r>
+        <w:t xml:space="preserve"> қорытындысын елдің нәтижесі деп түсіндірмеңіз.</w:t>
+      </w:r>
+    </w:p>
+    <w:p>
+      <w:pPr>
+        <w:pStyle w:val="Heading2"/>
+      </w:pPr>
+      <w:r>
+        <w:t>5.5. Regions анықтамалығы және елдермен байланыс</w:t>
+      </w:r>
+    </w:p>
+    <w:p>
+      <w:r>
+        <w:t xml:space="preserve">Тапсырмада архивтегі </w:t>
+      </w:r>
+      <w:r>
+        <w:rPr>
+          <w:b/>
+        </w:rPr>
+        <w:t>Regions</w:t>
+      </w:r>
+      <w:r>
+        <w:t xml:space="preserve"> кітабын жүктеу айтылған. Оның мақсаты — әр аймақты England, Wales, Scotland немесе Northern Ireland елімен байланыстыру.</w:t>
+      </w:r>
+    </w:p>
+    <w:p>
+      <w:pPr>
+        <w:ind w:left="227" w:hanging="227"/>
+      </w:pPr>
+      <w:r>
+        <w:t xml:space="preserve">1. </w:t>
+      </w:r>
+      <w:r>
+        <w:rPr>
+          <w:b/>
+        </w:rPr>
+        <w:t>Главная → Получить данные → Книга Excel</w:t>
+      </w:r>
+      <w:r>
+        <w:t xml:space="preserve"> арқылы </w:t>
+      </w:r>
+      <w:r>
+        <w:rPr>
+          <w:rFonts w:ascii="Consolas" w:hAnsi="Consolas"/>
+          <w:sz w:val="18"/>
+        </w:rPr>
+        <w:t>C:\BigDATA\lab8\part2\Regions.xlsx</w:t>
+      </w:r>
+      <w:r>
+        <w:t xml:space="preserve"> файлын ашыңыз. Навигатор ішінде </w:t>
+      </w:r>
+      <w:r>
+        <w:rPr>
+          <w:b/>
+        </w:rPr>
+        <w:t>Regions</w:t>
+      </w:r>
+      <w:r>
+        <w:t xml:space="preserve"> парағын белгілеңіз.</w:t>
+      </w:r>
+    </w:p>
+    <w:p>
+      <w:pPr>
+        <w:ind w:left="227" w:hanging="227"/>
+      </w:pPr>
+      <w:r>
+        <w:t xml:space="preserve">2. Кесте атауын </w:t>
+      </w:r>
+      <w:r>
+        <w:rPr>
+          <w:rFonts w:ascii="Consolas" w:hAnsi="Consolas"/>
+          <w:sz w:val="18"/>
+        </w:rPr>
+        <w:t>Regions</w:t>
+      </w:r>
+      <w:r>
+        <w:t xml:space="preserve"> деп қалдырыңыз. Оның нақты екі бағаны — </w:t>
+      </w:r>
+      <w:r>
+        <w:rPr>
+          <w:rFonts w:ascii="Consolas" w:hAnsi="Consolas"/>
+          <w:sz w:val="18"/>
+        </w:rPr>
+        <w:t>Region</w:t>
+      </w:r>
+      <w:r>
+        <w:t xml:space="preserve">, </w:t>
+      </w:r>
+      <w:r>
+        <w:rPr>
+          <w:rFonts w:ascii="Consolas" w:hAnsi="Consolas"/>
+          <w:sz w:val="18"/>
+        </w:rPr>
+        <w:t>Country</w:t>
+      </w:r>
+      <w:r>
+        <w:t xml:space="preserve">; жол саны — </w:t>
+      </w:r>
+      <w:r>
+        <w:rPr>
+          <w:b/>
+        </w:rPr>
+        <w:t>12</w:t>
+      </w:r>
+      <w:r>
+        <w:t xml:space="preserve">. Екі баған да мәтін болсын. </w:t>
+      </w:r>
+      <w:r>
+        <w:rPr>
+          <w:b/>
+        </w:rPr>
+        <w:t>Закрыть и применить</w:t>
+      </w:r>
+      <w:r>
+        <w:t xml:space="preserve"> басыңыз.</w:t>
+      </w:r>
+    </w:p>
+    <w:p>
+      <w:pPr>
+        <w:ind w:left="227" w:hanging="227"/>
+      </w:pPr>
+      <w:r>
+        <w:t xml:space="preserve">3. Бұл анықтамалықта аймақ коды жоқ. Сондықтан екі кестенің мәтіндік </w:t>
+      </w:r>
+      <w:r>
+        <w:rPr>
+          <w:rFonts w:ascii="Consolas" w:hAnsi="Consolas"/>
+          <w:sz w:val="18"/>
+        </w:rPr>
+        <w:t>Region</w:t>
+      </w:r>
+      <w:r>
+        <w:t xml:space="preserve"> бағандары бойынша байланыстырыңыз. Мысалы, нақты мән </w:t>
+      </w:r>
+      <w:r>
+        <w:rPr>
+          <w:b/>
+        </w:rPr>
+        <w:t>East</w:t>
+      </w:r>
+      <w:r>
+        <w:t xml:space="preserve">, </w:t>
+      </w:r>
+      <w:r>
+        <w:rPr>
+          <w:rFonts w:ascii="Consolas" w:hAnsi="Consolas"/>
+          <w:sz w:val="18"/>
+        </w:rPr>
+        <w:t>East of England</w:t>
+      </w:r>
+      <w:r>
+        <w:t xml:space="preserve"> емес.</w:t>
+      </w:r>
+    </w:p>
+    <w:p>
+      <w:pPr>
+        <w:ind w:left="227" w:hanging="227"/>
+      </w:pPr>
+      <w:r>
+        <w:t xml:space="preserve">4. </w:t>
+      </w:r>
+      <w:r>
+        <w:rPr>
+          <w:b/>
+        </w:rPr>
+        <w:t>Модель</w:t>
+      </w:r>
+      <w:r>
+        <w:t xml:space="preserve"> ішінде </w:t>
+      </w:r>
+      <w:r>
+        <w:rPr>
+          <w:rFonts w:ascii="Consolas" w:hAnsi="Consolas"/>
+          <w:sz w:val="18"/>
+        </w:rPr>
+        <w:t>Regions[Region] → Brexit[Region]</w:t>
+      </w:r>
+      <w:r>
+        <w:t xml:space="preserve"> байланысын жасаңыз. Кардиналдылығы — </w:t>
+      </w:r>
+      <w:r>
+        <w:rPr>
+          <w:b/>
+        </w:rPr>
+        <w:t>Один ко многим (1:*)</w:t>
+      </w:r>
+      <w:r>
+        <w:t xml:space="preserve">, сүзгі бағыты — </w:t>
+      </w:r>
+      <w:r>
+        <w:rPr>
+          <w:b/>
+        </w:rPr>
+        <w:t>Однонаправленная</w:t>
+      </w:r>
+      <w:r>
+        <w:t>, байланыс белсенді болсын.</w:t>
+      </w:r>
+    </w:p>
+    <w:p>
+      <w:pPr>
+        <w:ind w:left="227" w:hanging="227"/>
+      </w:pPr>
+      <w:r>
+        <w:t xml:space="preserve">5. </w:t>
+      </w:r>
+      <w:r>
+        <w:rPr>
+          <w:rFonts w:ascii="Consolas" w:hAnsi="Consolas"/>
+          <w:sz w:val="18"/>
+        </w:rPr>
+        <w:t>Regions[Region]</w:t>
+      </w:r>
+      <w:r>
+        <w:t xml:space="preserve"> мәндері бірегей және барлық Brexit аймақтары анықтамалықта табылатыны тексерілді.</w:t>
+      </w:r>
+    </w:p>
+    <w:p>
+      <w:pPr>
+        <w:ind w:left="227" w:hanging="227"/>
+      </w:pPr>
+      <w:r>
+        <w:t xml:space="preserve">6. </w:t>
+      </w:r>
+      <w:r>
+        <w:rPr>
+          <w:rFonts w:ascii="Consolas" w:hAnsi="Consolas"/>
+          <w:sz w:val="18"/>
+        </w:rPr>
+        <w:t>Regions[Country]</w:t>
+      </w:r>
+      <w:r>
+        <w:t xml:space="preserve"> таңдаңыз → </w:t>
+      </w:r>
+      <w:r>
+        <w:rPr>
+          <w:b/>
+        </w:rPr>
+        <w:t>Работа со столбцами → Категория данных → Страна или регион</w:t>
+      </w:r>
+      <w:r>
+        <w:t>.</w:t>
+      </w:r>
+    </w:p>
+    <w:p>
+      <w:r>
+        <w:t>Логиканы тексеру үшін:</w:t>
       </w:r>
     </w:p>
     <w:tbl>
@@ -5699,7 +4605,7 @@
               <w:rPr>
                 <w:sz w:val="20"/>
               </w:rPr>
-              <w:t>Файл</w:t>
+              <w:t>Region</w:t>
             </w:r>
           </w:p>
         </w:tc>
@@ -5720,7 +4626,7 @@
               <w:rPr>
                 <w:sz w:val="20"/>
               </w:rPr>
-              <w:t>Көрсетілетін нәтиже</w:t>
+              <w:t>Country</w:t>
             </w:r>
           </w:p>
         </w:tc>
@@ -5744,10 +4650,9 @@
             </w:r>
             <w:r>
               <w:rPr>
-                <w:rFonts w:ascii="Consolas" w:hAnsi="Consolas"/>
-                <w:sz w:val="20"/>
-              </w:rPr>
-              <w:t>01_part1_data.png</w:t>
+                <w:sz w:val="20"/>
+              </w:rPr>
+              <w:t>East, East Midlands, London, North East, North West, South East, South West, West Midlands, Yorkshire and The Humber</w:t>
             </w:r>
           </w:p>
         </w:tc>
@@ -5768,7 +4673,7 @@
               <w:rPr>
                 <w:sz w:val="20"/>
               </w:rPr>
-              <w:t>Town, RegionName, CentreName, Quantity бағандары</w:t>
+              <w:t>England</w:t>
             </w:r>
           </w:p>
         </w:tc>
@@ -5792,10 +4697,9 @@
             </w:r>
             <w:r>
               <w:rPr>
-                <w:rFonts w:ascii="Consolas" w:hAnsi="Consolas"/>
-                <w:sz w:val="20"/>
-              </w:rPr>
-              <w:t>02_uk_town.png</w:t>
+                <w:sz w:val="20"/>
+              </w:rPr>
+              <w:t>Scotland</w:t>
             </w:r>
           </w:p>
         </w:tc>
@@ -5816,7 +4720,7 @@
               <w:rPr>
                 <w:sz w:val="20"/>
               </w:rPr>
-              <w:t>UK town формуласы және алынған мәндер</w:t>
+              <w:t>Scotland</w:t>
             </w:r>
           </w:p>
         </w:tc>
@@ -5840,10 +4744,9 @@
             </w:r>
             <w:r>
               <w:rPr>
-                <w:rFonts w:ascii="Consolas" w:hAnsi="Consolas"/>
-                <w:sz w:val="20"/>
-              </w:rPr>
-              <w:t>03_sales_map_all.png</w:t>
+                <w:sz w:val="20"/>
+              </w:rPr>
+              <w:t>Wales</w:t>
             </w:r>
           </w:p>
         </w:tc>
@@ -5864,7 +4767,7 @@
               <w:rPr>
                 <w:sz w:val="20"/>
               </w:rPr>
-              <w:t>Барлық аймақтың түсті картасы</w:t>
+              <w:t>Wales</w:t>
             </w:r>
           </w:p>
         </w:tc>
@@ -5888,10 +4791,9 @@
             </w:r>
             <w:r>
               <w:rPr>
-                <w:rFonts w:ascii="Consolas" w:hAnsi="Consolas"/>
-                <w:sz w:val="20"/>
-              </w:rPr>
-              <w:t>04_london_south_east.png</w:t>
+                <w:sz w:val="20"/>
+              </w:rPr>
+              <w:t>Northern Ireland</w:t>
             </w:r>
           </w:p>
         </w:tc>
@@ -5912,7 +4814,732 @@
               <w:rPr>
                 <w:sz w:val="20"/>
               </w:rPr>
-              <w:t>London және South East таңдалған срез</w:t>
+              <w:t>Northern Ireland</w:t>
+            </w:r>
+          </w:p>
+        </w:tc>
+      </w:tr>
+    </w:tbl>
+    <w:p>
+      <w:pPr>
+        <w:spacing w:after="20"/>
+      </w:pPr>
+    </w:p>
+    <w:p>
+      <w:r>
+        <w:rPr>
+          <w:b/>
+        </w:rPr>
+        <w:t>Gibraltar нақты бар:</w:t>
+      </w:r>
+      <w:r>
+        <w:t xml:space="preserve"> Voting ішінде </w:t>
+      </w:r>
+      <w:r>
+        <w:rPr>
+          <w:rFonts w:ascii="Consolas" w:hAnsi="Consolas"/>
+          <w:sz w:val="18"/>
+        </w:rPr>
+        <w:t>Area_Code = GI</w:t>
+      </w:r>
+      <w:r>
+        <w:t xml:space="preserve">, </w:t>
+      </w:r>
+      <w:r>
+        <w:rPr>
+          <w:rFonts w:ascii="Consolas" w:hAnsi="Consolas"/>
+          <w:sz w:val="18"/>
+        </w:rPr>
+        <w:t>Region = South West</w:t>
+      </w:r>
+      <w:r>
+        <w:t xml:space="preserve">. Тек RELATED(Regions[Country]) қолдансаңыз, ол England болып кетеді. Сондықтан Regions байланысын жасағаннан кейін </w:t>
+      </w:r>
+      <w:r>
+        <w:rPr>
+          <w:b/>
+        </w:rPr>
+        <w:t>Brexit</w:t>
+      </w:r>
+      <w:r>
+        <w:t xml:space="preserve"> кестесінде </w:t>
+      </w:r>
+      <w:r>
+        <w:rPr>
+          <w:b/>
+        </w:rPr>
+        <w:t>Создать столбец</w:t>
+      </w:r>
+      <w:r>
+        <w:t xml:space="preserve"> арқылы мына бағанды жасаңыз:</w:t>
+      </w:r>
+    </w:p>
+    <w:p>
+      <w:pPr>
+        <w:pStyle w:val="CodeBlock"/>
+        <w:keepNext/>
+        <w:shd w:fill="F1F5F7"/>
+      </w:pPr>
+      <w:r>
+        <w:t>MapCountry =</w:t>
+      </w:r>
+    </w:p>
+    <w:p>
+      <w:pPr>
+        <w:pStyle w:val="CodeBlock"/>
+        <w:keepNext/>
+        <w:shd w:fill="F1F5F7"/>
+      </w:pPr>
+      <w:r>
+        <w:t>IF(</w:t>
+      </w:r>
+    </w:p>
+    <w:p>
+      <w:pPr>
+        <w:pStyle w:val="CodeBlock"/>
+        <w:keepNext/>
+        <w:shd w:fill="F1F5F7"/>
+      </w:pPr>
+      <w:r>
+        <w:t xml:space="preserve">    Brexit[Area_Code] = "GI",</w:t>
+      </w:r>
+    </w:p>
+    <w:p>
+      <w:pPr>
+        <w:pStyle w:val="CodeBlock"/>
+        <w:keepNext/>
+        <w:shd w:fill="F1F5F7"/>
+      </w:pPr>
+      <w:r>
+        <w:t xml:space="preserve">    "Gibraltar",</w:t>
+      </w:r>
+    </w:p>
+    <w:p>
+      <w:pPr>
+        <w:pStyle w:val="CodeBlock"/>
+        <w:keepNext/>
+        <w:shd w:fill="F1F5F7"/>
+      </w:pPr>
+      <w:r>
+        <w:t xml:space="preserve">    RELATED(Regions[Country])</w:t>
+      </w:r>
+    </w:p>
+    <w:p>
+      <w:pPr>
+        <w:pStyle w:val="CodeBlock"/>
+        <w:keepNext w:val="0"/>
+        <w:shd w:fill="F1F5F7"/>
+      </w:pPr>
+      <w:r>
+        <w:t>)</w:t>
+      </w:r>
+    </w:p>
+    <w:p>
+      <w:pPr>
+        <w:spacing w:after="20"/>
+      </w:pPr>
+    </w:p>
+    <w:p>
+      <w:r>
+        <w:rPr>
+          <w:rFonts w:ascii="Consolas" w:hAnsi="Consolas"/>
+          <w:sz w:val="18"/>
+        </w:rPr>
+        <w:t>Brexit[MapCountry]</w:t>
+      </w:r>
+      <w:r>
+        <w:t xml:space="preserve"> үшін </w:t>
+      </w:r>
+      <w:r>
+        <w:rPr>
+          <w:b/>
+        </w:rPr>
+        <w:t>Категория данных → Страна или регион</w:t>
+      </w:r>
+      <w:r>
+        <w:t xml:space="preserve"> қойыңыз. Бастапқы 382 жолды өшірмеңіз. Картада MapCountry бағанын қолдану Gibraltar дауыстарын England есебіне қосудан сақтайды.</w:t>
+      </w:r>
+    </w:p>
+    <w:p>
+      <w:pPr>
+        <w:pStyle w:val="Heading2"/>
+      </w:pPr>
+      <w:r>
+        <w:t>5.6. Карта фигур: тапсырмадағы төрт елдік көрініс</w:t>
+      </w:r>
+    </w:p>
+    <w:p>
+      <w:r>
+        <w:t>Құжат суретінде England, Wales, Scotland және Northern Ireland аумақтары боялған. Бұл — төрт ел бойынша топталған көрініс; жеке аудандардың бәрін бөлек полигонмен көрсететін карта емес.</w:t>
+      </w:r>
+    </w:p>
+    <w:p>
+      <w:pPr>
+        <w:ind w:left="227" w:hanging="227"/>
+      </w:pPr>
+      <w:r>
+        <w:t xml:space="preserve">1. Егер Карта фигур визуалы көрінбесе: </w:t>
+      </w:r>
+      <w:r>
+        <w:rPr>
+          <w:b/>
+        </w:rPr>
+        <w:t>Файл → Параметры и настройки → Параметры → Предварительные версии функций → Визуальный элемент «Карта фигур»</w:t>
+      </w:r>
+      <w:r>
+        <w:t xml:space="preserve"> қосыңыз. Бағдарлама қайта қосуды сұраса, есепті сақтап, Power BI Desktop-ты қайта ашыңыз. Кей нұсқаларда визуал алдын ала қолжетімді болады.</w:t>
+      </w:r>
+    </w:p>
+    <w:p>
+      <w:pPr>
+        <w:ind w:left="227" w:hanging="227"/>
+      </w:pPr>
+      <w:r>
+        <w:t xml:space="preserve">2. </w:t>
+      </w:r>
+      <w:r>
+        <w:rPr>
+          <w:b/>
+        </w:rPr>
+        <w:t>Карта фигур</w:t>
+      </w:r>
+      <w:r>
+        <w:t xml:space="preserve"> қосыңыз.</w:t>
+      </w:r>
+    </w:p>
+    <w:p>
+      <w:pPr>
+        <w:ind w:left="227" w:hanging="227"/>
+      </w:pPr>
+      <w:r>
+        <w:t xml:space="preserve">3. </w:t>
+      </w:r>
+      <w:r>
+        <w:rPr>
+          <w:b/>
+        </w:rPr>
+        <w:t>Расположение</w:t>
+      </w:r>
+      <w:r>
+        <w:t xml:space="preserve"> өрісіне </w:t>
+      </w:r>
+      <w:r>
+        <w:rPr>
+          <w:b/>
+        </w:rPr>
+        <w:t>Brexit[MapCountry]</w:t>
+      </w:r>
+      <w:r>
+        <w:t xml:space="preserve">, </w:t>
+      </w:r>
+      <w:r>
+        <w:rPr>
+          <w:b/>
+        </w:rPr>
+        <w:t>Насыщенность цвета / Цвет</w:t>
+      </w:r>
+      <w:r>
+        <w:t xml:space="preserve"> мәніне </w:t>
+      </w:r>
+      <w:r>
+        <w:rPr>
+          <w:rFonts w:ascii="Consolas" w:hAnsi="Consolas"/>
+          <w:sz w:val="18"/>
+        </w:rPr>
+        <w:t>[LeaveShare]</w:t>
+      </w:r>
+      <w:r>
+        <w:t xml:space="preserve"> қойыңыз. </w:t>
+      </w:r>
+      <w:r>
+        <w:rPr>
+          <w:b/>
+        </w:rPr>
+        <w:t>Фильтры для этого визуального элемента → MapCountry</w:t>
+      </w:r>
+      <w:r>
+        <w:t xml:space="preserve"> ішінен тек England, Wales, Scotland, Northern Ireland таңдаңыз. Gibraltar тек осы картадан шығарылады; толық деректе қалады.</w:t>
+      </w:r>
+    </w:p>
+    <w:p>
+      <w:pPr>
+        <w:ind w:left="227" w:hanging="227"/>
+      </w:pPr>
+      <w:r>
+        <w:t xml:space="preserve">4. </w:t>
+      </w:r>
+      <w:r>
+        <w:rPr>
+          <w:b/>
+        </w:rPr>
+        <w:t>Формат визуального элемента → Параметры карты / Тип карты</w:t>
+      </w:r>
+      <w:r>
+        <w:t xml:space="preserve"> ішінен United Kingdom елдерінің шекараларын таңдаңыз, егер ондай дайын карта бар болса. </w:t>
+      </w:r>
+      <w:r>
+        <w:rPr>
+          <w:b/>
+        </w:rPr>
+        <w:t>Просмотр ключей типа карты</w:t>
+      </w:r>
+      <w:r>
+        <w:t xml:space="preserve"> арқылы карта күтетiн атауларды тексеріңіз: олар Country мәндеріне сәйкес келуі керек.</w:t>
+      </w:r>
+    </w:p>
+    <w:p>
+      <w:pPr>
+        <w:ind w:left="227" w:hanging="227"/>
+      </w:pPr>
+      <w:r>
+        <w:t xml:space="preserve">5. Дайын UK картасы болмаса немесе бірдей пішінді пайдаланғыңыз келсе, </w:t>
+      </w:r>
+      <w:r>
+        <w:rPr>
+          <w:b/>
+        </w:rPr>
+        <w:t>Пользовательская карта → Добавить карту</w:t>
+      </w:r>
+      <w:r>
+        <w:t xml:space="preserve"> арқылы </w:t>
+      </w:r>
+      <w:r>
+        <w:rPr>
+          <w:rFonts w:ascii="Consolas" w:hAnsi="Consolas"/>
+          <w:sz w:val="18"/>
+        </w:rPr>
+        <w:t>C:\BigDATA\lab8\UK_countries.topojson</w:t>
+      </w:r>
+      <w:r>
+        <w:t xml:space="preserve"> файлын таңдаңыз. Оның </w:t>
+      </w:r>
+      <w:r>
+        <w:rPr>
+          <w:rFonts w:ascii="Consolas" w:hAnsi="Consolas"/>
+          <w:sz w:val="18"/>
+        </w:rPr>
+        <w:t>Country</w:t>
+      </w:r>
+      <w:r>
+        <w:t xml:space="preserve"> кілттері MapCountry мәндеріне сәйкес: England, Wales, Scotland, Northern Ireland.</w:t>
+      </w:r>
+    </w:p>
+    <w:p>
+      <w:pPr>
+        <w:ind w:left="227" w:hanging="227"/>
+      </w:pPr>
+      <w:r>
+        <w:t>6. Төмен үлеске ашық қызыл, жоғары үлеске қою қызыл түс таңдаңыз. «Подсказки» ішіне MapCountry, TotalLeave, TotalValidVotes, LeaveShare қосыңыз.</w:t>
+      </w:r>
+    </w:p>
+    <w:p>
+      <w:pPr>
+        <w:ind w:left="227" w:hanging="227"/>
+      </w:pPr>
+      <w:r>
+        <w:t xml:space="preserve">7. Атауын </w:t>
+      </w:r>
+      <w:r>
+        <w:rPr>
+          <w:rFonts w:ascii="Consolas" w:hAnsi="Consolas"/>
+          <w:sz w:val="18"/>
+        </w:rPr>
+        <w:t>Brexit: ЕО-дан шығуды қолдаған дауыс үлесі</w:t>
+      </w:r>
+      <w:r>
+        <w:t xml:space="preserve"> деп қойыңыз. Түс шкаласының сандық мәндері пайыз ретінде оқылсын.</w:t>
+      </w:r>
+    </w:p>
+    <w:p>
+      <w:r>
+        <w:t xml:space="preserve">Қосылған шекара файлы Natural Earth ашық картографиялық деректерінен жасалды: Ұлыбританияның әкімшілік аумақтары төрт ел бойынша біріктіріліп, контурлары ықшамдалды. Геометриялар мен төрт кілт тексерілді; бастапқы сілтеме мен өңдеу сипаттамасы </w:t>
+      </w:r>
+      <w:r>
+        <w:rPr>
+          <w:rFonts w:ascii="Consolas" w:hAnsi="Consolas"/>
+          <w:sz w:val="18"/>
+        </w:rPr>
+        <w:t>MAP_SOURCE.json</w:t>
+      </w:r>
+      <w:r>
+        <w:t xml:space="preserve"> ішінде. Бұл — елдік шолу картасы, 2016 жылғы аудандық шекаралар жиынтығы емес. Power BI Desktop бұл Linux ортасында іске қосылмағандықтан, импортты өз компьютеріңізде тексеріңіз.</w:t>
+      </w:r>
+    </w:p>
+    <w:p>
+      <w:r>
+        <w:t xml:space="preserve">Картадағы бақылау мәндері (Gibraltar бөлек): </w:t>
+      </w:r>
+      <w:r>
+        <w:rPr>
+          <w:b/>
+        </w:rPr>
+        <w:t>England — 53,41%; Wales — 52,53%; Northern Ireland — 44,22%; Scotland — 38,00%</w:t>
+      </w:r>
+      <w:r>
+        <w:t>. Ең қою ел England, ең ашық ел Scotland болуы тиіс. Бұл мәндер нақты Voting файлынан есептелді.</w:t>
+      </w:r>
+    </w:p>
+    <w:p>
+      <w:r>
+        <w:rPr>
+          <w:b/>
+        </w:rPr>
+        <w:t>Карта фигур ұйымдық баптаумен бұғатталса:</w:t>
+      </w:r>
+      <w:r>
+        <w:t xml:space="preserve"> </w:t>
+      </w:r>
+      <w:r>
+        <w:rPr>
+          <w:rFonts w:ascii="Consolas" w:hAnsi="Consolas"/>
+          <w:sz w:val="18"/>
+        </w:rPr>
+        <w:t>Картограмма</w:t>
+      </w:r>
+      <w:r>
+        <w:t xml:space="preserve"> немесе Azure Maps ішіндегі </w:t>
+      </w:r>
+      <w:r>
+        <w:rPr>
+          <w:b/>
+        </w:rPr>
+        <w:t>Слой заливки</w:t>
+      </w:r>
+      <w:r>
+        <w:t xml:space="preserve"> көмегімен MapCountry бойынша картаны құрып, LeaveShare бойынша түстік шкаланы қойыңыз. Есепте визуал түрін нақты жазыңыз. Егер оқытушы Карта фигур түрін міндетті десе, оның қосылуын қамтамасыз етіп, жұмысты сол визуалмен толықтырыңыз.</w:t>
+      </w:r>
+    </w:p>
+    <w:p>
+      <w:pPr>
+        <w:pStyle w:val="Heading2"/>
+      </w:pPr>
+      <w:r>
+        <w:t>5.7. Аудандар бойынша дәлірек карта</w:t>
+      </w:r>
+    </w:p>
+    <w:p>
+      <w:r>
+        <w:t>Тапсырма мәтінінде аудандық дәлдік сұралады. Сондықтан төрт елдік картамен қатар аудандық картаны бөлек бетке қосу пайдалы. Құжаттағы суретті аудандық карта деп атамаңыз.</w:t>
+      </w:r>
+    </w:p>
+    <w:p>
+      <w:pPr>
+        <w:ind w:left="227" w:hanging="227"/>
+      </w:pPr>
+      <w:r>
+        <w:t xml:space="preserve">1. </w:t>
+      </w:r>
+      <w:r>
+        <w:rPr>
+          <w:b/>
+        </w:rPr>
+        <w:t>Новая страница</w:t>
+      </w:r>
+      <w:r>
+        <w:t xml:space="preserve"> қосып, </w:t>
+      </w:r>
+      <w:r>
+        <w:rPr>
+          <w:rFonts w:ascii="Consolas" w:hAnsi="Consolas"/>
+          <w:sz w:val="18"/>
+        </w:rPr>
+        <w:t>Аудандық нәтижелер</w:t>
+      </w:r>
+      <w:r>
+        <w:t xml:space="preserve"> деп атаңыз.</w:t>
+      </w:r>
+    </w:p>
+    <w:p>
+      <w:pPr>
+        <w:ind w:left="227" w:hanging="227"/>
+      </w:pPr>
+      <w:r>
+        <w:t xml:space="preserve">2. </w:t>
+      </w:r>
+      <w:r>
+        <w:rPr>
+          <w:rFonts w:ascii="Consolas" w:hAnsi="Consolas"/>
+          <w:sz w:val="18"/>
+        </w:rPr>
+        <w:t>Brexit</w:t>
+      </w:r>
+      <w:r>
+        <w:t xml:space="preserve"> ішінде есептелетін баған жасаңыз:</w:t>
+      </w:r>
+    </w:p>
+    <w:p>
+      <w:pPr>
+        <w:pStyle w:val="CodeBlock"/>
+        <w:keepNext/>
+        <w:shd w:fill="F1F5F7"/>
+      </w:pPr>
+      <w:r>
+        <w:t>AreaCountry =</w:t>
+      </w:r>
+    </w:p>
+    <w:p>
+      <w:pPr>
+        <w:pStyle w:val="CodeBlock"/>
+        <w:keepNext/>
+        <w:shd w:fill="F1F5F7"/>
+      </w:pPr>
+      <w:r>
+        <w:t>IF(</w:t>
+      </w:r>
+    </w:p>
+    <w:p>
+      <w:pPr>
+        <w:pStyle w:val="CodeBlock"/>
+        <w:keepNext/>
+        <w:shd w:fill="F1F5F7"/>
+      </w:pPr>
+      <w:r>
+        <w:t xml:space="preserve">    Brexit[Area_Code] = "GI",</w:t>
+      </w:r>
+    </w:p>
+    <w:p>
+      <w:pPr>
+        <w:pStyle w:val="CodeBlock"/>
+        <w:keepNext/>
+        <w:shd w:fill="F1F5F7"/>
+      </w:pPr>
+      <w:r>
+        <w:t xml:space="preserve">    "Gibraltar",</w:t>
+      </w:r>
+    </w:p>
+    <w:p>
+      <w:pPr>
+        <w:pStyle w:val="CodeBlock"/>
+        <w:keepNext/>
+        <w:shd w:fill="F1F5F7"/>
+      </w:pPr>
+      <w:r>
+        <w:t xml:space="preserve">    Brexit[Area] &amp; ", " &amp; Brexit[MapCountry] &amp; ", United Kingdom"</w:t>
+      </w:r>
+    </w:p>
+    <w:p>
+      <w:pPr>
+        <w:pStyle w:val="CodeBlock"/>
+        <w:keepNext w:val="0"/>
+        <w:shd w:fill="F1F5F7"/>
+      </w:pPr>
+      <w:r>
+        <w:t>)</w:t>
+      </w:r>
+    </w:p>
+    <w:p>
+      <w:pPr>
+        <w:spacing w:after="20"/>
+      </w:pPr>
+    </w:p>
+    <w:p>
+      <w:r>
+        <w:t>Алдымен 5.5 бөліміндегі MapCountry бағанын жасаңыз. Gibraltar бөлек өңделеді. MapCountry ішінде бос мәндер болмауы керек.</w:t>
+      </w:r>
+    </w:p>
+    <w:p>
+      <w:pPr>
+        <w:ind w:left="227" w:hanging="227"/>
+      </w:pPr>
+      <w:r>
+        <w:t xml:space="preserve">3. </w:t>
+      </w:r>
+      <w:r>
+        <w:rPr>
+          <w:rFonts w:ascii="Consolas" w:hAnsi="Consolas"/>
+          <w:sz w:val="18"/>
+        </w:rPr>
+        <w:t>AreaCountry</w:t>
+      </w:r>
+      <w:r>
+        <w:t xml:space="preserve"> үшін </w:t>
+      </w:r>
+      <w:r>
+        <w:rPr>
+          <w:b/>
+        </w:rPr>
+        <w:t>Категория данных → Место</w:t>
+      </w:r>
+      <w:r>
+        <w:t xml:space="preserve"> қойып, геокодтауға негізделген аудандық картада пайдаланыңыз. Орны қате анықталған аудандарды тексеріңіз: ұқсас атаулар мен 2016 жылдан бері өзгерген шекаралар бар.</w:t>
+      </w:r>
+    </w:p>
+    <w:p>
+      <w:pPr>
+        <w:ind w:left="227" w:hanging="227"/>
+      </w:pPr>
+      <w:r>
+        <w:t xml:space="preserve">4. Ең дәл полигондық нұсқа үшін 2016 жылғы санау аумақтарына сәйкес TopoJSON және </w:t>
+      </w:r>
+      <w:r>
+        <w:rPr>
+          <w:rFonts w:ascii="Consolas" w:hAnsi="Consolas"/>
+          <w:sz w:val="18"/>
+        </w:rPr>
+        <w:t>Area_Code</w:t>
+      </w:r>
+      <w:r>
+        <w:t xml:space="preserve"> бойынша сәйкестендіру қажет. Қазіргі әкімшілік шекараларды 2016 жылғы кодтарға тексермей қосуға болмайды. Дәл шекара жоқ кезде карта дәлдігін асыра сипаттамаңыз.</w:t>
+      </w:r>
+    </w:p>
+    <w:p>
+      <w:pPr>
+        <w:pStyle w:val="Heading2"/>
+      </w:pPr>
+      <w:r>
+        <w:t>5.8. Сүзгілер және сақтау</w:t>
+      </w:r>
+    </w:p>
+    <w:p>
+      <w:pPr>
+        <w:ind w:left="227" w:hanging="227"/>
+      </w:pPr>
+      <w:r>
+        <w:t xml:space="preserve">1. Первые 10 сүзгісі </w:t>
+      </w:r>
+      <w:r>
+        <w:rPr>
+          <w:b/>
+        </w:rPr>
+        <w:t>тек кестенің Фильтры для этого визуального элемента</w:t>
+      </w:r>
+      <w:r>
+        <w:t xml:space="preserve"> бөлімінде тұрсын. Оны бүкіл бетке қойсаңыз, карта да тек сол 10 ауданның дауыстарын көрсетеді.</w:t>
+      </w:r>
+    </w:p>
+    <w:p>
+      <w:pPr>
+        <w:ind w:left="227" w:hanging="227"/>
+      </w:pPr>
+      <w:r>
+        <w:t xml:space="preserve">2. Первые 10 кестесіндегі ауданды басу картаны тарылтса, </w:t>
+      </w:r>
+      <w:r>
+        <w:rPr>
+          <w:b/>
+        </w:rPr>
+        <w:t>Изменить взаимодействия</w:t>
+      </w:r>
+      <w:r>
+        <w:t xml:space="preserve"> арқылы кестеден картаға әсерін </w:t>
+      </w:r>
+      <w:r>
+        <w:rPr>
+          <w:b/>
+        </w:rPr>
+        <w:t>Нет</w:t>
+      </w:r>
+      <w:r>
+        <w:t xml:space="preserve"> етіп өшіріңіз. Толық төрт елдік карта үшін уақытша таңдауды тазалаңыз.</w:t>
+      </w:r>
+    </w:p>
+    <w:p>
+      <w:pPr>
+        <w:ind w:left="227" w:hanging="227"/>
+      </w:pPr>
+      <w:r>
+        <w:t xml:space="preserve">3. Қаласаңыз, толық нәтижені көрсететін Карточка визуалына </w:t>
+      </w:r>
+      <w:r>
+        <w:rPr>
+          <w:rFonts w:ascii="Consolas" w:hAnsi="Consolas"/>
+          <w:sz w:val="18"/>
+        </w:rPr>
+        <w:t>[LeaveShare]</w:t>
+      </w:r>
+      <w:r>
+        <w:t xml:space="preserve"> қосыңыз. Толық ресми нәтижеде Leave — 17 410 742, Remain — 16 141 241, жарамды дауыстар — 33 551 983; Leave үлесі шамамен </w:t>
+      </w:r>
+      <w:r>
+        <w:rPr>
+          <w:b/>
+        </w:rPr>
+        <w:t>51,89%</w:t>
+      </w:r>
+      <w:r>
+        <w:t>. Мұны барлық аумақ қамтылған, сүзгілері тазаланған деректерде ғана салыстырыңыз. Төрт елдік картадан алынған сан Gibraltar кіретін толық жиынтықтан сәл ерекшеленуі мүмкін.</w:t>
+      </w:r>
+    </w:p>
+    <w:p>
+      <w:pPr>
+        <w:ind w:left="227" w:hanging="227"/>
+      </w:pPr>
+      <w:r>
+        <w:t xml:space="preserve">4. </w:t>
+      </w:r>
+      <w:r>
+        <w:rPr>
+          <w:rFonts w:ascii="Consolas" w:hAnsi="Consolas"/>
+          <w:sz w:val="18"/>
+        </w:rPr>
+        <w:t>C:\BigDATA\lab8\results\Red stains.pbix</w:t>
+      </w:r>
+      <w:r>
+        <w:t xml:space="preserve"> ретінде сақтаңыз.</w:t>
+      </w:r>
+    </w:p>
+    <w:p>
+      <w:pPr>
+        <w:pStyle w:val="Heading1"/>
+      </w:pPr>
+      <w:r>
+        <w:t>6. Жиі кездесетін мәселелер</w:t>
+      </w:r>
+    </w:p>
+    <w:tbl>
+      <w:tblPr>
+        <w:tblStyle w:val="LightShading-Accent1"/>
+        <w:tblW w:type="auto" w:w="0"/>
+        <w:tblLook w:firstColumn="1" w:firstRow="1" w:lastColumn="0" w:lastRow="0" w:noHBand="0" w:noVBand="1" w:val="04A0"/>
+      </w:tblPr>
+      <w:tblGrid>
+        <w:gridCol w:w="4847"/>
+        <w:gridCol w:w="4847"/>
+      </w:tblGrid>
+      <w:tr>
+        <w:trPr>
+          <w:tblHeader/>
+          <w:cantSplit/>
+        </w:trPr>
+        <w:tc>
+          <w:tcPr>
+            <w:tcW w:type="dxa" w:w="4847"/>
+          </w:tcPr>
+          <w:p>
+            <w:pPr>
+              <w:spacing w:after="60" w:line="240" w:lineRule="auto"/>
+            </w:pPr>
+            <w:r>
+              <w:rPr>
+                <w:sz w:val="20"/>
+              </w:rPr>
+            </w:r>
+            <w:r>
+              <w:rPr>
+                <w:sz w:val="20"/>
+              </w:rPr>
+              <w:t>Мәселе</w:t>
+            </w:r>
+          </w:p>
+        </w:tc>
+        <w:tc>
+          <w:tcPr>
+            <w:tcW w:type="dxa" w:w="4847"/>
+          </w:tcPr>
+          <w:p>
+            <w:pPr>
+              <w:spacing w:after="60" w:line="240" w:lineRule="auto"/>
+            </w:pPr>
+            <w:r>
+              <w:rPr>
+                <w:sz w:val="20"/>
+              </w:rPr>
+            </w:r>
+            <w:r>
+              <w:rPr>
+                <w:sz w:val="20"/>
+              </w:rPr>
+              <w:t>Не тексеру керек</w:t>
             </w:r>
           </w:p>
         </w:tc>
@@ -5936,10 +5563,9 @@
             </w:r>
             <w:r>
               <w:rPr>
-                <w:rFonts w:ascii="Consolas" w:hAnsi="Consolas"/>
-                <w:sz w:val="20"/>
-              </w:rPr>
-              <w:t>05_romford_865.png</w:t>
+                <w:sz w:val="20"/>
+              </w:rPr>
+              <w:t>Карта визуалы өшірулі</w:t>
             </w:r>
           </w:p>
         </w:tc>
@@ -5960,7 +5586,7 @@
               <w:rPr>
                 <w:sz w:val="20"/>
               </w:rPr>
-              <w:t>Romford таңдалған карта және 403/343/119 кестесі</w:t>
+              <w:t>Параметры → Безопасность ішіндегі визуальные элементы «Карта» и «Картограмма» рұқсаты; Azure Maps үшін тиісті параметр; ұйымдық шектеу болса, әкімші рұқсаты</w:t>
             </w:r>
           </w:p>
         </w:tc>
@@ -5984,10 +5610,9 @@
             </w:r>
             <w:r>
               <w:rPr>
-                <w:rFonts w:ascii="Consolas" w:hAnsi="Consolas"/>
-                <w:sz w:val="20"/>
-              </w:rPr>
-              <w:t>06_brexit_data.png</w:t>
+                <w:sz w:val="20"/>
+              </w:rPr>
+              <w:t>Карта бос</w:t>
             </w:r>
           </w:p>
         </w:tc>
@@ -6008,7 +5633,7 @@
               <w:rPr>
                 <w:sz w:val="20"/>
               </w:rPr>
-              <w:t>Ресми дерек бағандары және дереккөз</w:t>
+              <w:t>Интернет, Расположение өрісі, бос атаулар, дерек санаты, карта кілттерінің сәйкес келуі</w:t>
             </w:r>
           </w:p>
         </w:tc>
@@ -6032,10 +5657,9 @@
             </w:r>
             <w:r>
               <w:rPr>
-                <w:rFonts w:ascii="Consolas" w:hAnsi="Consolas"/>
-                <w:sz w:val="20"/>
-              </w:rPr>
-              <w:t>07_percentleave.png</w:t>
+                <w:sz w:val="20"/>
+              </w:rPr>
+              <w:t>Қалалар басқа елде көрінеді</w:t>
             </w:r>
           </w:p>
         </w:tc>
@@ -6054,9 +5678,29 @@
             </w:r>
             <w:r>
               <w:rPr>
-                <w:sz w:val="20"/>
-              </w:rPr>
-              <w:t>PercentLeave формуласы, пайыз пішімі</w:t>
+                <w:rFonts w:ascii="Consolas" w:hAnsi="Consolas"/>
+                <w:sz w:val="20"/>
+              </w:rPr>
+              <w:t>UK town</w:t>
+            </w:r>
+            <w:r>
+              <w:rPr>
+                <w:sz w:val="20"/>
+              </w:rPr>
+              <w:t xml:space="preserve"> бағанында </w:t>
+            </w:r>
+            <w:r>
+              <w:rPr>
+                <w:rFonts w:ascii="Consolas" w:hAnsi="Consolas"/>
+                <w:sz w:val="20"/>
+              </w:rPr>
+              <w:t>, UK</w:t>
+            </w:r>
+            <w:r>
+              <w:rPr>
+                <w:sz w:val="20"/>
+              </w:rPr>
+              <w:t xml:space="preserve"> бар ма; бастапқы атау дұрыс па</w:t>
             </w:r>
           </w:p>
         </w:tc>
@@ -6080,10 +5724,9 @@
             </w:r>
             <w:r>
               <w:rPr>
-                <w:rFonts w:ascii="Consolas" w:hAnsi="Consolas"/>
-                <w:sz w:val="20"/>
-              </w:rPr>
-              <w:t>08_top10.png</w:t>
+                <w:sz w:val="20"/>
+              </w:rPr>
+              <w:t>Барлық көпіршік бірдей</w:t>
             </w:r>
           </w:p>
         </w:tc>
@@ -6104,7 +5747,7 @@
               <w:rPr>
                 <w:sz w:val="20"/>
               </w:rPr>
-              <w:t>Ең жоғары 10 аудан, Boston 75,56%</w:t>
+              <w:t>Размер өрісіне TotalQuantity түсті ме; Quantity сан ба; Количество таңдалмаған ба</w:t>
             </w:r>
           </w:p>
         </w:tc>
@@ -6128,10 +5771,9 @@
             </w:r>
             <w:r>
               <w:rPr>
-                <w:rFonts w:ascii="Consolas" w:hAnsi="Consolas"/>
-                <w:sz w:val="20"/>
-              </w:rPr>
-              <w:t>09_regions_model.png</w:t>
+                <w:sz w:val="20"/>
+              </w:rPr>
+              <w:t>Срез кестені өзгертпейді</w:t>
             </w:r>
           </w:p>
         </w:tc>
@@ -6152,7 +5794,7 @@
               <w:rPr>
                 <w:sz w:val="20"/>
               </w:rPr>
-              <w:t>Regions → Brexit байланысы және Country санаты</w:t>
+              <w:t>Изменить взаимодействия және модельдегі байланыстар</w:t>
             </w:r>
           </w:p>
         </w:tc>
@@ -6176,10 +5818,9 @@
             </w:r>
             <w:r>
               <w:rPr>
-                <w:rFonts w:ascii="Consolas" w:hAnsi="Consolas"/>
-                <w:sz w:val="20"/>
-              </w:rPr>
-              <w:t>10_brexit_map.png</w:t>
+                <w:sz w:val="20"/>
+              </w:rPr>
+              <w:t>Сатылым саны тым көп</w:t>
             </w:r>
           </w:p>
         </w:tc>
@@ -6200,7 +5841,7 @@
               <w:rPr>
                 <w:sz w:val="20"/>
               </w:rPr>
-              <w:t>Төрт елдің картасы, түстік шкала және tooltip</w:t>
+              <w:t>Purchase жол саны 32 471 ме; Quantity Сумма ба; байланыс кілттері дұрыс па</w:t>
             </w:r>
           </w:p>
         </w:tc>
@@ -6224,10 +5865,9 @@
             </w:r>
             <w:r>
               <w:rPr>
-                <w:rFonts w:ascii="Consolas" w:hAnsi="Consolas"/>
-                <w:sz w:val="20"/>
-              </w:rPr>
-              <w:t>11_district_map.png</w:t>
+                <w:sz w:val="20"/>
+              </w:rPr>
+              <w:t>7556% шығады</w:t>
             </w:r>
           </w:p>
         </w:tc>
@@ -6248,7 +5888,281 @@
               <w:rPr>
                 <w:sz w:val="20"/>
               </w:rPr>
-              <w:t>Қосымша аудандық карта, жасалған болса</w:t>
+              <w:t xml:space="preserve">Формуладағы артық </w:t>
+            </w:r>
+            <w:r>
+              <w:rPr>
+                <w:rFonts w:ascii="Consolas" w:hAnsi="Consolas"/>
+                <w:sz w:val="20"/>
+              </w:rPr>
+              <w:t>* 100</w:t>
+            </w:r>
+            <w:r>
+              <w:rPr>
+                <w:sz w:val="20"/>
+              </w:rPr>
+              <w:t xml:space="preserve"> алып тастап, Процентный пішімін қалдыру</w:t>
+            </w:r>
+          </w:p>
+        </w:tc>
+      </w:tr>
+      <w:tr>
+        <w:trPr>
+          <w:cantSplit/>
+        </w:trPr>
+        <w:tc>
+          <w:tcPr>
+            <w:tcW w:type="dxa" w:w="4847"/>
+          </w:tcPr>
+          <w:p>
+            <w:pPr>
+              <w:spacing w:after="60" w:line="240" w:lineRule="auto"/>
+            </w:pPr>
+            <w:r>
+              <w:rPr>
+                <w:sz w:val="20"/>
+              </w:rPr>
+            </w:r>
+            <w:r>
+              <w:rPr>
+                <w:sz w:val="20"/>
+              </w:rPr>
+              <w:t>PercentLeave құруда қате</w:t>
+            </w:r>
+          </w:p>
+        </w:tc>
+        <w:tc>
+          <w:tcPr>
+            <w:tcW w:type="dxa" w:w="4847"/>
+          </w:tcPr>
+          <w:p>
+            <w:pPr>
+              <w:spacing w:after="60" w:line="240" w:lineRule="auto"/>
+            </w:pPr>
+            <w:r>
+              <w:rPr>
+                <w:sz w:val="20"/>
+              </w:rPr>
+            </w:r>
+            <w:r>
+              <w:rPr>
+                <w:sz w:val="20"/>
+              </w:rPr>
+              <w:t>Создать столбец таңдалды ма; Leave/Valid_Votes сандар ма; кесте Brexit деп аталды ма</w:t>
+            </w:r>
+          </w:p>
+        </w:tc>
+      </w:tr>
+      <w:tr>
+        <w:trPr>
+          <w:cantSplit/>
+        </w:trPr>
+        <w:tc>
+          <w:tcPr>
+            <w:tcW w:type="dxa" w:w="4847"/>
+          </w:tcPr>
+          <w:p>
+            <w:pPr>
+              <w:spacing w:after="60" w:line="240" w:lineRule="auto"/>
+            </w:pPr>
+            <w:r>
+              <w:rPr>
+                <w:sz w:val="20"/>
+              </w:rPr>
+            </w:r>
+            <w:r>
+              <w:rPr>
+                <w:sz w:val="20"/>
+              </w:rPr>
+              <w:t>DAX үтірді қабылдамайды</w:t>
+            </w:r>
+          </w:p>
+        </w:tc>
+        <w:tc>
+          <w:tcPr>
+            <w:tcW w:type="dxa" w:w="4847"/>
+          </w:tcPr>
+          <w:p>
+            <w:pPr>
+              <w:spacing w:after="60" w:line="240" w:lineRule="auto"/>
+            </w:pPr>
+            <w:r>
+              <w:rPr>
+                <w:sz w:val="20"/>
+              </w:rPr>
+            </w:r>
+            <w:r>
+              <w:rPr>
+                <w:sz w:val="20"/>
+              </w:rPr>
+              <w:t xml:space="preserve">Аймақтық баптауда қажет болса, функция аргументтерінің бөлгіш үтірін </w:t>
+            </w:r>
+            <w:r>
+              <w:rPr>
+                <w:rFonts w:ascii="Consolas" w:hAnsi="Consolas"/>
+                <w:sz w:val="20"/>
+              </w:rPr>
+              <w:t>;</w:t>
+            </w:r>
+            <w:r>
+              <w:rPr>
+                <w:sz w:val="20"/>
+              </w:rPr>
+              <w:t xml:space="preserve"> таңбасына ауыстыру; мәтін ішіндегі </w:t>
+            </w:r>
+            <w:r>
+              <w:rPr>
+                <w:rFonts w:ascii="Consolas" w:hAnsi="Consolas"/>
+                <w:sz w:val="20"/>
+              </w:rPr>
+              <w:t>, UK</w:t>
+            </w:r>
+            <w:r>
+              <w:rPr>
+                <w:sz w:val="20"/>
+              </w:rPr>
+              <w:t xml:space="preserve"> үтірін өзгертпеу</w:t>
+            </w:r>
+          </w:p>
+        </w:tc>
+      </w:tr>
+      <w:tr>
+        <w:trPr>
+          <w:cantSplit/>
+        </w:trPr>
+        <w:tc>
+          <w:tcPr>
+            <w:tcW w:type="dxa" w:w="4847"/>
+          </w:tcPr>
+          <w:p>
+            <w:pPr>
+              <w:spacing w:after="60" w:line="240" w:lineRule="auto"/>
+            </w:pPr>
+            <w:r>
+              <w:rPr>
+                <w:sz w:val="20"/>
+              </w:rPr>
+            </w:r>
+            <w:r>
+              <w:rPr>
+                <w:sz w:val="20"/>
+              </w:rPr>
+              <w:t>Әр елде бірдей пайыз</w:t>
+            </w:r>
+          </w:p>
+        </w:tc>
+        <w:tc>
+          <w:tcPr>
+            <w:tcW w:type="dxa" w:w="4847"/>
+          </w:tcPr>
+          <w:p>
+            <w:pPr>
+              <w:spacing w:after="60" w:line="240" w:lineRule="auto"/>
+            </w:pPr>
+            <w:r>
+              <w:rPr>
+                <w:sz w:val="20"/>
+              </w:rPr>
+            </w:r>
+            <w:r>
+              <w:rPr>
+                <w:sz w:val="20"/>
+              </w:rPr>
+              <w:t>Regions → Brexit белсенді 1:* байланысы және өлшемнің сүзгіні сақтауы</w:t>
+            </w:r>
+          </w:p>
+        </w:tc>
+      </w:tr>
+      <w:tr>
+        <w:trPr>
+          <w:cantSplit/>
+        </w:trPr>
+        <w:tc>
+          <w:tcPr>
+            <w:tcW w:type="dxa" w:w="4847"/>
+          </w:tcPr>
+          <w:p>
+            <w:pPr>
+              <w:spacing w:after="60" w:line="240" w:lineRule="auto"/>
+            </w:pPr>
+            <w:r>
+              <w:rPr>
+                <w:sz w:val="20"/>
+              </w:rPr>
+            </w:r>
+            <w:r>
+              <w:rPr>
+                <w:sz w:val="20"/>
+              </w:rPr>
+              <w:t>UK орнына АҚШ картасы шығады</w:t>
+            </w:r>
+          </w:p>
+        </w:tc>
+        <w:tc>
+          <w:tcPr>
+            <w:tcW w:type="dxa" w:w="4847"/>
+          </w:tcPr>
+          <w:p>
+            <w:pPr>
+              <w:spacing w:after="60" w:line="240" w:lineRule="auto"/>
+            </w:pPr>
+            <w:r>
+              <w:rPr>
+                <w:sz w:val="20"/>
+              </w:rPr>
+            </w:r>
+            <w:r>
+              <w:rPr>
+                <w:sz w:val="20"/>
+              </w:rPr>
+              <w:t>Карта фигур пішіні дұрыс таңдалған ба; UK шекара файлы қажет пе</w:t>
+            </w:r>
+          </w:p>
+        </w:tc>
+      </w:tr>
+      <w:tr>
+        <w:trPr>
+          <w:cantSplit/>
+        </w:trPr>
+        <w:tc>
+          <w:tcPr>
+            <w:tcW w:type="dxa" w:w="4847"/>
+          </w:tcPr>
+          <w:p>
+            <w:pPr>
+              <w:spacing w:after="60" w:line="240" w:lineRule="auto"/>
+            </w:pPr>
+            <w:r>
+              <w:rPr>
+                <w:sz w:val="20"/>
+              </w:rPr>
+            </w:r>
+            <w:r>
+              <w:rPr>
+                <w:sz w:val="20"/>
+              </w:rPr>
+              <w:t>Картада тек Первые 10 қалған</w:t>
+            </w:r>
+          </w:p>
+        </w:tc>
+        <w:tc>
+          <w:tcPr>
+            <w:tcW w:type="dxa" w:w="4847"/>
+          </w:tcPr>
+          <w:p>
+            <w:pPr>
+              <w:spacing w:after="60" w:line="240" w:lineRule="auto"/>
+            </w:pPr>
+            <w:r>
+              <w:rPr>
+                <w:sz w:val="20"/>
+              </w:rPr>
+            </w:r>
+            <w:r>
+              <w:rPr>
+                <w:sz w:val="20"/>
+              </w:rPr>
+              <w:t>Бет/есеп сүзгілерін, кестенің картаға әсерін және белсенді таңдауды тазалау</w:t>
             </w:r>
           </w:p>
         </w:tc>
@@ -6264,6 +6178,611 @@
         <w:pStyle w:val="Heading1"/>
       </w:pPr>
       <w:r>
+        <w:t>7. Қандай скриншоттар сақтау керек</w:t>
+      </w:r>
+    </w:p>
+    <w:p>
+      <w:r>
+        <w:t>Суреттерде визуал атауы, өрістер немесе формула және нәтиже оқылатындай болсын. Картаның бос фон бөлігін ғана түсірмеңіз.</w:t>
+      </w:r>
+    </w:p>
+    <w:tbl>
+      <w:tblPr>
+        <w:tblStyle w:val="LightShading-Accent1"/>
+        <w:tblW w:type="auto" w:w="0"/>
+        <w:tblLook w:firstColumn="1" w:firstRow="1" w:lastColumn="0" w:lastRow="0" w:noHBand="0" w:noVBand="1" w:val="04A0"/>
+      </w:tblPr>
+      <w:tblGrid>
+        <w:gridCol w:w="4847"/>
+        <w:gridCol w:w="4847"/>
+      </w:tblGrid>
+      <w:tr>
+        <w:trPr>
+          <w:tblHeader/>
+          <w:cantSplit/>
+        </w:trPr>
+        <w:tc>
+          <w:tcPr>
+            <w:tcW w:type="dxa" w:w="4847"/>
+          </w:tcPr>
+          <w:p>
+            <w:pPr>
+              <w:spacing w:after="60" w:line="240" w:lineRule="auto"/>
+            </w:pPr>
+            <w:r>
+              <w:rPr>
+                <w:sz w:val="20"/>
+              </w:rPr>
+            </w:r>
+            <w:r>
+              <w:rPr>
+                <w:sz w:val="20"/>
+              </w:rPr>
+              <w:t>Файл</w:t>
+            </w:r>
+          </w:p>
+        </w:tc>
+        <w:tc>
+          <w:tcPr>
+            <w:tcW w:type="dxa" w:w="4847"/>
+          </w:tcPr>
+          <w:p>
+            <w:pPr>
+              <w:spacing w:after="60" w:line="240" w:lineRule="auto"/>
+            </w:pPr>
+            <w:r>
+              <w:rPr>
+                <w:sz w:val="20"/>
+              </w:rPr>
+            </w:r>
+            <w:r>
+              <w:rPr>
+                <w:sz w:val="20"/>
+              </w:rPr>
+              <w:t>Көрсетілетін нәтиже</w:t>
+            </w:r>
+          </w:p>
+        </w:tc>
+      </w:tr>
+      <w:tr>
+        <w:trPr>
+          <w:cantSplit/>
+        </w:trPr>
+        <w:tc>
+          <w:tcPr>
+            <w:tcW w:type="dxa" w:w="4847"/>
+          </w:tcPr>
+          <w:p>
+            <w:pPr>
+              <w:spacing w:after="60" w:line="240" w:lineRule="auto"/>
+            </w:pPr>
+            <w:r>
+              <w:rPr>
+                <w:sz w:val="20"/>
+              </w:rPr>
+            </w:r>
+            <w:r>
+              <w:rPr>
+                <w:rFonts w:ascii="Consolas" w:hAnsi="Consolas"/>
+                <w:sz w:val="20"/>
+              </w:rPr>
+              <w:t>01_part1_data.png</w:t>
+            </w:r>
+          </w:p>
+        </w:tc>
+        <w:tc>
+          <w:tcPr>
+            <w:tcW w:type="dxa" w:w="4847"/>
+          </w:tcPr>
+          <w:p>
+            <w:pPr>
+              <w:spacing w:after="60" w:line="240" w:lineRule="auto"/>
+            </w:pPr>
+            <w:r>
+              <w:rPr>
+                <w:sz w:val="20"/>
+              </w:rPr>
+            </w:r>
+            <w:r>
+              <w:rPr>
+                <w:sz w:val="20"/>
+              </w:rPr>
+              <w:t>Purchase, Centre, Town, Region кестелері және үш байланыс</w:t>
+            </w:r>
+          </w:p>
+        </w:tc>
+      </w:tr>
+      <w:tr>
+        <w:trPr>
+          <w:cantSplit/>
+        </w:trPr>
+        <w:tc>
+          <w:tcPr>
+            <w:tcW w:type="dxa" w:w="4847"/>
+          </w:tcPr>
+          <w:p>
+            <w:pPr>
+              <w:spacing w:after="60" w:line="240" w:lineRule="auto"/>
+            </w:pPr>
+            <w:r>
+              <w:rPr>
+                <w:sz w:val="20"/>
+              </w:rPr>
+            </w:r>
+            <w:r>
+              <w:rPr>
+                <w:rFonts w:ascii="Consolas" w:hAnsi="Consolas"/>
+                <w:sz w:val="20"/>
+              </w:rPr>
+              <w:t>02_uk_town.png</w:t>
+            </w:r>
+          </w:p>
+        </w:tc>
+        <w:tc>
+          <w:tcPr>
+            <w:tcW w:type="dxa" w:w="4847"/>
+          </w:tcPr>
+          <w:p>
+            <w:pPr>
+              <w:spacing w:after="60" w:line="240" w:lineRule="auto"/>
+            </w:pPr>
+            <w:r>
+              <w:rPr>
+                <w:sz w:val="20"/>
+              </w:rPr>
+            </w:r>
+            <w:r>
+              <w:rPr>
+                <w:sz w:val="20"/>
+              </w:rPr>
+              <w:t>UK town формуласы және алынған мәндер</w:t>
+            </w:r>
+          </w:p>
+        </w:tc>
+      </w:tr>
+      <w:tr>
+        <w:trPr>
+          <w:cantSplit/>
+        </w:trPr>
+        <w:tc>
+          <w:tcPr>
+            <w:tcW w:type="dxa" w:w="4847"/>
+          </w:tcPr>
+          <w:p>
+            <w:pPr>
+              <w:spacing w:after="60" w:line="240" w:lineRule="auto"/>
+            </w:pPr>
+            <w:r>
+              <w:rPr>
+                <w:sz w:val="20"/>
+              </w:rPr>
+            </w:r>
+            <w:r>
+              <w:rPr>
+                <w:rFonts w:ascii="Consolas" w:hAnsi="Consolas"/>
+                <w:sz w:val="20"/>
+              </w:rPr>
+              <w:t>03_sales_map_all.png</w:t>
+            </w:r>
+          </w:p>
+        </w:tc>
+        <w:tc>
+          <w:tcPr>
+            <w:tcW w:type="dxa" w:w="4847"/>
+          </w:tcPr>
+          <w:p>
+            <w:pPr>
+              <w:spacing w:after="60" w:line="240" w:lineRule="auto"/>
+            </w:pPr>
+            <w:r>
+              <w:rPr>
+                <w:sz w:val="20"/>
+              </w:rPr>
+            </w:r>
+            <w:r>
+              <w:rPr>
+                <w:sz w:val="20"/>
+              </w:rPr>
+              <w:t>Барлық аймақтың түсті картасы</w:t>
+            </w:r>
+          </w:p>
+        </w:tc>
+      </w:tr>
+      <w:tr>
+        <w:trPr>
+          <w:cantSplit/>
+        </w:trPr>
+        <w:tc>
+          <w:tcPr>
+            <w:tcW w:type="dxa" w:w="4847"/>
+          </w:tcPr>
+          <w:p>
+            <w:pPr>
+              <w:spacing w:after="60" w:line="240" w:lineRule="auto"/>
+            </w:pPr>
+            <w:r>
+              <w:rPr>
+                <w:sz w:val="20"/>
+              </w:rPr>
+            </w:r>
+            <w:r>
+              <w:rPr>
+                <w:rFonts w:ascii="Consolas" w:hAnsi="Consolas"/>
+                <w:sz w:val="20"/>
+              </w:rPr>
+              <w:t>04_london_south_east.png</w:t>
+            </w:r>
+          </w:p>
+        </w:tc>
+        <w:tc>
+          <w:tcPr>
+            <w:tcW w:type="dxa" w:w="4847"/>
+          </w:tcPr>
+          <w:p>
+            <w:pPr>
+              <w:spacing w:after="60" w:line="240" w:lineRule="auto"/>
+            </w:pPr>
+            <w:r>
+              <w:rPr>
+                <w:sz w:val="20"/>
+              </w:rPr>
+            </w:r>
+            <w:r>
+              <w:rPr>
+                <w:sz w:val="20"/>
+              </w:rPr>
+              <w:t>London және South East таңдалған срез</w:t>
+            </w:r>
+          </w:p>
+        </w:tc>
+      </w:tr>
+      <w:tr>
+        <w:trPr>
+          <w:cantSplit/>
+        </w:trPr>
+        <w:tc>
+          <w:tcPr>
+            <w:tcW w:type="dxa" w:w="4847"/>
+          </w:tcPr>
+          <w:p>
+            <w:pPr>
+              <w:spacing w:after="60" w:line="240" w:lineRule="auto"/>
+            </w:pPr>
+            <w:r>
+              <w:rPr>
+                <w:sz w:val="20"/>
+              </w:rPr>
+            </w:r>
+            <w:r>
+              <w:rPr>
+                <w:rFonts w:ascii="Consolas" w:hAnsi="Consolas"/>
+                <w:sz w:val="20"/>
+              </w:rPr>
+              <w:t>05_romford_865.png</w:t>
+            </w:r>
+          </w:p>
+        </w:tc>
+        <w:tc>
+          <w:tcPr>
+            <w:tcW w:type="dxa" w:w="4847"/>
+          </w:tcPr>
+          <w:p>
+            <w:pPr>
+              <w:spacing w:after="60" w:line="240" w:lineRule="auto"/>
+            </w:pPr>
+            <w:r>
+              <w:rPr>
+                <w:sz w:val="20"/>
+              </w:rPr>
+            </w:r>
+            <w:r>
+              <w:rPr>
+                <w:sz w:val="20"/>
+              </w:rPr>
+              <w:t>Romford таңдалған карта және 403/343/119 кестесі</w:t>
+            </w:r>
+          </w:p>
+        </w:tc>
+      </w:tr>
+      <w:tr>
+        <w:trPr>
+          <w:cantSplit/>
+        </w:trPr>
+        <w:tc>
+          <w:tcPr>
+            <w:tcW w:type="dxa" w:w="4847"/>
+          </w:tcPr>
+          <w:p>
+            <w:pPr>
+              <w:spacing w:after="60" w:line="240" w:lineRule="auto"/>
+            </w:pPr>
+            <w:r>
+              <w:rPr>
+                <w:sz w:val="20"/>
+              </w:rPr>
+            </w:r>
+            <w:r>
+              <w:rPr>
+                <w:rFonts w:ascii="Consolas" w:hAnsi="Consolas"/>
+                <w:sz w:val="20"/>
+              </w:rPr>
+              <w:t>06_brexit_data.png</w:t>
+            </w:r>
+          </w:p>
+        </w:tc>
+        <w:tc>
+          <w:tcPr>
+            <w:tcW w:type="dxa" w:w="4847"/>
+          </w:tcPr>
+          <w:p>
+            <w:pPr>
+              <w:spacing w:after="60" w:line="240" w:lineRule="auto"/>
+            </w:pPr>
+            <w:r>
+              <w:rPr>
+                <w:sz w:val="20"/>
+              </w:rPr>
+            </w:r>
+            <w:r>
+              <w:rPr>
+                <w:sz w:val="20"/>
+              </w:rPr>
+              <w:t>Ресми дерек бағандары және дереккөз</w:t>
+            </w:r>
+          </w:p>
+        </w:tc>
+      </w:tr>
+      <w:tr>
+        <w:trPr>
+          <w:cantSplit/>
+        </w:trPr>
+        <w:tc>
+          <w:tcPr>
+            <w:tcW w:type="dxa" w:w="4847"/>
+          </w:tcPr>
+          <w:p>
+            <w:pPr>
+              <w:spacing w:after="60" w:line="240" w:lineRule="auto"/>
+            </w:pPr>
+            <w:r>
+              <w:rPr>
+                <w:sz w:val="20"/>
+              </w:rPr>
+            </w:r>
+            <w:r>
+              <w:rPr>
+                <w:rFonts w:ascii="Consolas" w:hAnsi="Consolas"/>
+                <w:sz w:val="20"/>
+              </w:rPr>
+              <w:t>07_percentleave.png</w:t>
+            </w:r>
+          </w:p>
+        </w:tc>
+        <w:tc>
+          <w:tcPr>
+            <w:tcW w:type="dxa" w:w="4847"/>
+          </w:tcPr>
+          <w:p>
+            <w:pPr>
+              <w:spacing w:after="60" w:line="240" w:lineRule="auto"/>
+            </w:pPr>
+            <w:r>
+              <w:rPr>
+                <w:sz w:val="20"/>
+              </w:rPr>
+            </w:r>
+            <w:r>
+              <w:rPr>
+                <w:sz w:val="20"/>
+              </w:rPr>
+              <w:t>PercentLeave формуласы, пайыз пішімі</w:t>
+            </w:r>
+          </w:p>
+        </w:tc>
+      </w:tr>
+      <w:tr>
+        <w:trPr>
+          <w:cantSplit/>
+        </w:trPr>
+        <w:tc>
+          <w:tcPr>
+            <w:tcW w:type="dxa" w:w="4847"/>
+          </w:tcPr>
+          <w:p>
+            <w:pPr>
+              <w:spacing w:after="60" w:line="240" w:lineRule="auto"/>
+            </w:pPr>
+            <w:r>
+              <w:rPr>
+                <w:sz w:val="20"/>
+              </w:rPr>
+            </w:r>
+            <w:r>
+              <w:rPr>
+                <w:rFonts w:ascii="Consolas" w:hAnsi="Consolas"/>
+                <w:sz w:val="20"/>
+              </w:rPr>
+              <w:t>08_top10.png</w:t>
+            </w:r>
+          </w:p>
+        </w:tc>
+        <w:tc>
+          <w:tcPr>
+            <w:tcW w:type="dxa" w:w="4847"/>
+          </w:tcPr>
+          <w:p>
+            <w:pPr>
+              <w:spacing w:after="60" w:line="240" w:lineRule="auto"/>
+            </w:pPr>
+            <w:r>
+              <w:rPr>
+                <w:sz w:val="20"/>
+              </w:rPr>
+            </w:r>
+            <w:r>
+              <w:rPr>
+                <w:sz w:val="20"/>
+              </w:rPr>
+              <w:t>Ең жоғары 10 аудан, Boston 75,56%</w:t>
+            </w:r>
+          </w:p>
+        </w:tc>
+      </w:tr>
+      <w:tr>
+        <w:trPr>
+          <w:cantSplit/>
+        </w:trPr>
+        <w:tc>
+          <w:tcPr>
+            <w:tcW w:type="dxa" w:w="4847"/>
+          </w:tcPr>
+          <w:p>
+            <w:pPr>
+              <w:spacing w:after="60" w:line="240" w:lineRule="auto"/>
+            </w:pPr>
+            <w:r>
+              <w:rPr>
+                <w:sz w:val="20"/>
+              </w:rPr>
+            </w:r>
+            <w:r>
+              <w:rPr>
+                <w:rFonts w:ascii="Consolas" w:hAnsi="Consolas"/>
+                <w:sz w:val="20"/>
+              </w:rPr>
+              <w:t>09_regions_model.png</w:t>
+            </w:r>
+          </w:p>
+        </w:tc>
+        <w:tc>
+          <w:tcPr>
+            <w:tcW w:type="dxa" w:w="4847"/>
+          </w:tcPr>
+          <w:p>
+            <w:pPr>
+              <w:spacing w:after="60" w:line="240" w:lineRule="auto"/>
+            </w:pPr>
+            <w:r>
+              <w:rPr>
+                <w:sz w:val="20"/>
+              </w:rPr>
+            </w:r>
+            <w:r>
+              <w:rPr>
+                <w:sz w:val="20"/>
+              </w:rPr>
+              <w:t>Regions → Brexit байланысы және Country санаты</w:t>
+            </w:r>
+          </w:p>
+        </w:tc>
+      </w:tr>
+      <w:tr>
+        <w:trPr>
+          <w:cantSplit/>
+        </w:trPr>
+        <w:tc>
+          <w:tcPr>
+            <w:tcW w:type="dxa" w:w="4847"/>
+          </w:tcPr>
+          <w:p>
+            <w:pPr>
+              <w:spacing w:after="60" w:line="240" w:lineRule="auto"/>
+            </w:pPr>
+            <w:r>
+              <w:rPr>
+                <w:sz w:val="20"/>
+              </w:rPr>
+            </w:r>
+            <w:r>
+              <w:rPr>
+                <w:rFonts w:ascii="Consolas" w:hAnsi="Consolas"/>
+                <w:sz w:val="20"/>
+              </w:rPr>
+              <w:t>10_brexit_map.png</w:t>
+            </w:r>
+          </w:p>
+        </w:tc>
+        <w:tc>
+          <w:tcPr>
+            <w:tcW w:type="dxa" w:w="4847"/>
+          </w:tcPr>
+          <w:p>
+            <w:pPr>
+              <w:spacing w:after="60" w:line="240" w:lineRule="auto"/>
+            </w:pPr>
+            <w:r>
+              <w:rPr>
+                <w:sz w:val="20"/>
+              </w:rPr>
+            </w:r>
+            <w:r>
+              <w:rPr>
+                <w:sz w:val="20"/>
+              </w:rPr>
+              <w:t>Төрт елдің картасы, түстік шкала және tooltip</w:t>
+            </w:r>
+          </w:p>
+        </w:tc>
+      </w:tr>
+      <w:tr>
+        <w:trPr>
+          <w:cantSplit/>
+        </w:trPr>
+        <w:tc>
+          <w:tcPr>
+            <w:tcW w:type="dxa" w:w="4847"/>
+          </w:tcPr>
+          <w:p>
+            <w:pPr>
+              <w:spacing w:after="60" w:line="240" w:lineRule="auto"/>
+            </w:pPr>
+            <w:r>
+              <w:rPr>
+                <w:sz w:val="20"/>
+              </w:rPr>
+            </w:r>
+            <w:r>
+              <w:rPr>
+                <w:rFonts w:ascii="Consolas" w:hAnsi="Consolas"/>
+                <w:sz w:val="20"/>
+              </w:rPr>
+              <w:t>11_district_map.png</w:t>
+            </w:r>
+          </w:p>
+        </w:tc>
+        <w:tc>
+          <w:tcPr>
+            <w:tcW w:type="dxa" w:w="4847"/>
+          </w:tcPr>
+          <w:p>
+            <w:pPr>
+              <w:spacing w:after="60" w:line="240" w:lineRule="auto"/>
+            </w:pPr>
+            <w:r>
+              <w:rPr>
+                <w:sz w:val="20"/>
+              </w:rPr>
+            </w:r>
+            <w:r>
+              <w:rPr>
+                <w:sz w:val="20"/>
+              </w:rPr>
+              <w:t>Қосымша аудандық карта, жасалған болса</w:t>
+            </w:r>
+          </w:p>
+        </w:tc>
+      </w:tr>
+    </w:tbl>
+    <w:p>
+      <w:pPr>
+        <w:spacing w:after="20"/>
+      </w:pPr>
+    </w:p>
+    <w:p>
+      <w:pPr>
+        <w:pStyle w:val="Heading1"/>
+      </w:pPr>
+      <w:r>
         <w:t>8. Word есебінің ұсынылатын құрылымы</w:t>
       </w:r>
     </w:p>
@@ -6304,7 +6823,7 @@
         <w:ind w:left="227" w:hanging="227"/>
       </w:pPr>
       <w:r>
-        <w:t>5. 2-бөлім: дауыс беру деректері, PercentLeave формуласы, Top 10, Regions байланысы, карта және көрсеткіштің мағынасы.</w:t>
+        <w:t>5. 2-бөлім: дауыс беру деректері, PercentLeave формуласы, Первые 10, Regions байланысы, карта және көрсеткіштің мағынасы.</w:t>
       </w:r>
     </w:p>
     <w:p>
@@ -6346,7 +6865,7 @@
         <w:t>Going to the dogs.pbix</w:t>
       </w:r>
       <w:r>
-        <w:t xml:space="preserve"> ашыңыз. Карта, Legend және TotalQuantity мәнін түсіндіріңіз.</w:t>
+        <w:t xml:space="preserve"> ашыңыз. Карта, Условные обозначения және TotalQuantity мәнін түсіндіріңіз.</w:t>
       </w:r>
     </w:p>
     <w:p>
@@ -6396,7 +6915,7 @@
         <w:ind w:left="227" w:hanging="227"/>
       </w:pPr>
       <w:r>
-        <w:t>6. Top 10 кестесін көрсетіңіз: Boston — шамамен 75,56%.</w:t>
+        <w:t>6. Первые 10 кестесін көрсетіңіз: Boston — шамамен 75,56%.</w:t>
       </w:r>
     </w:p>
     <w:p>
